--- a/week-6/cen429-week-6-ders-notu.docx
+++ b/week-6/cen429-week-6-ders-notu.docx
@@ -2,7 +2,7 @@
 <file path=word/document.xml><?xml version="1.0" encoding="utf-8"?>
 <w:document xmlns:w="http://schemas.openxmlformats.org/wordprocessingml/2006/main" xmlns:m="http://schemas.openxmlformats.org/officeDocument/2006/math" xmlns:r="http://schemas.openxmlformats.org/officeDocument/2006/relationships" xmlns:o="urn:schemas-microsoft-com:office:office" xmlns:v="urn:schemas-microsoft-com:vml" xmlns:w10="urn:schemas-microsoft-com:office:word" xmlns:a="http://schemas.openxmlformats.org/drawingml/2006/main" xmlns:pic="http://schemas.openxmlformats.org/drawingml/2006/picture" xmlns:wp="http://schemas.openxmlformats.org/drawingml/2006/wordprocessingDrawing">
   <w:body>
-    <w:bookmarkStart w:id="135" w:name="Xd46acdb1e1c8a0abbadfb6f63b56ebbbdabc7e7"/>
+    <w:bookmarkStart w:id="143" w:name="Xd46acdb1e1c8a0abbadfb6f63b56ebbbdabc7e7"/>
     <w:p>
       <w:pPr>
         <w:pStyle w:val="Heading1"/>
@@ -73,7 +73,7 @@
               <w:pStyle w:val="Compact"/>
             </w:pPr>
             <w:r>
-              <w:t xml:space="preserve">ÖÇ.3 (kod sağlamlaştırma tekniklerini — RASP dâhil — açıklar ve C/C++, Java için uygular)</w:t>
+              <w:t xml:space="preserve">ÖÇ.3 (kod sağlamlaştırma (hardening) tekniklerini — RASP dâhil — açıklar ve C/C++, Java için uygular)</w:t>
             </w:r>
           </w:p>
         </w:tc>
@@ -129,7 +129,49 @@
               <w:pStyle w:val="Compact"/>
             </w:pPr>
             <w:r>
-              <w:t xml:space="preserve">C’de işaretçi, dizi, dosya; Hafta 1’den bellek düzeni ve güvenli silme; Hafta 3’ten AES-GCM/HMAC/HKDF ve güvenlik kabuğu; Hafta 4’ten yama ve tersine mühendislik kavramları</w:t>
+              <w:t xml:space="preserve">C’de işaretçi, dizi, dosya;</w:t>
+            </w:r>
+            <w:r>
+              <w:t xml:space="preserve"> </w:t>
+            </w:r>
+            <w:hyperlink r:id="rId20">
+              <w:r>
+                <w:rPr>
+                  <w:rStyle w:val="Hyperlink"/>
+                </w:rPr>
+                <w:t xml:space="preserve">Hafta 1</w:t>
+              </w:r>
+            </w:hyperlink>
+            <w:r>
+              <w:t xml:space="preserve">’den bellek düzeni ve güvenli silme;</w:t>
+            </w:r>
+            <w:r>
+              <w:t xml:space="preserve"> </w:t>
+            </w:r>
+            <w:hyperlink r:id="rId21">
+              <w:r>
+                <w:rPr>
+                  <w:rStyle w:val="Hyperlink"/>
+                </w:rPr>
+                <w:t xml:space="preserve">Hafta 3</w:t>
+              </w:r>
+            </w:hyperlink>
+            <w:r>
+              <w:t xml:space="preserve">’ten AES-GCM/HMAC/HKDF ve güvenlik kabuğu;</w:t>
+            </w:r>
+            <w:r>
+              <w:t xml:space="preserve"> </w:t>
+            </w:r>
+            <w:hyperlink r:id="rId22">
+              <w:r>
+                <w:rPr>
+                  <w:rStyle w:val="Hyperlink"/>
+                </w:rPr>
+                <w:t xml:space="preserve">Hafta 4</w:t>
+              </w:r>
+            </w:hyperlink>
+            <w:r>
+              <w:t xml:space="preserve">’ten yama ve tersine mühendislik kavramları</w:t>
             </w:r>
           </w:p>
         </w:tc>
@@ -156,7 +198,7 @@
             <w:pPr>
               <w:pStyle w:val="Compact"/>
             </w:pPr>
-            <w:hyperlink r:id="rId20">
+            <w:hyperlink r:id="rId23">
               <w:r>
                 <w:rPr>
                   <w:rStyle w:val="VerbatimChar"/>
@@ -1665,7 +1707,7 @@
       <w:r>
         <w:t xml:space="preserve"> </w:t>
       </w:r>
-      <w:hyperlink r:id="rId21">
+      <w:hyperlink r:id="rId24">
         <w:r>
           <w:rPr>
             <w:rStyle w:val="VerbatimChar"/>
@@ -1860,13 +1902,13 @@
         </w:pict>
       </w:r>
     </w:p>
-    <w:bookmarkStart w:id="37" w:name="temel-kavramlar-sıfırdan"/>
+    <w:bookmarkStart w:id="33" w:name="başlamadan-önce"/>
     <w:p>
       <w:pPr>
         <w:pStyle w:val="Heading2"/>
       </w:pPr>
       <w:r>
-        <w:t xml:space="preserve">0. Temel kavramlar (sıfırdan)</w:t>
+        <w:t xml:space="preserve">0. Başlamadan önce</w:t>
       </w:r>
     </w:p>
     <w:p>
@@ -1874,29 +1916,22 @@
         <w:pStyle w:val="FirstParagraph"/>
       </w:pPr>
       <w:r>
-        <w:t xml:space="preserve">Bu bölüm</w:t>
-      </w:r>
-      <w:r>
-        <w:t xml:space="preserve"> </w:t>
-      </w:r>
-      <w:r>
-        <w:rPr>
-          <w:b/>
-          <w:bCs/>
-        </w:rPr>
-        <w:t xml:space="preserve">hiçbir ön bilgi varsaymaz</w:t>
-      </w:r>
-      <w:r>
-        <w:t xml:space="preserve">. Haftanın geri kalanında kullanacağımız terimleri sıfırdan tanımlıyoruz. Bir terimi bilmiyorsanız önce burayı okuyun; sonraki bölümler bunların üzerine kurulur.</w:t>
-      </w:r>
-    </w:p>
-    <w:bookmarkStart w:id="22" w:name="çalışma-anı-runtime-nedir"/>
+        <w:t xml:space="preserve">Bu bölüm haftaya hazırlık içindir. Önce bu haftanın dayandığı önceki konuları kısaca hatırlatır; sonra bu haftanın</w:t>
+      </w:r>
+      <w:r>
+        <w:t xml:space="preserve"> </w:t>
+      </w:r>
+      <w:r>
+        <w:t xml:space="preserve">kavramlarını birer cümleyle tanımlayıp her birini ayrıntılı anlatıldığı bölüme bağlar.</w:t>
+      </w:r>
+    </w:p>
+    <w:bookmarkStart w:id="30" w:name="önceki-haftalardan-gelenler"/>
     <w:p>
       <w:pPr>
         <w:pStyle w:val="Heading3"/>
       </w:pPr>
       <w:r>
-        <w:t xml:space="preserve">Çalışma anı (runtime) nedir?</w:t>
+        <w:t xml:space="preserve">Önceki haftalardan gelenler</w:t>
       </w:r>
     </w:p>
     <w:p>
@@ -1912,29 +1947,84 @@
           <w:b/>
           <w:bCs/>
         </w:rPr>
-        <w:t xml:space="preserve">Çalışma anı:</w:t>
-      </w:r>
-      <w:r>
-        <w:t xml:space="preserve"> </w:t>
-      </w:r>
-      <w:r>
-        <w:t xml:space="preserve">programın</w:t>
-      </w:r>
-      <w:r>
-        <w:t xml:space="preserve"> </w:t>
-      </w:r>
-      <w:r>
-        <w:rPr>
-          <w:b/>
-          <w:bCs/>
-        </w:rPr>
-        <w:t xml:space="preserve">çalıştığı</w:t>
-      </w:r>
-      <w:r>
-        <w:t xml:space="preserve"> </w:t>
-      </w:r>
-      <w:r>
-        <w:t xml:space="preserve">an (derleme değil).</w:t>
+        <w:t xml:space="preserve">Beyaz kutu saldırgan modeli</w:t>
+      </w:r>
+      <w:r>
+        <w:t xml:space="preserve"> </w:t>
+      </w:r>
+      <w:r>
+        <w:t xml:space="preserve">— cihazın sahibi olan kullanıcının aynı zamanda potansiyel saldırgan olduğu;</w:t>
+      </w:r>
+      <w:r>
+        <w:t xml:space="preserve"> </w:t>
+      </w:r>
+      <w:r>
+        <w:t xml:space="preserve">belleği okuyup hata ayıklayıcı bağlayabildiği ve kodu değiştirebildiği model</w:t>
+      </w:r>
+      <w:r>
+        <w:t xml:space="preserve"> </w:t>
+      </w:r>
+      <w:r>
+        <w:t xml:space="preserve">(</w:t>
+      </w:r>
+      <w:hyperlink r:id="rId25">
+        <w:r>
+          <w:rPr>
+            <w:rStyle w:val="Hyperlink"/>
+          </w:rPr>
+          <w:t xml:space="preserve">Hafta 1, §3</w:t>
+        </w:r>
+      </w:hyperlink>
+      <w:r>
+        <w:t xml:space="preserve">;</w:t>
+      </w:r>
+      <w:r>
+        <w:t xml:space="preserve"> </w:t>
+      </w:r>
+      <w:r>
+        <w:t xml:space="preserve">“beyaz kutu saldırganın altı yolu”</w:t>
+      </w:r>
+      <w:r>
+        <w:t xml:space="preserve"> </w:t>
+      </w:r>
+      <w:r>
+        <w:t xml:space="preserve">tablosuna da bakınız:</w:t>
+      </w:r>
+      <w:r>
+        <w:t xml:space="preserve"> </w:t>
+      </w:r>
+      <w:hyperlink r:id="rId26">
+        <w:r>
+          <w:rPr>
+            <w:rStyle w:val="Hyperlink"/>
+          </w:rPr>
+          <w:t xml:space="preserve">Hafta 1, §5</w:t>
+        </w:r>
+      </w:hyperlink>
+      <w:r>
+        <w:t xml:space="preserve">). Bu hafta bu</w:t>
+      </w:r>
+      <w:r>
+        <w:t xml:space="preserve"> </w:t>
+      </w:r>
+      <w:r>
+        <w:t xml:space="preserve">modeli</w:t>
+      </w:r>
+      <w:r>
+        <w:t xml:space="preserve"> </w:t>
+      </w:r>
+      <w:r>
+        <w:rPr>
+          <w:b/>
+          <w:bCs/>
+        </w:rPr>
+        <w:t xml:space="preserve">MATE</w:t>
+      </w:r>
+      <w:r>
+        <w:t xml:space="preserve"> </w:t>
+      </w:r>
+      <w:r>
+        <w:t xml:space="preserve">adıyla RASP’in tek saldırgan modeli yapıyoruz (§1.1).</w:t>
       </w:r>
     </w:p>
     <w:p>
@@ -1946,33 +2036,46 @@
         </w:numPr>
       </w:pPr>
       <w:r>
-        <w:t xml:space="preserve">RASP korumaları burada devreye girer: program kendini</w:t>
-      </w:r>
-      <w:r>
-        <w:t xml:space="preserve"> </w:t>
-      </w:r>
-      <w:r>
-        <w:rPr>
-          <w:b/>
-          <w:bCs/>
-        </w:rPr>
-        <w:t xml:space="preserve">çalışırken</w:t>
-      </w:r>
-      <w:r>
-        <w:t xml:space="preserve"> </w:t>
-      </w:r>
-      <w:r>
-        <w:t xml:space="preserve">izler.</w:t>
-      </w:r>
-    </w:p>
-    <w:bookmarkEnd w:id="22"/>
-    <w:bookmarkStart w:id="23" w:name="rasp-nedir"/>
-    <w:p>
-      <w:pPr>
-        <w:pStyle w:val="Heading3"/>
-      </w:pPr>
-      <w:r>
-        <w:t xml:space="preserve">RASP nedir?</w:t>
+        <w:rPr>
+          <w:b/>
+          <w:bCs/>
+        </w:rPr>
+        <w:t xml:space="preserve">Özet, MAC ve HMAC</w:t>
+      </w:r>
+      <w:r>
+        <w:t xml:space="preserve"> </w:t>
+      </w:r>
+      <w:r>
+        <w:t xml:space="preserve">— özet bir veriden hesaplanan sabit boyutlu, tek yönlü bir parmak izidir; MAC/HMAC ise</w:t>
+      </w:r>
+      <w:r>
+        <w:t xml:space="preserve"> </w:t>
+      </w:r>
+      <w:r>
+        <w:t xml:space="preserve">paylaşılan bir gizli anahtarla mesajın değişmediğini kanıtlar</w:t>
+      </w:r>
+      <w:r>
+        <w:t xml:space="preserve"> </w:t>
+      </w:r>
+      <w:r>
+        <w:t xml:space="preserve">(</w:t>
+      </w:r>
+      <w:hyperlink r:id="rId27">
+        <w:r>
+          <w:rPr>
+            <w:rStyle w:val="Hyperlink"/>
+          </w:rPr>
+          <w:t xml:space="preserve">Hafta 3, §2.4</w:t>
+        </w:r>
+      </w:hyperlink>
+      <w:r>
+        <w:t xml:space="preserve">). Bu hafta HMAC-SHA-256’yı</w:t>
+      </w:r>
+      <w:r>
+        <w:t xml:space="preserve"> </w:t>
+      </w:r>
+      <w:r>
+        <w:t xml:space="preserve">uygulamanın kendi kodunu doğrulamak (§3) ve bir kontrol akışı zinciri kurmak (§9) için kullanıyoruz.</w:t>
       </w:r>
     </w:p>
     <w:p>
@@ -1980,7 +2083,7 @@
         <w:pStyle w:val="Compact"/>
         <w:numPr>
           <w:ilvl w:val="0"/>
-          <w:numId w:val="1003"/>
+          <w:numId w:val="1002"/>
         </w:numPr>
       </w:pPr>
       <w:r>
@@ -1988,13 +2091,58 @@
           <w:b/>
           <w:bCs/>
         </w:rPr>
-        <w:t xml:space="preserve">RASP (Runtime Application Self-Protection):</w:t>
-      </w:r>
-      <w:r>
-        <w:t xml:space="preserve"> </w:t>
-      </w:r>
-      <w:r>
-        <w:t xml:space="preserve">uygulamanın çalışırken kendini koruması.</w:t>
+        <w:t xml:space="preserve">Ana sırdan anahtar türetme (HKDF)</w:t>
+      </w:r>
+      <w:r>
+        <w:t xml:space="preserve"> </w:t>
+      </w:r>
+      <w:r>
+        <w:t xml:space="preserve">— RFC 5869 HKDF, bir ana sırdan Extract ve Expand adımlarıyla yeni</w:t>
+      </w:r>
+      <w:r>
+        <w:t xml:space="preserve"> </w:t>
+      </w:r>
+      <w:r>
+        <w:t xml:space="preserve">anahtarlar türeten fonksiyondur</w:t>
+      </w:r>
+      <w:r>
+        <w:t xml:space="preserve"> </w:t>
+      </w:r>
+      <w:r>
+        <w:t xml:space="preserve">(</w:t>
+      </w:r>
+      <w:hyperlink r:id="rId28">
+        <w:r>
+          <w:rPr>
+            <w:rStyle w:val="Hyperlink"/>
+          </w:rPr>
+          <w:t xml:space="preserve">Hafta 3, §7</w:t>
+        </w:r>
+      </w:hyperlink>
+      <w:r>
+        <w:t xml:space="preserve">).</w:t>
+      </w:r>
+      <w:r>
+        <w:t xml:space="preserve"> </w:t>
+      </w:r>
+      <w:r>
+        <w:t xml:space="preserve">Bu hafta aynı iki adımı, bir ana sır yerine bir</w:t>
+      </w:r>
+      <w:r>
+        <w:t xml:space="preserve"> </w:t>
+      </w:r>
+      <w:r>
+        <w:rPr>
+          <w:b/>
+          <w:bCs/>
+        </w:rPr>
+        <w:t xml:space="preserve">cihaz parmak izinden</w:t>
+      </w:r>
+      <w:r>
+        <w:t xml:space="preserve"> </w:t>
+      </w:r>
+      <w:r>
+        <w:t xml:space="preserve">anahtar türetmek için elle izliyoruz (§10.1).</w:t>
       </w:r>
     </w:p>
     <w:p>
@@ -2002,1006 +2150,54 @@
         <w:pStyle w:val="Compact"/>
         <w:numPr>
           <w:ilvl w:val="0"/>
-          <w:numId w:val="1003"/>
+          <w:numId w:val="1002"/>
         </w:numPr>
       </w:pPr>
       <w:r>
-        <w:t xml:space="preserve">Kurcalama, hata ayıklama, sahte ortam gibi tehditleri</w:t>
-      </w:r>
-      <w:r>
-        <w:t xml:space="preserve"> </w:t>
-      </w:r>
-      <w:r>
-        <w:rPr>
-          <w:b/>
-          <w:bCs/>
-        </w:rPr>
-        <w:t xml:space="preserve">algılar</w:t>
-      </w:r>
-      <w:r>
-        <w:t xml:space="preserve"> </w:t>
-      </w:r>
-      <w:r>
-        <w:t xml:space="preserve">ve</w:t>
-      </w:r>
-      <w:r>
-        <w:t xml:space="preserve"> </w:t>
-      </w:r>
-      <w:r>
-        <w:rPr>
-          <w:b/>
-          <w:bCs/>
-        </w:rPr>
-        <w:t xml:space="preserve">tepki</w:t>
-      </w:r>
-      <w:r>
-        <w:t xml:space="preserve"> </w:t>
-      </w:r>
-      <w:r>
-        <w:t xml:space="preserve">verir.</w:t>
-      </w:r>
-    </w:p>
-    <w:bookmarkEnd w:id="23"/>
-    <w:bookmarkStart w:id="24" w:name="hata-ayıklayıcı-debugger"/>
+        <w:rPr>
+          <w:b/>
+          <w:bCs/>
+        </w:rPr>
+        <w:t xml:space="preserve">Cihaz bağlama</w:t>
+      </w:r>
+      <w:r>
+        <w:t xml:space="preserve"> </w:t>
+      </w:r>
+      <w:r>
+        <w:t xml:space="preserve">— bir sırrın yalnızca belirli bir cihazda anlamlı olması, güvenlik kabuğunun en iç katmanıdır</w:t>
+      </w:r>
+      <w:r>
+        <w:t xml:space="preserve"> </w:t>
+      </w:r>
+      <w:r>
+        <w:t xml:space="preserve">(</w:t>
+      </w:r>
+      <w:hyperlink r:id="rId29">
+        <w:r>
+          <w:rPr>
+            <w:rStyle w:val="Hyperlink"/>
+          </w:rPr>
+          <w:t xml:space="preserve">Hafta 3, §13.1</w:t>
+        </w:r>
+      </w:hyperlink>
+      <w:r>
+        <w:t xml:space="preserve">). Bu hafta bu katmanı bir RASP tepki</w:t>
+      </w:r>
+      <w:r>
+        <w:t xml:space="preserve"> </w:t>
+      </w:r>
+      <w:r>
+        <w:t xml:space="preserve">politikasının parçası yapıyoruz (§10).</w:t>
+      </w:r>
+    </w:p>
+    <w:bookmarkEnd w:id="30"/>
+    <w:bookmarkStart w:id="31" w:name="bu-haftanın-kavram-haritası"/>
     <w:p>
       <w:pPr>
         <w:pStyle w:val="Heading3"/>
       </w:pPr>
       <w:r>
-        <w:t xml:space="preserve">Hata ayıklayıcı (debugger)</w:t>
-      </w:r>
-    </w:p>
-    <w:p>
-      <w:pPr>
-        <w:pStyle w:val="Compact"/>
-        <w:numPr>
-          <w:ilvl w:val="0"/>
-          <w:numId w:val="1004"/>
-        </w:numPr>
-      </w:pPr>
-      <w:r>
-        <w:rPr>
-          <w:b/>
-          <w:bCs/>
-        </w:rPr>
-        <w:t xml:space="preserve">Debugger:</w:t>
-      </w:r>
-      <w:r>
-        <w:t xml:space="preserve"> </w:t>
-      </w:r>
-      <w:r>
-        <w:t xml:space="preserve">programı adım adım çalıştırıp durduran, belleği okuyan araç (gdb, lldb).</w:t>
-      </w:r>
-    </w:p>
-    <w:p>
-      <w:pPr>
-        <w:pStyle w:val="Compact"/>
-        <w:numPr>
-          <w:ilvl w:val="0"/>
-          <w:numId w:val="1004"/>
-        </w:numPr>
-      </w:pPr>
-      <w:r>
-        <w:t xml:space="preserve">Saldırgan bununla akışı izler, değer değiştirir.</w:t>
-      </w:r>
-    </w:p>
-    <w:p>
-      <w:pPr>
-        <w:pStyle w:val="Compact"/>
-        <w:numPr>
-          <w:ilvl w:val="0"/>
-          <w:numId w:val="1004"/>
-        </w:numPr>
-      </w:pPr>
-      <w:r>
-        <w:t xml:space="preserve">RASP</w:t>
-      </w:r>
-      <w:r>
-        <w:t xml:space="preserve"> </w:t>
-      </w:r>
-      <w:r>
-        <w:t xml:space="preserve">“bana debugger bağlı mı?”</w:t>
-      </w:r>
-      <w:r>
-        <w:t xml:space="preserve"> </w:t>
-      </w:r>
-      <w:r>
-        <w:t xml:space="preserve">diye bakar.</w:t>
-      </w:r>
-    </w:p>
-    <w:bookmarkEnd w:id="24"/>
-    <w:bookmarkStart w:id="25" w:name="emülatör-ve-sanal-makine"/>
-    <w:p>
-      <w:pPr>
-        <w:pStyle w:val="Heading3"/>
-      </w:pPr>
-      <w:r>
-        <w:t xml:space="preserve">Emülatör ve sanal makine</w:t>
-      </w:r>
-    </w:p>
-    <w:p>
-      <w:pPr>
-        <w:pStyle w:val="Compact"/>
-        <w:numPr>
-          <w:ilvl w:val="0"/>
-          <w:numId w:val="1005"/>
-        </w:numPr>
-      </w:pPr>
-      <w:r>
-        <w:rPr>
-          <w:b/>
-          <w:bCs/>
-        </w:rPr>
-        <w:t xml:space="preserve">Emülatör/VM:</w:t>
-      </w:r>
-      <w:r>
-        <w:t xml:space="preserve"> </w:t>
-      </w:r>
-      <w:r>
-        <w:t xml:space="preserve">bir cihazı</w:t>
-      </w:r>
-      <w:r>
-        <w:t xml:space="preserve"> </w:t>
-      </w:r>
-      <w:r>
-        <w:rPr>
-          <w:b/>
-          <w:bCs/>
-        </w:rPr>
-        <w:t xml:space="preserve">taklit eden</w:t>
-      </w:r>
-      <w:r>
-        <w:t xml:space="preserve"> </w:t>
-      </w:r>
-      <w:r>
-        <w:t xml:space="preserve">yazılım ortamı (Android emülatör, QEMU).</w:t>
-      </w:r>
-    </w:p>
-    <w:p>
-      <w:pPr>
-        <w:pStyle w:val="Compact"/>
-        <w:numPr>
-          <w:ilvl w:val="0"/>
-          <w:numId w:val="1005"/>
-        </w:numPr>
-      </w:pPr>
-      <w:r>
-        <w:t xml:space="preserve">Saldırgan analizini gerçek cihaz yerine burada yapar (daha kolay).</w:t>
-      </w:r>
-    </w:p>
-    <w:p>
-      <w:pPr>
-        <w:pStyle w:val="Compact"/>
-        <w:numPr>
-          <w:ilvl w:val="0"/>
-          <w:numId w:val="1005"/>
-        </w:numPr>
-      </w:pPr>
-      <w:r>
-        <w:t xml:space="preserve">RASP sahte ortamı sezmeye çalışır.</w:t>
-      </w:r>
-    </w:p>
-    <w:bookmarkEnd w:id="25"/>
-    <w:bookmarkStart w:id="26" w:name="kanca-hook-ve-enstrümantasyon"/>
-    <w:p>
-      <w:pPr>
-        <w:pStyle w:val="Heading3"/>
-      </w:pPr>
-      <w:r>
-        <w:t xml:space="preserve">Kanca (hook) ve enstrümantasyon</w:t>
-      </w:r>
-    </w:p>
-    <w:p>
-      <w:pPr>
-        <w:pStyle w:val="Compact"/>
-        <w:numPr>
-          <w:ilvl w:val="0"/>
-          <w:numId w:val="1006"/>
-        </w:numPr>
-      </w:pPr>
-      <w:r>
-        <w:rPr>
-          <w:b/>
-          <w:bCs/>
-        </w:rPr>
-        <w:t xml:space="preserve">Kanca (hook):</w:t>
-      </w:r>
-      <w:r>
-        <w:t xml:space="preserve"> </w:t>
-      </w:r>
-      <w:r>
-        <w:t xml:space="preserve">bir fonksiyonun çağrısını</w:t>
-      </w:r>
-      <w:r>
-        <w:t xml:space="preserve"> </w:t>
-      </w:r>
-      <w:r>
-        <w:rPr>
-          <w:b/>
-          <w:bCs/>
-        </w:rPr>
-        <w:t xml:space="preserve">araya girip</w:t>
-      </w:r>
-      <w:r>
-        <w:t xml:space="preserve"> </w:t>
-      </w:r>
-      <w:r>
-        <w:t xml:space="preserve">değiştirme.</w:t>
-      </w:r>
-    </w:p>
-    <w:p>
-      <w:pPr>
-        <w:pStyle w:val="Compact"/>
-        <w:numPr>
-          <w:ilvl w:val="0"/>
-          <w:numId w:val="1006"/>
-        </w:numPr>
-      </w:pPr>
-      <w:r>
-        <w:rPr>
-          <w:b/>
-          <w:bCs/>
-        </w:rPr>
-        <w:t xml:space="preserve">Enstrümantasyon:</w:t>
-      </w:r>
-      <w:r>
-        <w:t xml:space="preserve"> </w:t>
-      </w:r>
-      <w:r>
-        <w:t xml:space="preserve">çalışan programa kod enjekte edip davranışını izleme/değiştirme.</w:t>
-      </w:r>
-    </w:p>
-    <w:p>
-      <w:pPr>
-        <w:pStyle w:val="Compact"/>
-        <w:numPr>
-          <w:ilvl w:val="0"/>
-          <w:numId w:val="1006"/>
-        </w:numPr>
-      </w:pPr>
-      <w:r>
-        <w:t xml:space="preserve">Araç:</w:t>
-      </w:r>
-      <w:r>
-        <w:t xml:space="preserve"> </w:t>
-      </w:r>
-      <w:r>
-        <w:rPr>
-          <w:b/>
-          <w:bCs/>
-        </w:rPr>
-        <w:t xml:space="preserve">Frida</w:t>
-      </w:r>
-      <w:r>
-        <w:t xml:space="preserve"> </w:t>
-      </w:r>
-      <w:r>
-        <w:t xml:space="preserve">(çok yaygın dinamik enstrümantasyon aracı).</w:t>
-      </w:r>
-    </w:p>
-    <w:bookmarkEnd w:id="26"/>
-    <w:bookmarkStart w:id="27" w:name="ld_preload"/>
-    <w:p>
-      <w:pPr>
-        <w:pStyle w:val="Heading3"/>
-      </w:pPr>
-      <w:r>
-        <w:t xml:space="preserve">LD_PRELOAD</w:t>
-      </w:r>
-    </w:p>
-    <w:p>
-      <w:pPr>
-        <w:pStyle w:val="Compact"/>
-        <w:numPr>
-          <w:ilvl w:val="0"/>
-          <w:numId w:val="1007"/>
-        </w:numPr>
-      </w:pPr>
-      <w:r>
-        <w:rPr>
-          <w:b/>
-          <w:bCs/>
-        </w:rPr>
-        <w:t xml:space="preserve">LD_PRELOAD:</w:t>
-      </w:r>
-      <w:r>
-        <w:t xml:space="preserve"> </w:t>
-      </w:r>
-      <w:r>
-        <w:t xml:space="preserve">Linux’ta bir kütüphaneyi programdan</w:t>
-      </w:r>
-      <w:r>
-        <w:t xml:space="preserve"> </w:t>
-      </w:r>
-      <w:r>
-        <w:rPr>
-          <w:b/>
-          <w:bCs/>
-        </w:rPr>
-        <w:t xml:space="preserve">önce</w:t>
-      </w:r>
-      <w:r>
-        <w:t xml:space="preserve"> </w:t>
-      </w:r>
-      <w:r>
-        <w:t xml:space="preserve">yükletip fonksiyonları değiştirme yolu.</w:t>
-      </w:r>
-    </w:p>
-    <w:p>
-      <w:pPr>
-        <w:pStyle w:val="Compact"/>
-        <w:numPr>
-          <w:ilvl w:val="0"/>
-          <w:numId w:val="1007"/>
-        </w:numPr>
-      </w:pPr>
-      <w:r>
-        <w:t xml:space="preserve">Saldırgan bununla kritik fonksiyonları</w:t>
-      </w:r>
-      <w:r>
-        <w:t xml:space="preserve"> </w:t>
-      </w:r>
-      <w:r>
-        <w:rPr>
-          <w:b/>
-          <w:bCs/>
-        </w:rPr>
-        <w:t xml:space="preserve">kancalayabilir</w:t>
-      </w:r>
-      <w:r>
-        <w:t xml:space="preserve">.</w:t>
-      </w:r>
-    </w:p>
-    <w:p>
-      <w:pPr>
-        <w:pStyle w:val="Compact"/>
-        <w:numPr>
-          <w:ilvl w:val="0"/>
-          <w:numId w:val="1007"/>
-        </w:numPr>
-      </w:pPr>
-      <w:r>
-        <w:t xml:space="preserve">RASP bunu tespit etmeye çalışır.</w:t>
-      </w:r>
-    </w:p>
-    <w:bookmarkEnd w:id="27"/>
-    <w:bookmarkStart w:id="28" w:name="bütünlük-ve-self-hashing"/>
-    <w:p>
-      <w:pPr>
-        <w:pStyle w:val="Heading3"/>
-      </w:pPr>
-      <w:r>
-        <w:t xml:space="preserve">Bütünlük ve self-hashing</w:t>
-      </w:r>
-    </w:p>
-    <w:p>
-      <w:pPr>
-        <w:pStyle w:val="Compact"/>
-        <w:numPr>
-          <w:ilvl w:val="0"/>
-          <w:numId w:val="1008"/>
-        </w:numPr>
-      </w:pPr>
-      <w:r>
-        <w:rPr>
-          <w:b/>
-          <w:bCs/>
-        </w:rPr>
-        <w:t xml:space="preserve">Bütünlük (integrity):</w:t>
-      </w:r>
-      <w:r>
-        <w:t xml:space="preserve"> </w:t>
-      </w:r>
-      <w:r>
-        <w:t xml:space="preserve">kodun/dosyanın</w:t>
-      </w:r>
-      <w:r>
-        <w:t xml:space="preserve"> </w:t>
-      </w:r>
-      <w:r>
-        <w:rPr>
-          <w:b/>
-          <w:bCs/>
-        </w:rPr>
-        <w:t xml:space="preserve">değişmemiş</w:t>
-      </w:r>
-      <w:r>
-        <w:t xml:space="preserve"> </w:t>
-      </w:r>
-      <w:r>
-        <w:t xml:space="preserve">olması.</w:t>
-      </w:r>
-    </w:p>
-    <w:p>
-      <w:pPr>
-        <w:pStyle w:val="Compact"/>
-        <w:numPr>
-          <w:ilvl w:val="0"/>
-          <w:numId w:val="1008"/>
-        </w:numPr>
-      </w:pPr>
-      <w:r>
-        <w:rPr>
-          <w:b/>
-          <w:bCs/>
-        </w:rPr>
-        <w:t xml:space="preserve">Self-hashing:</w:t>
-      </w:r>
-      <w:r>
-        <w:t xml:space="preserve"> </w:t>
-      </w:r>
-      <w:r>
-        <w:t xml:space="preserve">programın</w:t>
-      </w:r>
-      <w:r>
-        <w:t xml:space="preserve"> </w:t>
-      </w:r>
-      <w:r>
-        <w:rPr>
-          <w:b/>
-          <w:bCs/>
-        </w:rPr>
-        <w:t xml:space="preserve">kendi kodunun</w:t>
-      </w:r>
-      <w:r>
-        <w:t xml:space="preserve"> </w:t>
-      </w:r>
-      <w:r>
-        <w:t xml:space="preserve">özetini hesaplayıp beklenenle karşılaştırması.</w:t>
-      </w:r>
-    </w:p>
-    <w:p>
-      <w:pPr>
-        <w:pStyle w:val="Compact"/>
-        <w:numPr>
-          <w:ilvl w:val="0"/>
-          <w:numId w:val="1008"/>
-        </w:numPr>
-      </w:pPr>
-      <w:r>
-        <w:t xml:space="preserve">Kurcalanmışsa özet tutmaz.</w:t>
-      </w:r>
-    </w:p>
-    <w:bookmarkEnd w:id="28"/>
-    <w:bookmarkStart w:id="29" w:name="özet-checksumhash"/>
-    <w:p>
-      <w:pPr>
-        <w:pStyle w:val="Heading3"/>
-      </w:pPr>
-      <w:r>
-        <w:t xml:space="preserve">Özet (checksum/hash)</w:t>
-      </w:r>
-    </w:p>
-    <w:p>
-      <w:pPr>
-        <w:pStyle w:val="Compact"/>
-        <w:numPr>
-          <w:ilvl w:val="0"/>
-          <w:numId w:val="1009"/>
-        </w:numPr>
-      </w:pPr>
-      <w:r>
-        <w:rPr>
-          <w:b/>
-          <w:bCs/>
-        </w:rPr>
-        <w:t xml:space="preserve">Özet:</w:t>
-      </w:r>
-      <w:r>
-        <w:t xml:space="preserve"> </w:t>
-      </w:r>
-      <w:r>
-        <w:t xml:space="preserve">bir veriden hesaplanan sabit boyutlu</w:t>
-      </w:r>
-      <w:r>
-        <w:t xml:space="preserve"> </w:t>
-      </w:r>
-      <w:r>
-        <w:rPr>
-          <w:b/>
-          <w:bCs/>
-        </w:rPr>
-        <w:t xml:space="preserve">parmak izi</w:t>
-      </w:r>
-      <w:r>
-        <w:t xml:space="preserve"> </w:t>
-      </w:r>
-      <w:r>
-        <w:t xml:space="preserve">(SHA-256).</w:t>
-      </w:r>
-    </w:p>
-    <w:p>
-      <w:pPr>
-        <w:pStyle w:val="Compact"/>
-        <w:numPr>
-          <w:ilvl w:val="0"/>
-          <w:numId w:val="1009"/>
-        </w:numPr>
-      </w:pPr>
-      <w:r>
-        <w:t xml:space="preserve">Veri değişirse özet değişir.</w:t>
-      </w:r>
-    </w:p>
-    <w:p>
-      <w:pPr>
-        <w:pStyle w:val="Compact"/>
-        <w:numPr>
-          <w:ilvl w:val="0"/>
-          <w:numId w:val="1009"/>
-        </w:numPr>
-      </w:pPr>
-      <w:r>
-        <w:t xml:space="preserve">Bütünlük denetiminin temeli.</w:t>
-      </w:r>
-    </w:p>
-    <w:bookmarkEnd w:id="29"/>
-    <w:bookmarkStart w:id="30" w:name="kök-root-jailbreak"/>
-    <w:p>
-      <w:pPr>
-        <w:pStyle w:val="Heading3"/>
-      </w:pPr>
-      <w:r>
-        <w:t xml:space="preserve">Kök (root) / jailbreak</w:t>
-      </w:r>
-    </w:p>
-    <w:p>
-      <w:pPr>
-        <w:pStyle w:val="Compact"/>
-        <w:numPr>
-          <w:ilvl w:val="0"/>
-          <w:numId w:val="1010"/>
-        </w:numPr>
-      </w:pPr>
-      <w:r>
-        <w:rPr>
-          <w:b/>
-          <w:bCs/>
-        </w:rPr>
-        <w:t xml:space="preserve">Kök (root):</w:t>
-      </w:r>
-      <w:r>
-        <w:t xml:space="preserve"> </w:t>
-      </w:r>
-      <w:r>
-        <w:t xml:space="preserve">cihaz üzerinde tam yetki (normalde kısıtlı).</w:t>
-      </w:r>
-    </w:p>
-    <w:p>
-      <w:pPr>
-        <w:pStyle w:val="Compact"/>
-        <w:numPr>
-          <w:ilvl w:val="0"/>
-          <w:numId w:val="1010"/>
-        </w:numPr>
-      </w:pPr>
-      <w:r>
-        <w:t xml:space="preserve">Köklü cihazda korumalar zayıflar; saldırgan her şeye erişir.</w:t>
-      </w:r>
-    </w:p>
-    <w:p>
-      <w:pPr>
-        <w:pStyle w:val="Compact"/>
-        <w:numPr>
-          <w:ilvl w:val="0"/>
-          <w:numId w:val="1010"/>
-        </w:numPr>
-      </w:pPr>
-      <w:r>
-        <w:t xml:space="preserve">RASP</w:t>
-      </w:r>
-      <w:r>
-        <w:t xml:space="preserve"> </w:t>
-      </w:r>
-      <w:r>
-        <w:t xml:space="preserve">“cihaz köklü mü?”</w:t>
-      </w:r>
-      <w:r>
-        <w:t xml:space="preserve"> </w:t>
-      </w:r>
-      <w:r>
-        <w:t xml:space="preserve">diye bakar.</w:t>
-      </w:r>
-    </w:p>
-    <w:bookmarkEnd w:id="30"/>
-    <w:bookmarkStart w:id="31" w:name="imza-doğrulama"/>
-    <w:p>
-      <w:pPr>
-        <w:pStyle w:val="Heading3"/>
-      </w:pPr>
-      <w:r>
-        <w:t xml:space="preserve">İmza doğrulama</w:t>
-      </w:r>
-    </w:p>
-    <w:p>
-      <w:pPr>
-        <w:pStyle w:val="Compact"/>
-        <w:numPr>
-          <w:ilvl w:val="0"/>
-          <w:numId w:val="1011"/>
-        </w:numPr>
-      </w:pPr>
-      <w:r>
-        <w:t xml:space="preserve">Uygulama paketleri</w:t>
-      </w:r>
-      <w:r>
-        <w:t xml:space="preserve"> </w:t>
-      </w:r>
-      <w:r>
-        <w:rPr>
-          <w:b/>
-          <w:bCs/>
-        </w:rPr>
-        <w:t xml:space="preserve">dijital imzayla</w:t>
-      </w:r>
-      <w:r>
-        <w:t xml:space="preserve"> </w:t>
-      </w:r>
-      <w:r>
-        <w:t xml:space="preserve">imzalanır.</w:t>
-      </w:r>
-    </w:p>
-    <w:p>
-      <w:pPr>
-        <w:pStyle w:val="Compact"/>
-        <w:numPr>
-          <w:ilvl w:val="0"/>
-          <w:numId w:val="1011"/>
-        </w:numPr>
-      </w:pPr>
-      <w:r>
-        <w:rPr>
-          <w:b/>
-          <w:bCs/>
-        </w:rPr>
-        <w:t xml:space="preserve">İmza doğrulama:</w:t>
-      </w:r>
-      <w:r>
-        <w:t xml:space="preserve"> </w:t>
-      </w:r>
-      <w:r>
-        <w:t xml:space="preserve">çağıran/yüklenen bileşenin imzasının beklenen olup olmadığını denetleme.</w:t>
-      </w:r>
-    </w:p>
-    <w:p>
-      <w:pPr>
-        <w:pStyle w:val="Compact"/>
-        <w:numPr>
-          <w:ilvl w:val="0"/>
-          <w:numId w:val="1011"/>
-        </w:numPr>
-      </w:pPr>
-      <w:r>
-        <w:t xml:space="preserve">Sahte/değiştirilmiş bileşeni yakalar.</w:t>
-      </w:r>
-    </w:p>
-    <w:bookmarkEnd w:id="31"/>
-    <w:bookmarkStart w:id="32" w:name="kontrol-akışı-bütünlüğü-sayaç"/>
-    <w:p>
-      <w:pPr>
-        <w:pStyle w:val="Heading3"/>
-      </w:pPr>
-      <w:r>
-        <w:t xml:space="preserve">Kontrol akışı bütünlüğü (sayaç)</w:t>
-      </w:r>
-    </w:p>
-    <w:p>
-      <w:pPr>
-        <w:pStyle w:val="Compact"/>
-        <w:numPr>
-          <w:ilvl w:val="0"/>
-          <w:numId w:val="1012"/>
-        </w:numPr>
-      </w:pPr>
-      <w:r>
-        <w:t xml:space="preserve">Kritik denetimler</w:t>
-      </w:r>
-      <w:r>
-        <w:t xml:space="preserve"> </w:t>
-      </w:r>
-      <w:r>
-        <w:rPr>
-          <w:b/>
-          <w:bCs/>
-        </w:rPr>
-        <w:t xml:space="preserve">tek bir</w:t>
-      </w:r>
-      <w:r>
-        <w:rPr>
-          <w:b/>
-          <w:bCs/>
-        </w:rPr>
-        <w:t xml:space="preserve"> </w:t>
-      </w:r>
-      <w:r>
-        <w:rPr>
-          <w:rStyle w:val="VerbatimChar"/>
-          <w:b/>
-          <w:bCs/>
-        </w:rPr>
-        <w:t xml:space="preserve">if</w:t>
-      </w:r>
-      <w:r>
-        <w:t xml:space="preserve"> </w:t>
-      </w:r>
-      <w:r>
-        <w:t xml:space="preserve">ile yapılırsa, tek nokta yamayla atlanır.</w:t>
-      </w:r>
-    </w:p>
-    <w:p>
-      <w:pPr>
-        <w:pStyle w:val="Compact"/>
-        <w:numPr>
-          <w:ilvl w:val="0"/>
-          <w:numId w:val="1012"/>
-        </w:numPr>
-      </w:pPr>
-      <w:r>
-        <w:rPr>
-          <w:b/>
-          <w:bCs/>
-        </w:rPr>
-        <w:t xml:space="preserve">Kontrol akışı sayacı:</w:t>
-      </w:r>
-      <w:r>
-        <w:t xml:space="preserve"> </w:t>
-      </w:r>
-      <w:r>
-        <w:t xml:space="preserve">denetimlerin doğru</w:t>
-      </w:r>
-      <w:r>
-        <w:t xml:space="preserve"> </w:t>
-      </w:r>
-      <w:r>
-        <w:rPr>
-          <w:b/>
-          <w:bCs/>
-        </w:rPr>
-        <w:t xml:space="preserve">sırayla</w:t>
-      </w:r>
-      <w:r>
-        <w:t xml:space="preserve"> </w:t>
-      </w:r>
-      <w:r>
-        <w:t xml:space="preserve">geçtiğini sayarak doğrulama.</w:t>
-      </w:r>
-    </w:p>
-    <w:p>
-      <w:pPr>
-        <w:pStyle w:val="Compact"/>
-        <w:numPr>
-          <w:ilvl w:val="0"/>
-          <w:numId w:val="1012"/>
-        </w:numPr>
-      </w:pPr>
-      <w:r>
-        <w:t xml:space="preserve">Tek yama yetmez hale gelir.</w:t>
-      </w:r>
-    </w:p>
-    <w:bookmarkEnd w:id="32"/>
-    <w:bookmarkStart w:id="33" w:name="tepki-politikası-response"/>
-    <w:p>
-      <w:pPr>
-        <w:pStyle w:val="Heading3"/>
-      </w:pPr>
-      <w:r>
-        <w:t xml:space="preserve">Tepki politikası (response)</w:t>
-      </w:r>
-    </w:p>
-    <w:p>
-      <w:pPr>
-        <w:pStyle w:val="Compact"/>
-        <w:numPr>
-          <w:ilvl w:val="0"/>
-          <w:numId w:val="1013"/>
-        </w:numPr>
-      </w:pPr>
-      <w:r>
-        <w:rPr>
-          <w:b/>
-          <w:bCs/>
-        </w:rPr>
-        <w:t xml:space="preserve">Tepki politikası:</w:t>
-      </w:r>
-      <w:r>
-        <w:t xml:space="preserve"> </w:t>
-      </w:r>
-      <w:r>
-        <w:t xml:space="preserve">RASP bir tehdit görünce</w:t>
-      </w:r>
-      <w:r>
-        <w:t xml:space="preserve"> </w:t>
-      </w:r>
-      <w:r>
-        <w:rPr>
-          <w:b/>
-          <w:bCs/>
-        </w:rPr>
-        <w:t xml:space="preserve">ne yapacak</w:t>
-      </w:r>
-      <w:r>
-        <w:t xml:space="preserve">?</w:t>
-      </w:r>
-    </w:p>
-    <w:p>
-      <w:pPr>
-        <w:pStyle w:val="Compact"/>
-        <w:numPr>
-          <w:ilvl w:val="0"/>
-          <w:numId w:val="1013"/>
-        </w:numPr>
-      </w:pPr>
-      <w:r>
-        <w:t xml:space="preserve">Sessizce kapan, işlevi kısıtla, sunucuya bildir, gecikmeli tepki…</w:t>
-      </w:r>
-    </w:p>
-    <w:p>
-      <w:pPr>
-        <w:pStyle w:val="Compact"/>
-        <w:numPr>
-          <w:ilvl w:val="0"/>
-          <w:numId w:val="1013"/>
-        </w:numPr>
-      </w:pPr>
-      <w:r>
-        <w:t xml:space="preserve">“Hemen çök”</w:t>
-      </w:r>
-      <w:r>
-        <w:t xml:space="preserve"> </w:t>
-      </w:r>
-      <w:r>
-        <w:t xml:space="preserve">her zaman en iyisi değildir.</w:t>
-      </w:r>
-    </w:p>
-    <w:bookmarkEnd w:id="33"/>
-    <w:bookmarkStart w:id="34" w:name="cihaz-bağlama-ve-caydırma"/>
-    <w:p>
-      <w:pPr>
-        <w:pStyle w:val="Heading3"/>
-      </w:pPr>
-      <w:r>
-        <w:t xml:space="preserve">Cihaz bağlama ve caydırma</w:t>
-      </w:r>
-    </w:p>
-    <w:p>
-      <w:pPr>
-        <w:pStyle w:val="Compact"/>
-        <w:numPr>
-          <w:ilvl w:val="0"/>
-          <w:numId w:val="1014"/>
-        </w:numPr>
-      </w:pPr>
-      <w:r>
-        <w:rPr>
-          <w:b/>
-          <w:bCs/>
-        </w:rPr>
-        <w:t xml:space="preserve">Cihaz bağlama:</w:t>
-      </w:r>
-      <w:r>
-        <w:t xml:space="preserve"> </w:t>
-      </w:r>
-      <w:r>
-        <w:t xml:space="preserve">verilerin/anahtarların yalnız</w:t>
-      </w:r>
-      <w:r>
-        <w:t xml:space="preserve"> </w:t>
-      </w:r>
-      <w:r>
-        <w:rPr>
-          <w:b/>
-          <w:bCs/>
-        </w:rPr>
-        <w:t xml:space="preserve">belirli cihazda</w:t>
-      </w:r>
-      <w:r>
-        <w:t xml:space="preserve"> </w:t>
-      </w:r>
-      <w:r>
-        <w:t xml:space="preserve">anlamlı olması.</w:t>
-      </w:r>
-    </w:p>
-    <w:p>
-      <w:pPr>
-        <w:pStyle w:val="Compact"/>
-        <w:numPr>
-          <w:ilvl w:val="0"/>
-          <w:numId w:val="1014"/>
-        </w:numPr>
-      </w:pPr>
-      <w:r>
-        <w:rPr>
-          <w:b/>
-          <w:bCs/>
-        </w:rPr>
-        <w:t xml:space="preserve">Caydırma (deterrence):</w:t>
-      </w:r>
-      <w:r>
-        <w:t xml:space="preserve"> </w:t>
-      </w:r>
-      <w:r>
-        <w:t xml:space="preserve">saldırıyı zahmetli/riskli kılıp vazgeçirme.</w:t>
-      </w:r>
-    </w:p>
-    <w:p>
-      <w:pPr>
-        <w:pStyle w:val="Compact"/>
-        <w:numPr>
-          <w:ilvl w:val="0"/>
-          <w:numId w:val="1014"/>
-        </w:numPr>
-      </w:pPr>
-      <w:r>
-        <w:t xml:space="preserve">RASP’in nihai amacı: maliyeti yükseltmek.</w:t>
-      </w:r>
-    </w:p>
-    <w:bookmarkEnd w:id="34"/>
-    <w:bookmarkStart w:id="35" w:name="şimdi-hazırız"/>
-    <w:p>
-      <w:pPr>
-        <w:pStyle w:val="Heading3"/>
-      </w:pPr>
-      <w:r>
-        <w:t xml:space="preserve">Şimdi hazırız</w:t>
-      </w:r>
-    </w:p>
-    <w:p>
-      <w:pPr>
-        <w:pStyle w:val="FirstParagraph"/>
-      </w:pPr>
-      <w:r>
-        <w:t xml:space="preserve">Terimler:</w:t>
-      </w:r>
-    </w:p>
-    <w:p>
-      <w:pPr>
-        <w:pStyle w:val="BodyText"/>
-      </w:pPr>
-      <w:r>
-        <w:t xml:space="preserve">çalışma anı · RASP · debugger · emülatör/VM · hook/Frida · LD_PRELOAD · bütünlük/self-hashing · özet · kök · imza doğrulama · kontrol akışı sayacı · tepki politikası · cihaz bağlama · caydırma</w:t>
-      </w:r>
-    </w:p>
-    <w:p>
-      <w:pPr>
-        <w:pStyle w:val="BodyText"/>
-      </w:pPr>
-      <w:r>
-        <w:t xml:space="preserve">Şimdi: RASP nedir, ne yapar?</w:t>
-      </w:r>
-    </w:p>
-    <w:bookmarkEnd w:id="35"/>
-    <w:bookmarkStart w:id="36" w:name="kavramlar-birbirine-nasıl-bağlanır"/>
-    <w:p>
-      <w:pPr>
-        <w:pStyle w:val="Heading3"/>
-      </w:pPr>
-      <w:r>
-        <w:t xml:space="preserve">Kavramlar birbirine nasıl bağlanır?</w:t>
-      </w:r>
-    </w:p>
-    <w:p>
-      <w:pPr>
-        <w:pStyle w:val="FirstParagraph"/>
-      </w:pPr>
-      <w:r>
-        <w:t xml:space="preserve">Yukarıdaki terimler rastgele bir liste değildir; her biri bir öncekinin üstüne oturur. Bir terimi ilerideki</w:t>
-      </w:r>
-      <w:r>
-        <w:t xml:space="preserve"> </w:t>
-      </w:r>
-      <w:r>
-        <w:t xml:space="preserve">bölümlerde unutursanız, aşağıdaki tablonun</w:t>
-      </w:r>
-      <w:r>
-        <w:t xml:space="preserve"> </w:t>
-      </w:r>
-      <w:r>
-        <w:t xml:space="preserve">“önkoşul”</w:t>
-      </w:r>
-      <w:r>
-        <w:t xml:space="preserve"> </w:t>
-      </w:r>
-      <w:r>
-        <w:t xml:space="preserve">sütununa dönüp önce onu tazeleyin.</w:t>
+        <w:t xml:space="preserve">Bu haftanın kavram haritası</w:t>
       </w:r>
     </w:p>
     <w:tbl>
@@ -3027,29 +2223,29 @@
               <w:pStyle w:val="Compact"/>
             </w:pPr>
             <w:r>
-              <w:t xml:space="preserve">Terim</w:t>
-            </w:r>
-          </w:p>
-        </w:tc>
-        <w:tc>
-          <w:tcPr/>
-          <w:p>
-            <w:pPr>
-              <w:pStyle w:val="Compact"/>
-            </w:pPr>
-            <w:r>
-              <w:t xml:space="preserve">Önkoşulu</w:t>
-            </w:r>
-          </w:p>
-        </w:tc>
-        <w:tc>
-          <w:tcPr/>
-          <w:p>
-            <w:pPr>
-              <w:pStyle w:val="Compact"/>
-            </w:pPr>
-            <w:r>
-              <w:t xml:space="preserve">Hangi bölümde derinleşir?</w:t>
+              <w:t xml:space="preserve">Kavram</w:t>
+            </w:r>
+          </w:p>
+        </w:tc>
+        <w:tc>
+          <w:tcPr/>
+          <w:p>
+            <w:pPr>
+              <w:pStyle w:val="Compact"/>
+            </w:pPr>
+            <w:r>
+              <w:t xml:space="preserve">Bir cümlede</w:t>
+            </w:r>
+          </w:p>
+        </w:tc>
+        <w:tc>
+          <w:tcPr/>
+          <w:p>
+            <w:pPr>
+              <w:pStyle w:val="Compact"/>
+            </w:pPr>
+            <w:r>
+              <w:t xml:space="preserve">Ayrıntısı</w:t>
             </w:r>
           </w:p>
         </w:tc>
@@ -3073,19 +2269,24 @@
               <w:pStyle w:val="Compact"/>
             </w:pPr>
             <w:r>
-              <w:t xml:space="preserve">çalışma anı, MATE modeli</w:t>
-            </w:r>
-          </w:p>
-        </w:tc>
-        <w:tc>
-          <w:tcPr/>
-          <w:p>
-            <w:pPr>
-              <w:pStyle w:val="Compact"/>
-            </w:pPr>
-            <w:r>
-              <w:t xml:space="preserve">Bölüm 1</w:t>
-            </w:r>
+              <w:t xml:space="preserve">RASP, uygulamanın kendi içine gömülen, çalışma zamanında kendini izleyen ve saldırıya algılama, savunma ve caydırma ile tepki veren korumalardır.</w:t>
+            </w:r>
+          </w:p>
+        </w:tc>
+        <w:tc>
+          <w:tcPr/>
+          <w:p>
+            <w:pPr>
+              <w:pStyle w:val="Compact"/>
+            </w:pPr>
+            <w:hyperlink w:anchor="X6ec317449d4fd2fa3dc82343fc53556cf1d54b8">
+              <w:r>
+                <w:rPr>
+                  <w:rStyle w:val="Hyperlink"/>
+                </w:rPr>
+                <w:t xml:space="preserve">§1</w:t>
+              </w:r>
+            </w:hyperlink>
           </w:p>
         </w:tc>
       </w:tr>
@@ -3097,30 +2298,41 @@
               <w:pStyle w:val="Compact"/>
             </w:pPr>
             <w:r>
-              <w:t xml:space="preserve">RASP mimarisi (ne zaman/nerede/nasıl)</w:t>
-            </w:r>
-          </w:p>
-        </w:tc>
-        <w:tc>
-          <w:tcPr/>
-          <w:p>
-            <w:pPr>
-              <w:pStyle w:val="Compact"/>
-            </w:pPr>
-            <w:r>
-              <w:t xml:space="preserve">RASP’in üç işlevi</w:t>
-            </w:r>
-          </w:p>
-        </w:tc>
-        <w:tc>
-          <w:tcPr/>
-          <w:p>
-            <w:pPr>
-              <w:pStyle w:val="Compact"/>
-            </w:pPr>
-            <w:r>
-              <w:t xml:space="preserve">Bölüm 2</w:t>
-            </w:r>
+              <w:t xml:space="preserve">MATE saldırgan modeli</w:t>
+            </w:r>
+          </w:p>
+        </w:tc>
+        <w:tc>
+          <w:tcPr/>
+          <w:p>
+            <w:pPr>
+              <w:pStyle w:val="Compact"/>
+            </w:pPr>
+            <w:r>
+              <w:t xml:space="preserve">MATE (</w:t>
+            </w:r>
+            <w:r>
+              <w:t xml:space="preserve">“Man-At-The-End”</w:t>
+            </w:r>
+            <w:r>
+              <w:t xml:space="preserve">), saldırganın uygulamanın çalıştığı cihazın/uç noktanın sahibi olduğu; belleği okuyup kodu değiştirebildiği ve hata ayıklayıcı bağlayabildiği saldırgan modelidir.</w:t>
+            </w:r>
+          </w:p>
+        </w:tc>
+        <w:tc>
+          <w:tcPr/>
+          <w:p>
+            <w:pPr>
+              <w:pStyle w:val="Compact"/>
+            </w:pPr>
+            <w:hyperlink w:anchor="Xc5a22835840d90468f9206acaa060b2b2db4c6e">
+              <w:r>
+                <w:rPr>
+                  <w:rStyle w:val="Hyperlink"/>
+                </w:rPr>
+                <w:t xml:space="preserve">§1.1</w:t>
+              </w:r>
+            </w:hyperlink>
           </w:p>
         </w:tc>
       </w:tr>
@@ -3132,30 +2344,47 @@
               <w:pStyle w:val="Compact"/>
             </w:pPr>
             <w:r>
-              <w:t xml:space="preserve">Bütünlük / self-hashing</w:t>
-            </w:r>
-          </w:p>
-        </w:tc>
-        <w:tc>
-          <w:tcPr/>
-          <w:p>
-            <w:pPr>
-              <w:pStyle w:val="Compact"/>
-            </w:pPr>
-            <w:r>
-              <w:t xml:space="preserve">özet (hash), Hafta 3 HMAC</w:t>
-            </w:r>
-          </w:p>
-        </w:tc>
-        <w:tc>
-          <w:tcPr/>
-          <w:p>
-            <w:pPr>
-              <w:pStyle w:val="Compact"/>
-            </w:pPr>
-            <w:r>
-              <w:t xml:space="preserve">Bölüm 3</w:t>
-            </w:r>
+              <w:t xml:space="preserve">RASP mimarisi</w:t>
+            </w:r>
+          </w:p>
+        </w:tc>
+        <w:tc>
+          <w:tcPr/>
+          <w:p>
+            <w:pPr>
+              <w:pStyle w:val="Compact"/>
+            </w:pPr>
+            <w:r>
+              <w:t xml:space="preserve">RASP denetimleri yükleme anında, hassas işlem öncesinde ve arka planda düzensiz aralıklarla, kodun birçok noktasında çalışır ve sonucu bir</w:t>
+            </w:r>
+            <w:r>
+              <w:t xml:space="preserve"> </w:t>
+            </w:r>
+            <w:r>
+              <w:rPr>
+                <w:rStyle w:val="VerbatimChar"/>
+              </w:rPr>
+              <w:t xml:space="preserve">if</w:t>
+            </w:r>
+            <w:r>
+              <w:t xml:space="preserve">’e değil bir veri bağımlılığına bağlar.</w:t>
+            </w:r>
+          </w:p>
+        </w:tc>
+        <w:tc>
+          <w:tcPr/>
+          <w:p>
+            <w:pPr>
+              <w:pStyle w:val="Compact"/>
+            </w:pPr>
+            <w:hyperlink w:anchor="Xdd35f117cad5721a0ec0a165fcf1c03740ad43d">
+              <w:r>
+                <w:rPr>
+                  <w:rStyle w:val="Hyperlink"/>
+                </w:rPr>
+                <w:t xml:space="preserve">§2</w:t>
+              </w:r>
+            </w:hyperlink>
           </w:p>
         </w:tc>
       </w:tr>
@@ -3167,30 +2396,35 @@
               <w:pStyle w:val="Compact"/>
             </w:pPr>
             <w:r>
-              <w:t xml:space="preserve">Hata ayıklayıcı (debugger) algılama</w:t>
-            </w:r>
-          </w:p>
-        </w:tc>
-        <w:tc>
-          <w:tcPr/>
-          <w:p>
-            <w:pPr>
-              <w:pStyle w:val="Compact"/>
-            </w:pPr>
-            <w:r>
-              <w:t xml:space="preserve">çalışma anı</w:t>
-            </w:r>
-          </w:p>
-        </w:tc>
-        <w:tc>
-          <w:tcPr/>
-          <w:p>
-            <w:pPr>
-              <w:pStyle w:val="Compact"/>
-            </w:pPr>
-            <w:r>
-              <w:t xml:space="preserve">Bölüm 4</w:t>
-            </w:r>
+              <w:t xml:space="preserve">Bütünlük / self-hashing</w:t>
+            </w:r>
+          </w:p>
+        </w:tc>
+        <w:tc>
+          <w:tcPr/>
+          <w:p>
+            <w:pPr>
+              <w:pStyle w:val="Compact"/>
+            </w:pPr>
+            <w:r>
+              <w:t xml:space="preserve">Self-hashing, uygulamanın kendi kodunun/dosyasının HMAC özetini çalışma zamanında hesaplayıp önceden bilinen bir altın değerle karşılaştırarak yama/kurcalamayı yakalamasıdır.</w:t>
+            </w:r>
+          </w:p>
+        </w:tc>
+        <w:tc>
+          <w:tcPr/>
+          <w:p>
+            <w:pPr>
+              <w:pStyle w:val="Compact"/>
+            </w:pPr>
+            <w:hyperlink w:anchor="Xf8c9870875d916cb7919446c8ab3cf08c997851">
+              <w:r>
+                <w:rPr>
+                  <w:rStyle w:val="Hyperlink"/>
+                </w:rPr>
+                <w:t xml:space="preserve">§3</w:t>
+              </w:r>
+            </w:hyperlink>
           </w:p>
         </w:tc>
       </w:tr>
@@ -3202,42 +2436,35 @@
               <w:pStyle w:val="Compact"/>
             </w:pPr>
             <w:r>
-              <w:t xml:space="preserve">Emülatör/VM algılama</w:t>
-            </w:r>
-          </w:p>
-        </w:tc>
-        <w:tc>
-          <w:tcPr/>
-          <w:p>
-            <w:pPr>
-              <w:pStyle w:val="Compact"/>
-            </w:pPr>
-            <w:r>
-              <w:t xml:space="preserve">debugger algılamanın</w:t>
-            </w:r>
-            <w:r>
-              <w:t xml:space="preserve"> </w:t>
-            </w:r>
-            <w:r>
-              <w:t xml:space="preserve">“sinyal, kanıt değil”</w:t>
-            </w:r>
-            <w:r>
-              <w:t xml:space="preserve"> </w:t>
-            </w:r>
-            <w:r>
-              <w:t xml:space="preserve">dersi</w:t>
-            </w:r>
-          </w:p>
-        </w:tc>
-        <w:tc>
-          <w:tcPr/>
-          <w:p>
-            <w:pPr>
-              <w:pStyle w:val="Compact"/>
-            </w:pPr>
-            <w:r>
-              <w:t xml:space="preserve">Bölüm 5</w:t>
-            </w:r>
+              <w:t xml:space="preserve">Hata ayıklayıcı (debugger) algılama</w:t>
+            </w:r>
+          </w:p>
+        </w:tc>
+        <w:tc>
+          <w:tcPr/>
+          <w:p>
+            <w:pPr>
+              <w:pStyle w:val="Compact"/>
+            </w:pPr>
+            <w:r>
+              <w:t xml:space="preserve">Anti-debug, çekirdeğin/işletim sisteminin zaten tuttuğu bilgileri (Linux’ta TracerPid, Windows’ta PEB) okuyarak sürece bir hata ayıklayıcının bağlı olup olmadığını anlamaya çalışmaktır.</w:t>
+            </w:r>
+          </w:p>
+        </w:tc>
+        <w:tc>
+          <w:tcPr/>
+          <w:p>
+            <w:pPr>
+              <w:pStyle w:val="Compact"/>
+            </w:pPr>
+            <w:hyperlink w:anchor="X7f96ec55f73b06666874c428e16e46602fccdea">
+              <w:r>
+                <w:rPr>
+                  <w:rStyle w:val="Hyperlink"/>
+                </w:rPr>
+                <w:t xml:space="preserve">§4</w:t>
+              </w:r>
+            </w:hyperlink>
           </w:p>
         </w:tc>
       </w:tr>
@@ -3249,30 +2476,35 @@
               <w:pStyle w:val="Compact"/>
             </w:pPr>
             <w:r>
-              <w:t xml:space="preserve">Kanca (hook) / LD_PRELOAD algılama</w:t>
-            </w:r>
-          </w:p>
-        </w:tc>
-        <w:tc>
-          <w:tcPr/>
-          <w:p>
-            <w:pPr>
-              <w:pStyle w:val="Compact"/>
-            </w:pPr>
-            <w:r>
-              <w:t xml:space="preserve">debugger ve emülatör algılamanın atlatılabilirliği</w:t>
-            </w:r>
-          </w:p>
-        </w:tc>
-        <w:tc>
-          <w:tcPr/>
-          <w:p>
-            <w:pPr>
-              <w:pStyle w:val="Compact"/>
-            </w:pPr>
-            <w:r>
-              <w:t xml:space="preserve">Bölüm 6</w:t>
-            </w:r>
+              <w:t xml:space="preserve">Emülatör/VM algılama</w:t>
+            </w:r>
+          </w:p>
+        </w:tc>
+        <w:tc>
+          <w:tcPr/>
+          <w:p>
+            <w:pPr>
+              <w:pStyle w:val="Compact"/>
+            </w:pPr>
+            <w:r>
+              <w:t xml:space="preserve">Ortam algılama, CPUID hipervizör biti, satıcı imzası ve zamanlama ölçümü gibi ipuçlarıyla uygulamanın bir sanal makinede/emülatörde mi, yoksa gerçek donanımda mı çalıştığını sezmeye çalışmaktır.</w:t>
+            </w:r>
+          </w:p>
+        </w:tc>
+        <w:tc>
+          <w:tcPr/>
+          <w:p>
+            <w:pPr>
+              <w:pStyle w:val="Compact"/>
+            </w:pPr>
+            <w:hyperlink w:anchor="X278a23efc412530546fd1e48a7381b9a32cbaff">
+              <w:r>
+                <w:rPr>
+                  <w:rStyle w:val="Hyperlink"/>
+                </w:rPr>
+                <w:t xml:space="preserve">§5</w:t>
+              </w:r>
+            </w:hyperlink>
           </w:p>
         </w:tc>
       </w:tr>
@@ -3284,30 +2516,68 @@
               <w:pStyle w:val="Compact"/>
             </w:pPr>
             <w:r>
-              <w:t xml:space="preserve">Dinamik bellek koruması</w:t>
-            </w:r>
-          </w:p>
-        </w:tc>
-        <w:tc>
-          <w:tcPr/>
-          <w:p>
-            <w:pPr>
-              <w:pStyle w:val="Compact"/>
-            </w:pPr>
-            <w:r>
-              <w:t xml:space="preserve">Hafta 1 bellek düzeni, debugger/kanca algılama</w:t>
-            </w:r>
-          </w:p>
-        </w:tc>
-        <w:tc>
-          <w:tcPr/>
-          <w:p>
-            <w:pPr>
-              <w:pStyle w:val="Compact"/>
-            </w:pPr>
-            <w:r>
-              <w:t xml:space="preserve">Bölüm 7</w:t>
-            </w:r>
+              <w:t xml:space="preserve">Kanca (hook) / LD_PRELOAD algılama</w:t>
+            </w:r>
+          </w:p>
+        </w:tc>
+        <w:tc>
+          <w:tcPr/>
+          <w:p>
+            <w:pPr>
+              <w:pStyle w:val="Compact"/>
+            </w:pPr>
+            <w:r>
+              <w:t xml:space="preserve">Kanca algılama, kritik bir fonksiyonun hangi paylaşımlı nesneden (</w:t>
+            </w:r>
+            <w:r>
+              <w:rPr>
+                <w:rStyle w:val="VerbatimChar"/>
+              </w:rPr>
+              <w:t xml:space="preserve">.so</w:t>
+            </w:r>
+            <w:r>
+              <w:t xml:space="preserve">) çözüldüğünü</w:t>
+            </w:r>
+            <w:r>
+              <w:t xml:space="preserve"> </w:t>
+            </w:r>
+            <w:r>
+              <w:rPr>
+                <w:rStyle w:val="VerbatimChar"/>
+              </w:rPr>
+              <w:t xml:space="preserve">dlsym</w:t>
+            </w:r>
+            <w:r>
+              <w:t xml:space="preserve">+</w:t>
+            </w:r>
+            <w:r>
+              <w:rPr>
+                <w:rStyle w:val="VerbatimChar"/>
+              </w:rPr>
+              <w:t xml:space="preserve">dladdr</w:t>
+            </w:r>
+            <w:r>
+              <w:t xml:space="preserve"> </w:t>
+            </w:r>
+            <w:r>
+              <w:t xml:space="preserve">ile denetleyerek LD_PRELOAD/Frida gibi araçlarla değiştirilip değiştirilmediğini bulmaktır.</w:t>
+            </w:r>
+          </w:p>
+        </w:tc>
+        <w:tc>
+          <w:tcPr/>
+          <w:p>
+            <w:pPr>
+              <w:pStyle w:val="Compact"/>
+            </w:pPr>
+            <w:hyperlink w:anchor="Xb7990e1adc36ad426590f4cc1ab7769cf64a96f">
+              <w:r>
+                <w:rPr>
+                  <w:rStyle w:val="Hyperlink"/>
+                </w:rPr>
+                <w:t xml:space="preserve">§6</w:t>
+              </w:r>
+            </w:hyperlink>
           </w:p>
         </w:tc>
       </w:tr>
@@ -3319,30 +2589,35 @@
               <w:pStyle w:val="Compact"/>
             </w:pPr>
             <w:r>
-              <w:t xml:space="preserve">Kök (root) göstergesi</w:t>
-            </w:r>
-          </w:p>
-        </w:tc>
-        <w:tc>
-          <w:tcPr/>
-          <w:p>
-            <w:pPr>
-              <w:pStyle w:val="Compact"/>
-            </w:pPr>
-            <w:r>
-              <w:t xml:space="preserve">ayrıcalık (yetki) kavramı</w:t>
-            </w:r>
-          </w:p>
-        </w:tc>
-        <w:tc>
-          <w:tcPr/>
-          <w:p>
-            <w:pPr>
-              <w:pStyle w:val="Compact"/>
-            </w:pPr>
-            <w:r>
-              <w:t xml:space="preserve">Bölüm 8.1</w:t>
-            </w:r>
+              <w:t xml:space="preserve">Dinamik bellek koruması</w:t>
+            </w:r>
+          </w:p>
+        </w:tc>
+        <w:tc>
+          <w:tcPr/>
+          <w:p>
+            <w:pPr>
+              <w:pStyle w:val="Compact"/>
+            </w:pPr>
+            <w:r>
+              <w:t xml:space="preserve">Dinamik bellek koruması, çalışan programın belleğindeki hassas verinin okunmasını (döküm kapatma, kilitleme) ve sessizce değiştirilmesini (gölge kopya + özet) zorlaştıran önlemler bütünüdür.</w:t>
+            </w:r>
+          </w:p>
+        </w:tc>
+        <w:tc>
+          <w:tcPr/>
+          <w:p>
+            <w:pPr>
+              <w:pStyle w:val="Compact"/>
+            </w:pPr>
+            <w:hyperlink w:anchor="X113cc6ea855878208ce62e3a6d6dfa87a5db4aa">
+              <w:r>
+                <w:rPr>
+                  <w:rStyle w:val="Hyperlink"/>
+                </w:rPr>
+                <w:t xml:space="preserve">§7</w:t>
+              </w:r>
+            </w:hyperlink>
           </w:p>
         </w:tc>
       </w:tr>
@@ -3354,30 +2629,35 @@
               <w:pStyle w:val="Compact"/>
             </w:pPr>
             <w:r>
-              <w:t xml:space="preserve">Bileşen/paket imza doğrulaması</w:t>
-            </w:r>
-          </w:p>
-        </w:tc>
-        <w:tc>
-          <w:tcPr/>
-          <w:p>
-            <w:pPr>
-              <w:pStyle w:val="Compact"/>
-            </w:pPr>
-            <w:r>
-              <w:t xml:space="preserve">Hafta 3 HMAC/dijital imza</w:t>
-            </w:r>
-          </w:p>
-        </w:tc>
-        <w:tc>
-          <w:tcPr/>
-          <w:p>
-            <w:pPr>
-              <w:pStyle w:val="Compact"/>
-            </w:pPr>
-            <w:r>
-              <w:t xml:space="preserve">Bölüm 8.2</w:t>
-            </w:r>
+              <w:t xml:space="preserve">Kök (root) göstergesi</w:t>
+            </w:r>
+          </w:p>
+        </w:tc>
+        <w:tc>
+          <w:tcPr/>
+          <w:p>
+            <w:pPr>
+              <w:pStyle w:val="Compact"/>
+            </w:pPr>
+            <w:r>
+              <w:t xml:space="preserve">Root göstergesi, cihazın/sürecin güvenlik kısıtlarının kaldırılmış (root/jailbreak) ya da yükseltilmiş yetkiyle çalışıyor olduğuna işaret eden, tek başına kanıt sayılmayan sinyallerdir.</w:t>
+            </w:r>
+          </w:p>
+        </w:tc>
+        <w:tc>
+          <w:tcPr/>
+          <w:p>
+            <w:pPr>
+              <w:pStyle w:val="Compact"/>
+            </w:pPr>
+            <w:hyperlink w:anchor="Xb014ea31ba5d8565f8a1a113e0b2a24d60fbae2">
+              <w:r>
+                <w:rPr>
+                  <w:rStyle w:val="Hyperlink"/>
+                </w:rPr>
+                <w:t xml:space="preserve">§8.1</w:t>
+              </w:r>
+            </w:hyperlink>
           </w:p>
         </w:tc>
       </w:tr>
@@ -3389,42 +2669,35 @@
               <w:pStyle w:val="Compact"/>
             </w:pPr>
             <w:r>
-              <w:t xml:space="preserve">Kontrol akışı sayacı</w:t>
-            </w:r>
-          </w:p>
-        </w:tc>
-        <w:tc>
-          <w:tcPr/>
-          <w:p>
-            <w:pPr>
-              <w:pStyle w:val="Compact"/>
-            </w:pPr>
-            <w:r>
-              <w:t xml:space="preserve">bütünlük denetiminin</w:t>
-            </w:r>
-            <w:r>
-              <w:t xml:space="preserve"> </w:t>
-            </w:r>
-            <w:r>
-              <w:t xml:space="preserve">“tek nokta”</w:t>
-            </w:r>
-            <w:r>
-              <w:t xml:space="preserve"> </w:t>
-            </w:r>
-            <w:r>
-              <w:t xml:space="preserve">zaafı</w:t>
-            </w:r>
-          </w:p>
-        </w:tc>
-        <w:tc>
-          <w:tcPr/>
-          <w:p>
-            <w:pPr>
-              <w:pStyle w:val="Compact"/>
-            </w:pPr>
-            <w:r>
-              <w:t xml:space="preserve">Bölüm 9</w:t>
-            </w:r>
+              <w:t xml:space="preserve">Bileşen imza doğrulaması</w:t>
+            </w:r>
+          </w:p>
+        </w:tc>
+        <w:tc>
+          <w:tcPr/>
+          <w:p>
+            <w:pPr>
+              <w:pStyle w:val="Compact"/>
+            </w:pPr>
+            <w:r>
+              <w:t xml:space="preserve">Bileşen imza doğrulaması, dinamik yüklenen bir modülün/paketin yüklenmeden önce beklenen imza/özetini taşıyıp taşımadığını denetleyerek yeniden paketlemeyi (repackaging) yakalamaktır.</w:t>
+            </w:r>
+          </w:p>
+        </w:tc>
+        <w:tc>
+          <w:tcPr/>
+          <w:p>
+            <w:pPr>
+              <w:pStyle w:val="Compact"/>
+            </w:pPr>
+            <w:hyperlink w:anchor="Xbd857ccf8dcecbd2fb860b004a0294259e7e2b0">
+              <w:r>
+                <w:rPr>
+                  <w:rStyle w:val="Hyperlink"/>
+                </w:rPr>
+                <w:t xml:space="preserve">§8.2</w:t>
+              </w:r>
+            </w:hyperlink>
           </w:p>
         </w:tc>
       </w:tr>
@@ -3436,30 +2709,44 @@
               <w:pStyle w:val="Compact"/>
             </w:pPr>
             <w:r>
-              <w:t xml:space="preserve">Tepki politikası</w:t>
-            </w:r>
-          </w:p>
-        </w:tc>
-        <w:tc>
-          <w:tcPr/>
-          <w:p>
-            <w:pPr>
-              <w:pStyle w:val="Compact"/>
-            </w:pPr>
-            <w:r>
-              <w:t xml:space="preserve">bütün algılama sinyalleri</w:t>
-            </w:r>
-          </w:p>
-        </w:tc>
-        <w:tc>
-          <w:tcPr/>
-          <w:p>
-            <w:pPr>
-              <w:pStyle w:val="Compact"/>
-            </w:pPr>
-            <w:r>
-              <w:t xml:space="preserve">Bölüm 10</w:t>
-            </w:r>
+              <w:t xml:space="preserve">Kontrol akışı sayacı</w:t>
+            </w:r>
+          </w:p>
+        </w:tc>
+        <w:tc>
+          <w:tcPr/>
+          <w:p>
+            <w:pPr>
+              <w:pStyle w:val="Compact"/>
+            </w:pPr>
+            <w:r>
+              <w:t xml:space="preserve">Kontrol akışı sayacı, güvenlik kontrol noktalarının doğru sırayla geçildiğini bir anahtar zincirine (</w:t>
+            </w:r>
+            <w:r>
+              <w:rPr>
+                <w:rStyle w:val="VerbatimChar"/>
+              </w:rPr>
+              <w:t xml:space="preserve">acc = HMAC(acc, aşama)</w:t>
+            </w:r>
+            <w:r>
+              <w:t xml:space="preserve">) bağlayarak tek bir kontrolün yamalanmasını işe yaramaz kılan tekniktir.</w:t>
+            </w:r>
+          </w:p>
+        </w:tc>
+        <w:tc>
+          <w:tcPr/>
+          <w:p>
+            <w:pPr>
+              <w:pStyle w:val="Compact"/>
+            </w:pPr>
+            <w:hyperlink w:anchor="Xe71f122df67c06b773c2ea2e101b6cd4f34ccb7">
+              <w:r>
+                <w:rPr>
+                  <w:rStyle w:val="Hyperlink"/>
+                </w:rPr>
+                <w:t xml:space="preserve">§9</w:t>
+              </w:r>
+            </w:hyperlink>
           </w:p>
         </w:tc>
       </w:tr>
@@ -3471,34 +2758,570 @@
               <w:pStyle w:val="Compact"/>
             </w:pPr>
             <w:r>
-              <w:t xml:space="preserve">Cihaz bağlama</w:t>
-            </w:r>
-          </w:p>
-        </w:tc>
-        <w:tc>
-          <w:tcPr/>
-          <w:p>
-            <w:pPr>
-              <w:pStyle w:val="Compact"/>
-            </w:pPr>
-            <w:r>
-              <w:t xml:space="preserve">Hafta 3 HKDF, tepki politikası</w:t>
-            </w:r>
-          </w:p>
-        </w:tc>
-        <w:tc>
-          <w:tcPr/>
-          <w:p>
-            <w:pPr>
-              <w:pStyle w:val="Compact"/>
-            </w:pPr>
-            <w:r>
-              <w:t xml:space="preserve">Bölüm 10</w:t>
-            </w:r>
+              <w:t xml:space="preserve">Tepki politikası ve cihaz bağlama</w:t>
+            </w:r>
+          </w:p>
+        </w:tc>
+        <w:tc>
+          <w:tcPr/>
+          <w:p>
+            <w:pPr>
+              <w:pStyle w:val="Compact"/>
+            </w:pPr>
+            <w:r>
+              <w:t xml:space="preserve">Tepki politikası, bir tehdit algılandığında sırrı silme, decoy döndürme, cihaza/sürüme bağlama ve sunucuya bildirme gibi seçenekler arasından saldırgana en az bilgi verecek yanıtı seçmektir.</w:t>
+            </w:r>
+          </w:p>
+        </w:tc>
+        <w:tc>
+          <w:tcPr/>
+          <w:p>
+            <w:pPr>
+              <w:pStyle w:val="Compact"/>
+            </w:pPr>
+            <w:hyperlink w:anchor="X647c3350ba5a18d73932f8a550070e11d6445f5">
+              <w:r>
+                <w:rPr>
+                  <w:rStyle w:val="Hyperlink"/>
+                </w:rPr>
+                <w:t xml:space="preserve">§10</w:t>
+              </w:r>
+            </w:hyperlink>
           </w:p>
         </w:tc>
       </w:tr>
     </w:tbl>
+    <w:bookmarkEnd w:id="31"/>
+    <w:bookmarkStart w:id="32" w:name="kavramlar-birbirine-nasıl-bağlanır"/>
+    <w:p>
+      <w:pPr>
+        <w:pStyle w:val="Heading3"/>
+      </w:pPr>
+      <w:r>
+        <w:t xml:space="preserve">Kavramlar birbirine nasıl bağlanır?</w:t>
+      </w:r>
+    </w:p>
+    <w:p>
+      <w:pPr>
+        <w:pStyle w:val="FirstParagraph"/>
+      </w:pPr>
+      <w:r>
+        <w:t xml:space="preserve">Yukarıdaki kavramlar rastgele bir liste değildir; her biri bir öncekinin üstüne oturur. Bir kavramı ilerideki</w:t>
+      </w:r>
+      <w:r>
+        <w:t xml:space="preserve"> </w:t>
+      </w:r>
+      <w:r>
+        <w:t xml:space="preserve">bölümlerde unutursanız, aşağıdaki tablonun</w:t>
+      </w:r>
+      <w:r>
+        <w:t xml:space="preserve"> </w:t>
+      </w:r>
+      <w:r>
+        <w:t xml:space="preserve">“önkoşul”</w:t>
+      </w:r>
+      <w:r>
+        <w:t xml:space="preserve"> </w:t>
+      </w:r>
+      <w:r>
+        <w:t xml:space="preserve">sütununa dönüp önce onu tazeleyin.</w:t>
+      </w:r>
+    </w:p>
+    <w:tbl>
+      <w:tblPr>
+        <w:tblStyle w:val="Table"/>
+        <w:tblW w:type="pct" w:w="5000"/>
+        <w:tblLayout w:type="fixed"/>
+        <w:tblLook w:firstRow="1" w:lastRow="0" w:firstColumn="0" w:lastColumn="0" w:noHBand="0" w:noVBand="0" w:val="0020"/>
+      </w:tblPr>
+      <w:tblGrid>
+        <w:gridCol w:w="2640"/>
+        <w:gridCol w:w="2640"/>
+        <w:gridCol w:w="2640"/>
+      </w:tblGrid>
+      <w:tr>
+        <w:trPr>
+          <w:tblHeader w:val="on"/>
+        </w:trPr>
+        <w:tc>
+          <w:tcPr/>
+          <w:p>
+            <w:pPr>
+              <w:pStyle w:val="Compact"/>
+            </w:pPr>
+            <w:r>
+              <w:t xml:space="preserve">Terim</w:t>
+            </w:r>
+          </w:p>
+        </w:tc>
+        <w:tc>
+          <w:tcPr/>
+          <w:p>
+            <w:pPr>
+              <w:pStyle w:val="Compact"/>
+            </w:pPr>
+            <w:r>
+              <w:t xml:space="preserve">Önkoşulu</w:t>
+            </w:r>
+          </w:p>
+        </w:tc>
+        <w:tc>
+          <w:tcPr/>
+          <w:p>
+            <w:pPr>
+              <w:pStyle w:val="Compact"/>
+            </w:pPr>
+            <w:r>
+              <w:t xml:space="preserve">Hangi bölümde derinleşir?</w:t>
+            </w:r>
+          </w:p>
+        </w:tc>
+      </w:tr>
+      <w:tr>
+        <w:tc>
+          <w:tcPr/>
+          <w:p>
+            <w:pPr>
+              <w:pStyle w:val="Compact"/>
+            </w:pPr>
+            <w:r>
+              <w:t xml:space="preserve">RASP (algıla/savun/caydır)</w:t>
+            </w:r>
+          </w:p>
+        </w:tc>
+        <w:tc>
+          <w:tcPr/>
+          <w:p>
+            <w:pPr>
+              <w:pStyle w:val="Compact"/>
+            </w:pPr>
+            <w:r>
+              <w:t xml:space="preserve">çalışma anı, MATE modeli</w:t>
+            </w:r>
+          </w:p>
+        </w:tc>
+        <w:tc>
+          <w:tcPr/>
+          <w:p>
+            <w:pPr>
+              <w:pStyle w:val="Compact"/>
+            </w:pPr>
+            <w:r>
+              <w:t xml:space="preserve">Bölüm 1</w:t>
+            </w:r>
+          </w:p>
+        </w:tc>
+      </w:tr>
+      <w:tr>
+        <w:tc>
+          <w:tcPr/>
+          <w:p>
+            <w:pPr>
+              <w:pStyle w:val="Compact"/>
+            </w:pPr>
+            <w:r>
+              <w:t xml:space="preserve">RASP mimarisi (ne zaman/nerede/nasıl)</w:t>
+            </w:r>
+          </w:p>
+        </w:tc>
+        <w:tc>
+          <w:tcPr/>
+          <w:p>
+            <w:pPr>
+              <w:pStyle w:val="Compact"/>
+            </w:pPr>
+            <w:r>
+              <w:t xml:space="preserve">RASP’in üç işlevi</w:t>
+            </w:r>
+          </w:p>
+        </w:tc>
+        <w:tc>
+          <w:tcPr/>
+          <w:p>
+            <w:pPr>
+              <w:pStyle w:val="Compact"/>
+            </w:pPr>
+            <w:r>
+              <w:t xml:space="preserve">Bölüm 2</w:t>
+            </w:r>
+          </w:p>
+        </w:tc>
+      </w:tr>
+      <w:tr>
+        <w:tc>
+          <w:tcPr/>
+          <w:p>
+            <w:pPr>
+              <w:pStyle w:val="Compact"/>
+            </w:pPr>
+            <w:r>
+              <w:t xml:space="preserve">Bütünlük / self-hashing</w:t>
+            </w:r>
+          </w:p>
+        </w:tc>
+        <w:tc>
+          <w:tcPr/>
+          <w:p>
+            <w:pPr>
+              <w:pStyle w:val="Compact"/>
+            </w:pPr>
+            <w:r>
+              <w:t xml:space="preserve">özet (hash), Hafta 3 HMAC</w:t>
+            </w:r>
+          </w:p>
+        </w:tc>
+        <w:tc>
+          <w:tcPr/>
+          <w:p>
+            <w:pPr>
+              <w:pStyle w:val="Compact"/>
+            </w:pPr>
+            <w:r>
+              <w:t xml:space="preserve">Bölüm 3</w:t>
+            </w:r>
+          </w:p>
+        </w:tc>
+      </w:tr>
+      <w:tr>
+        <w:tc>
+          <w:tcPr/>
+          <w:p>
+            <w:pPr>
+              <w:pStyle w:val="Compact"/>
+            </w:pPr>
+            <w:r>
+              <w:t xml:space="preserve">Hata ayıklayıcı (debugger) algılama</w:t>
+            </w:r>
+          </w:p>
+        </w:tc>
+        <w:tc>
+          <w:tcPr/>
+          <w:p>
+            <w:pPr>
+              <w:pStyle w:val="Compact"/>
+            </w:pPr>
+            <w:r>
+              <w:t xml:space="preserve">çalışma anı</w:t>
+            </w:r>
+          </w:p>
+        </w:tc>
+        <w:tc>
+          <w:tcPr/>
+          <w:p>
+            <w:pPr>
+              <w:pStyle w:val="Compact"/>
+            </w:pPr>
+            <w:r>
+              <w:t xml:space="preserve">Bölüm 4</w:t>
+            </w:r>
+          </w:p>
+        </w:tc>
+      </w:tr>
+      <w:tr>
+        <w:tc>
+          <w:tcPr/>
+          <w:p>
+            <w:pPr>
+              <w:pStyle w:val="Compact"/>
+            </w:pPr>
+            <w:r>
+              <w:t xml:space="preserve">Emülatör/VM algılama</w:t>
+            </w:r>
+          </w:p>
+        </w:tc>
+        <w:tc>
+          <w:tcPr/>
+          <w:p>
+            <w:pPr>
+              <w:pStyle w:val="Compact"/>
+            </w:pPr>
+            <w:r>
+              <w:t xml:space="preserve">debugger algılamanın</w:t>
+            </w:r>
+            <w:r>
+              <w:t xml:space="preserve"> </w:t>
+            </w:r>
+            <w:r>
+              <w:t xml:space="preserve">“sinyal, kanıt değil”</w:t>
+            </w:r>
+            <w:r>
+              <w:t xml:space="preserve"> </w:t>
+            </w:r>
+            <w:r>
+              <w:t xml:space="preserve">dersi</w:t>
+            </w:r>
+          </w:p>
+        </w:tc>
+        <w:tc>
+          <w:tcPr/>
+          <w:p>
+            <w:pPr>
+              <w:pStyle w:val="Compact"/>
+            </w:pPr>
+            <w:r>
+              <w:t xml:space="preserve">Bölüm 5</w:t>
+            </w:r>
+          </w:p>
+        </w:tc>
+      </w:tr>
+      <w:tr>
+        <w:tc>
+          <w:tcPr/>
+          <w:p>
+            <w:pPr>
+              <w:pStyle w:val="Compact"/>
+            </w:pPr>
+            <w:r>
+              <w:t xml:space="preserve">Kanca (hook) / LD_PRELOAD algılama</w:t>
+            </w:r>
+          </w:p>
+        </w:tc>
+        <w:tc>
+          <w:tcPr/>
+          <w:p>
+            <w:pPr>
+              <w:pStyle w:val="Compact"/>
+            </w:pPr>
+            <w:r>
+              <w:t xml:space="preserve">debugger ve emülatör algılamanın atlatılabilirliği</w:t>
+            </w:r>
+          </w:p>
+        </w:tc>
+        <w:tc>
+          <w:tcPr/>
+          <w:p>
+            <w:pPr>
+              <w:pStyle w:val="Compact"/>
+            </w:pPr>
+            <w:r>
+              <w:t xml:space="preserve">Bölüm 6</w:t>
+            </w:r>
+          </w:p>
+        </w:tc>
+      </w:tr>
+      <w:tr>
+        <w:tc>
+          <w:tcPr/>
+          <w:p>
+            <w:pPr>
+              <w:pStyle w:val="Compact"/>
+            </w:pPr>
+            <w:r>
+              <w:t xml:space="preserve">Dinamik bellek koruması</w:t>
+            </w:r>
+          </w:p>
+        </w:tc>
+        <w:tc>
+          <w:tcPr/>
+          <w:p>
+            <w:pPr>
+              <w:pStyle w:val="Compact"/>
+            </w:pPr>
+            <w:r>
+              <w:t xml:space="preserve">Hafta 1 bellek düzeni, debugger/kanca algılama</w:t>
+            </w:r>
+          </w:p>
+        </w:tc>
+        <w:tc>
+          <w:tcPr/>
+          <w:p>
+            <w:pPr>
+              <w:pStyle w:val="Compact"/>
+            </w:pPr>
+            <w:r>
+              <w:t xml:space="preserve">Bölüm 7</w:t>
+            </w:r>
+          </w:p>
+        </w:tc>
+      </w:tr>
+      <w:tr>
+        <w:tc>
+          <w:tcPr/>
+          <w:p>
+            <w:pPr>
+              <w:pStyle w:val="Compact"/>
+            </w:pPr>
+            <w:r>
+              <w:t xml:space="preserve">Kök (root) göstergesi</w:t>
+            </w:r>
+          </w:p>
+        </w:tc>
+        <w:tc>
+          <w:tcPr/>
+          <w:p>
+            <w:pPr>
+              <w:pStyle w:val="Compact"/>
+            </w:pPr>
+            <w:r>
+              <w:t xml:space="preserve">ayrıcalık (yetki) kavramı</w:t>
+            </w:r>
+          </w:p>
+        </w:tc>
+        <w:tc>
+          <w:tcPr/>
+          <w:p>
+            <w:pPr>
+              <w:pStyle w:val="Compact"/>
+            </w:pPr>
+            <w:r>
+              <w:t xml:space="preserve">Bölüm 8.1</w:t>
+            </w:r>
+          </w:p>
+        </w:tc>
+      </w:tr>
+      <w:tr>
+        <w:tc>
+          <w:tcPr/>
+          <w:p>
+            <w:pPr>
+              <w:pStyle w:val="Compact"/>
+            </w:pPr>
+            <w:r>
+              <w:t xml:space="preserve">Bileşen/paket imza doğrulaması</w:t>
+            </w:r>
+          </w:p>
+        </w:tc>
+        <w:tc>
+          <w:tcPr/>
+          <w:p>
+            <w:pPr>
+              <w:pStyle w:val="Compact"/>
+            </w:pPr>
+            <w:r>
+              <w:t xml:space="preserve">Hafta 3 HMAC/dijital imza</w:t>
+            </w:r>
+          </w:p>
+        </w:tc>
+        <w:tc>
+          <w:tcPr/>
+          <w:p>
+            <w:pPr>
+              <w:pStyle w:val="Compact"/>
+            </w:pPr>
+            <w:r>
+              <w:t xml:space="preserve">Bölüm 8.2</w:t>
+            </w:r>
+          </w:p>
+        </w:tc>
+      </w:tr>
+      <w:tr>
+        <w:tc>
+          <w:tcPr/>
+          <w:p>
+            <w:pPr>
+              <w:pStyle w:val="Compact"/>
+            </w:pPr>
+            <w:r>
+              <w:t xml:space="preserve">Kontrol akışı sayacı</w:t>
+            </w:r>
+          </w:p>
+        </w:tc>
+        <w:tc>
+          <w:tcPr/>
+          <w:p>
+            <w:pPr>
+              <w:pStyle w:val="Compact"/>
+            </w:pPr>
+            <w:r>
+              <w:t xml:space="preserve">bütünlük denetiminin</w:t>
+            </w:r>
+            <w:r>
+              <w:t xml:space="preserve"> </w:t>
+            </w:r>
+            <w:r>
+              <w:t xml:space="preserve">“tek nokta”</w:t>
+            </w:r>
+            <w:r>
+              <w:t xml:space="preserve"> </w:t>
+            </w:r>
+            <w:r>
+              <w:t xml:space="preserve">zaafı</w:t>
+            </w:r>
+          </w:p>
+        </w:tc>
+        <w:tc>
+          <w:tcPr/>
+          <w:p>
+            <w:pPr>
+              <w:pStyle w:val="Compact"/>
+            </w:pPr>
+            <w:r>
+              <w:t xml:space="preserve">Bölüm 9</w:t>
+            </w:r>
+          </w:p>
+        </w:tc>
+      </w:tr>
+      <w:tr>
+        <w:tc>
+          <w:tcPr/>
+          <w:p>
+            <w:pPr>
+              <w:pStyle w:val="Compact"/>
+            </w:pPr>
+            <w:r>
+              <w:t xml:space="preserve">Tepki politikası</w:t>
+            </w:r>
+          </w:p>
+        </w:tc>
+        <w:tc>
+          <w:tcPr/>
+          <w:p>
+            <w:pPr>
+              <w:pStyle w:val="Compact"/>
+            </w:pPr>
+            <w:r>
+              <w:t xml:space="preserve">bütün algılama sinyalleri</w:t>
+            </w:r>
+          </w:p>
+        </w:tc>
+        <w:tc>
+          <w:tcPr/>
+          <w:p>
+            <w:pPr>
+              <w:pStyle w:val="Compact"/>
+            </w:pPr>
+            <w:r>
+              <w:t xml:space="preserve">Bölüm 10</w:t>
+            </w:r>
+          </w:p>
+        </w:tc>
+      </w:tr>
+      <w:tr>
+        <w:tc>
+          <w:tcPr/>
+          <w:p>
+            <w:pPr>
+              <w:pStyle w:val="Compact"/>
+            </w:pPr>
+            <w:r>
+              <w:t xml:space="preserve">Cihaz bağlama</w:t>
+            </w:r>
+          </w:p>
+        </w:tc>
+        <w:tc>
+          <w:tcPr/>
+          <w:p>
+            <w:pPr>
+              <w:pStyle w:val="Compact"/>
+            </w:pPr>
+            <w:r>
+              <w:t xml:space="preserve">Hafta 3 HKDF, tepki politikası</w:t>
+            </w:r>
+          </w:p>
+        </w:tc>
+        <w:tc>
+          <w:tcPr/>
+          <w:p>
+            <w:pPr>
+              <w:pStyle w:val="Compact"/>
+            </w:pPr>
+            <w:r>
+              <w:t xml:space="preserve">Bölüm 10</w:t>
+            </w:r>
+          </w:p>
+        </w:tc>
+      </w:tr>
+    </w:tbl>
     <w:p>
       <w:pPr>
         <w:pStyle w:val="BlockText"/>
@@ -3583,9 +3406,9 @@
         <w:t xml:space="preserve">zor gelen bir bölümü ikinci kez okuyup ilerleyin.</w:t>
       </w:r>
     </w:p>
-    <w:bookmarkEnd w:id="36"/>
-    <w:bookmarkEnd w:id="37"/>
-    <w:bookmarkStart w:id="47" w:name="rasp-nedir-algılama-savunma-caydırma"/>
+    <w:bookmarkEnd w:id="32"/>
+    <w:bookmarkEnd w:id="33"/>
+    <w:bookmarkStart w:id="45" w:name="rasp-nedir-algılama-savunma-caydırma"/>
     <w:p>
       <w:pPr>
         <w:pStyle w:val="Heading2"/>
@@ -3621,7 +3444,29 @@
         <w:t xml:space="preserve"> </w:t>
       </w:r>
       <w:r>
-        <w:t xml:space="preserve">(Hafta 3), kodu gizledik (Hafta 4, 5). Ama bütün bunlar bir varsayıma dayanıyordu:</w:t>
+        <w:t xml:space="preserve">(</w:t>
+      </w:r>
+      <w:hyperlink r:id="rId21">
+        <w:r>
+          <w:rPr>
+            <w:rStyle w:val="Hyperlink"/>
+          </w:rPr>
+          <w:t xml:space="preserve">Hafta 3</w:t>
+        </w:r>
+      </w:hyperlink>
+      <w:r>
+        <w:t xml:space="preserve">), kodu gizledik (</w:t>
+      </w:r>
+      <w:hyperlink r:id="rId22">
+        <w:r>
+          <w:rPr>
+            <w:rStyle w:val="Hyperlink"/>
+          </w:rPr>
+          <w:t xml:space="preserve">Hafta 4</w:t>
+        </w:r>
+      </w:hyperlink>
+      <w:r>
+        <w:t xml:space="preserve">, 5). Ama bütün bunlar bir varsayıma dayanıyordu:</w:t>
       </w:r>
       <w:r>
         <w:t xml:space="preserve"> </w:t>
@@ -3637,23 +3482,39 @@
         <w:t xml:space="preserve"> </w:t>
       </w:r>
       <w:r>
-        <w:t xml:space="preserve">Bu hafta o varsayımı bırakıyoruz. Uygulama,</w:t>
-      </w:r>
-      <w:r>
-        <w:t xml:space="preserve"> </w:t>
-      </w:r>
-      <w:r>
-        <w:rPr>
-          <w:b/>
-          <w:bCs/>
-        </w:rPr>
-        <w:t xml:space="preserve">çalışırken</w:t>
-      </w:r>
-      <w:r>
-        <w:t xml:space="preserve"> </w:t>
-      </w:r>
-      <w:r>
-        <w:t xml:space="preserve">düşman bir ortamda olabilir: kullanıcı cihazın sahibidir,</w:t>
+        <w:t xml:space="preserve">Bu hafta o varsayımı bırakıyoruz ve</w:t>
+      </w:r>
+      <w:r>
+        <w:t xml:space="preserve"> </w:t>
+      </w:r>
+      <w:r>
+        <w:rPr>
+          <w:b/>
+          <w:bCs/>
+        </w:rPr>
+        <w:t xml:space="preserve">çalışma anına (runtime)</w:t>
+      </w:r>
+      <w:r>
+        <w:t xml:space="preserve"> </w:t>
+      </w:r>
+      <w:r>
+        <w:t xml:space="preserve">— programın derlenip diskte durduğu an değil, fiilen</w:t>
+      </w:r>
+      <w:r>
+        <w:t xml:space="preserve"> </w:t>
+      </w:r>
+      <w:r>
+        <w:rPr>
+          <w:b/>
+          <w:bCs/>
+        </w:rPr>
+        <w:t xml:space="preserve">çalıştığı</w:t>
+      </w:r>
+      <w:r>
+        <w:t xml:space="preserve"> </w:t>
+      </w:r>
+      <w:r>
+        <w:t xml:space="preserve">an — bakıyoruz. Uygulama, çalışırken düşman bir ortamda olabilir: kullanıcı cihazın sahibidir,</w:t>
       </w:r>
       <w:r>
         <w:t xml:space="preserve"> </w:t>
@@ -3669,20 +3530,20 @@
       <w:r>
         <w:drawing>
           <wp:inline>
-            <wp:extent cx="5759999" cy="2470728"/>
+            <wp:extent cx="5759999" cy="2510565"/>
             <wp:effectExtent b="0" l="0" r="0" t="0"/>
-            <wp:docPr descr="WAF ile RASP farkı" title="" id="39" name="Picture"/>
+            <wp:docPr descr="WAF ile RASP farkı" title="" id="35" name="Picture"/>
             <a:graphic>
               <a:graphicData uri="http://schemas.openxmlformats.org/drawingml/2006/picture">
                 <pic:pic>
                   <pic:nvPicPr>
-                    <pic:cNvPr descr="h06-06-waf-rasp.png" id="40" name="Picture"/>
+                    <pic:cNvPr descr="h06-06-waf-rasp.png" id="36" name="Picture"/>
                     <pic:cNvPicPr>
                       <a:picLocks noChangeArrowheads="1" noChangeAspect="1"/>
                     </pic:cNvPicPr>
                   </pic:nvPicPr>
                   <pic:blipFill>
-                    <a:blip r:embed="rId38"/>
+                    <a:blip r:embed="rId34"/>
                     <a:stretch>
                       <a:fillRect/>
                     </a:stretch>
@@ -3690,7 +3551,7 @@
                   <pic:spPr bwMode="auto">
                     <a:xfrm>
                       <a:off x="0" y="0"/>
-                      <a:ext cx="5759999" cy="2470728"/>
+                      <a:ext cx="5759999" cy="2510565"/>
                     </a:xfrm>
                     <a:prstGeom prst="rect">
                       <a:avLst/>
@@ -3726,7 +3587,7 @@
         <w:pStyle w:val="Compact"/>
         <w:numPr>
           <w:ilvl w:val="0"/>
-          <w:numId w:val="1015"/>
+          <w:numId w:val="1003"/>
         </w:numPr>
       </w:pPr>
       <w:r>
@@ -3764,7 +3625,7 @@
         <w:pStyle w:val="Compact"/>
         <w:numPr>
           <w:ilvl w:val="0"/>
-          <w:numId w:val="1015"/>
+          <w:numId w:val="1003"/>
         </w:numPr>
       </w:pPr>
       <w:r>
@@ -3802,7 +3663,7 @@
         <w:pStyle w:val="Compact"/>
         <w:numPr>
           <w:ilvl w:val="0"/>
-          <w:numId w:val="1015"/>
+          <w:numId w:val="1003"/>
         </w:numPr>
       </w:pPr>
       <w:r>
@@ -3856,7 +3717,7 @@
         <w:pStyle w:val="Compact"/>
         <w:numPr>
           <w:ilvl w:val="0"/>
-          <w:numId w:val="1015"/>
+          <w:numId w:val="1003"/>
         </w:numPr>
       </w:pPr>
       <w:r>
@@ -3886,7 +3747,18 @@
         <w:t xml:space="preserve"> </w:t>
       </w:r>
       <w:r>
-        <w:t xml:space="preserve">bu beklentileri denetlenebilir gereksinimlere çevirir (13. hafta).</w:t>
+        <w:t xml:space="preserve">bu beklentileri denetlenebilir gereksinimlere çevirir (</w:t>
+      </w:r>
+      <w:hyperlink r:id="rId37">
+        <w:r>
+          <w:rPr>
+            <w:rStyle w:val="Hyperlink"/>
+          </w:rPr>
+          <w:t xml:space="preserve">13. hafta</w:t>
+        </w:r>
+      </w:hyperlink>
+      <w:r>
+        <w:t xml:space="preserve">).</w:t>
       </w:r>
     </w:p>
     <w:p>
@@ -4253,20 +4125,20 @@
       <w:r>
         <w:drawing>
           <wp:inline>
-            <wp:extent cx="5759999" cy="2561342"/>
+            <wp:extent cx="5759999" cy="2236497"/>
             <wp:effectExtent b="0" l="0" r="0" t="0"/>
-            <wp:docPr descr="RASP döngüsü: algıla, savun, caydır" title="" id="42" name="Picture"/>
+            <wp:docPr descr="RASP döngüsü: algıla, savun, caydır" title="" id="39" name="Picture"/>
             <a:graphic>
               <a:graphicData uri="http://schemas.openxmlformats.org/drawingml/2006/picture">
                 <pic:pic>
                   <pic:nvPicPr>
-                    <pic:cNvPr descr="h06-01-rasp-dongusu.png" id="43" name="Picture"/>
+                    <pic:cNvPr descr="h06-01-rasp-dongusu.png" id="40" name="Picture"/>
                     <pic:cNvPicPr>
                       <a:picLocks noChangeArrowheads="1" noChangeAspect="1"/>
                     </pic:cNvPicPr>
                   </pic:nvPicPr>
                   <pic:blipFill>
-                    <a:blip r:embed="rId41"/>
+                    <a:blip r:embed="rId38"/>
                     <a:stretch>
                       <a:fillRect/>
                     </a:stretch>
@@ -4274,7 +4146,7 @@
                   <pic:spPr bwMode="auto">
                     <a:xfrm>
                       <a:off x="0" y="0"/>
-                      <a:ext cx="5759999" cy="2561342"/>
+                      <a:ext cx="5759999" cy="2236497"/>
                     </a:xfrm>
                     <a:prstGeom prst="rect">
                       <a:avLst/>
@@ -4298,7 +4170,7 @@
         <w:pStyle w:val="Compact"/>
         <w:numPr>
           <w:ilvl w:val="0"/>
-          <w:numId w:val="1016"/>
+          <w:numId w:val="1004"/>
         </w:numPr>
       </w:pPr>
       <w:r>
@@ -4326,7 +4198,7 @@
         <w:pStyle w:val="Compact"/>
         <w:numPr>
           <w:ilvl w:val="0"/>
-          <w:numId w:val="1016"/>
+          <w:numId w:val="1004"/>
         </w:numPr>
       </w:pPr>
       <w:r>
@@ -4370,7 +4242,7 @@
         <w:pStyle w:val="Compact"/>
         <w:numPr>
           <w:ilvl w:val="0"/>
-          <w:numId w:val="1016"/>
+          <w:numId w:val="1004"/>
         </w:numPr>
       </w:pPr>
       <w:r>
@@ -4437,7 +4309,7 @@
         <w:t xml:space="preserve">ilkesinin RASP hâli).</w:t>
       </w:r>
     </w:p>
-    <w:bookmarkStart w:id="44" w:name="saldırgan-modeli-mate-man-at-the-end"/>
+    <w:bookmarkStart w:id="42" w:name="saldırgan-modeli-mate-man-at-the-end"/>
     <w:p>
       <w:pPr>
         <w:pStyle w:val="Heading3"/>
@@ -4456,8 +4328,19 @@
       <w:pPr>
         <w:pStyle w:val="FirstParagraph"/>
       </w:pPr>
-      <w:r>
-        <w:t xml:space="preserve">Hafta 1’de üç saldırgan tipini görmüştük. RASP’in dünyası tümüyle</w:t>
+      <w:hyperlink r:id="rId25">
+        <w:r>
+          <w:rPr>
+            <w:rStyle w:val="Hyperlink"/>
+          </w:rPr>
+          <w:t xml:space="preserve">Hafta 1’de</w:t>
+        </w:r>
+      </w:hyperlink>
+      <w:r>
+        <w:t xml:space="preserve"> </w:t>
+      </w:r>
+      <w:r>
+        <w:t xml:space="preserve">üç saldırgan tipini görmüştük. RASP’in dünyası tümüyle</w:t>
       </w:r>
       <w:r>
         <w:t xml:space="preserve"> </w:t>
@@ -4521,8 +4404,16 @@
       <w:r>
         <w:t xml:space="preserve"> </w:t>
       </w:r>
-      <w:r>
-        <w:t xml:space="preserve">Hafta 11’deki</w:t>
+      <w:hyperlink r:id="rId41">
+        <w:r>
+          <w:rPr>
+            <w:rStyle w:val="Hyperlink"/>
+          </w:rPr>
+          <w:t xml:space="preserve">Hafta 11</w:t>
+        </w:r>
+      </w:hyperlink>
+      <w:r>
+        <w:t xml:space="preserve">’deki</w:t>
       </w:r>
       <w:r>
         <w:t xml:space="preserve"> </w:t>
@@ -5059,8 +4950,8 @@
         <w:t xml:space="preserve">birlikte anlam kazanır.</w:t>
       </w:r>
     </w:p>
-    <w:bookmarkEnd w:id="44"/>
-    <w:bookmarkStart w:id="45" w:name="bu-haftanın-örnek-mimarisi-ve-ana-fikri"/>
+    <w:bookmarkEnd w:id="42"/>
+    <w:bookmarkStart w:id="43" w:name="bu-haftanın-örnek-mimarisi-ve-ana-fikri"/>
     <w:p>
       <w:pPr>
         <w:pStyle w:val="Heading3"/>
@@ -5265,8 +5156,8 @@
         <w:t xml:space="preserve">çalışma zamanındaki karşılığıdır.</w:t>
       </w:r>
     </w:p>
-    <w:bookmarkEnd w:id="45"/>
-    <w:bookmarkStart w:id="46" w:name="Xb9d0fd92c6d2a5a47204d77cc19fc74f56dc3ab"/>
+    <w:bookmarkEnd w:id="43"/>
+    <w:bookmarkStart w:id="44" w:name="Xb9d0fd92c6d2a5a47204d77cc19fc74f56dc3ab"/>
     <w:p>
       <w:pPr>
         <w:pStyle w:val="Heading3"/>
@@ -5316,7 +5207,7 @@
         <w:pStyle w:val="Compact"/>
         <w:numPr>
           <w:ilvl w:val="0"/>
-          <w:numId w:val="1017"/>
+          <w:numId w:val="1005"/>
         </w:numPr>
       </w:pPr>
       <w:r>
@@ -5378,7 +5269,7 @@
         <w:pStyle w:val="Compact"/>
         <w:numPr>
           <w:ilvl w:val="0"/>
-          <w:numId w:val="1017"/>
+          <w:numId w:val="1005"/>
         </w:numPr>
       </w:pPr>
       <w:r>
@@ -5461,7 +5352,7 @@
         <w:pStyle w:val="Compact"/>
         <w:numPr>
           <w:ilvl w:val="0"/>
-          <w:numId w:val="1017"/>
+          <w:numId w:val="1005"/>
         </w:numPr>
       </w:pPr>
       <w:r>
@@ -5629,8 +5520,8 @@
         </w:pict>
       </w:r>
     </w:p>
-    <w:bookmarkEnd w:id="46"/>
-    <w:bookmarkEnd w:id="47"/>
+    <w:bookmarkEnd w:id="44"/>
+    <w:bookmarkEnd w:id="45"/>
     <w:bookmarkStart w:id="56" w:name="X0c5cbca08833458d002c15cd3ad12ebd6c0f79f"/>
     <w:p>
       <w:pPr>
@@ -5691,7 +5582,7 @@
         <w:t xml:space="preserve">olursa olsun, bulunup atlatılması en kolay denetimdir. Bu bölüm, denetimleri yerleştirmenin tasarım ilkelerini anlatır.</w:t>
       </w:r>
     </w:p>
-    <w:bookmarkStart w:id="48" w:name="ne-zaman-çalışır-üç-tetikleme-anı"/>
+    <w:bookmarkStart w:id="46" w:name="ne-zaman-çalışır-üç-tetikleme-anı"/>
     <w:p>
       <w:pPr>
         <w:pStyle w:val="Heading3"/>
@@ -5910,7 +5801,7 @@
         <w:t xml:space="preserve">bir hata ayıklayıcı hiç görmez.</w:t>
       </w:r>
     </w:p>
-    <w:bookmarkEnd w:id="48"/>
+    <w:bookmarkEnd w:id="46"/>
     <w:bookmarkStart w:id="49" w:name="nerede-çalışır-dağıtık-denetim"/>
     <w:p>
       <w:pPr>
@@ -5925,7 +5816,7 @@
         <w:pStyle w:val="Compact"/>
         <w:numPr>
           <w:ilvl w:val="0"/>
-          <w:numId w:val="1018"/>
+          <w:numId w:val="1006"/>
         </w:numPr>
       </w:pPr>
       <w:r>
@@ -5966,7 +5857,7 @@
         <w:pStyle w:val="Compact"/>
         <w:numPr>
           <w:ilvl w:val="0"/>
-          <w:numId w:val="1018"/>
+          <w:numId w:val="1006"/>
         </w:numPr>
       </w:pPr>
       <w:r>
@@ -5986,19 +5877,50 @@
         <w:t xml:space="preserve"> </w:t>
       </w:r>
       <w:r>
-        <w:t xml:space="preserve">değiştirilirse diğeri fark eder (5. haftadaki ayrık parmak izi ve 1. haftadaki arayüz tablosunda</w:t>
-      </w:r>
-      <w:r>
-        <w:t xml:space="preserve"> </w:t>
-      </w:r>
-      <w:r>
-        <w:t xml:space="preserve">“karşılıklı</w:t>
-      </w:r>
-      <w:r>
-        <w:t xml:space="preserve"> </w:t>
-      </w:r>
-      <w:r>
-        <w:t xml:space="preserve">bütünlük denetimi”</w:t>
+        <w:t xml:space="preserve">değiştirilirse diğeri fark eder (</w:t>
+      </w:r>
+      <w:hyperlink r:id="rId47">
+        <w:r>
+          <w:rPr>
+            <w:rStyle w:val="Hyperlink"/>
+          </w:rPr>
+          <w:t xml:space="preserve">5. haftadaki</w:t>
+        </w:r>
+      </w:hyperlink>
+      <w:r>
+        <w:t xml:space="preserve"> </w:t>
+      </w:r>
+      <w:r>
+        <w:t xml:space="preserve">ayrık parmak izi ve</w:t>
+      </w:r>
+      <w:r>
+        <w:t xml:space="preserve"> </w:t>
+      </w:r>
+      <w:hyperlink r:id="rId48">
+        <w:r>
+          <w:rPr>
+            <w:rStyle w:val="Hyperlink"/>
+          </w:rPr>
+          <w:t xml:space="preserve">1. haftadaki</w:t>
+        </w:r>
+      </w:hyperlink>
+      <w:r>
+        <w:t xml:space="preserve"> </w:t>
+      </w:r>
+      <w:r>
+        <w:t xml:space="preserve">arayüz</w:t>
+      </w:r>
+      <w:r>
+        <w:t xml:space="preserve"> </w:t>
+      </w:r>
+      <w:r>
+        <w:t xml:space="preserve">tablosunda</w:t>
+      </w:r>
+      <w:r>
+        <w:t xml:space="preserve"> </w:t>
+      </w:r>
+      <w:r>
+        <w:t xml:space="preserve">“karşılıklı bütünlük denetimi”</w:t>
       </w:r>
       <w:r>
         <w:t xml:space="preserve">).</w:t>
@@ -6009,7 +5931,7 @@
         <w:pStyle w:val="Compact"/>
         <w:numPr>
           <w:ilvl w:val="0"/>
-          <w:numId w:val="1018"/>
+          <w:numId w:val="1006"/>
         </w:numPr>
       </w:pPr>
       <w:r>
@@ -6071,7 +5993,7 @@
         <w:pStyle w:val="Compact"/>
         <w:numPr>
           <w:ilvl w:val="0"/>
-          <w:numId w:val="1018"/>
+          <w:numId w:val="1006"/>
         </w:numPr>
       </w:pPr>
       <w:r>
@@ -6091,8 +6013,16 @@
         <w:t xml:space="preserve"> </w:t>
       </w:r>
       <w:r>
-        <w:t xml:space="preserve">ve bir bütünlük denetimini tetikleyen ek parametreler bulunabilir (4. haftadaki</w:t>
-      </w:r>
+        <w:t xml:space="preserve">ve bir bütünlük denetimini tetikleyen ek parametreler bulunabilir (</w:t>
+      </w:r>
+      <w:hyperlink r:id="rId22">
+        <w:r>
+          <w:rPr>
+            <w:rStyle w:val="Hyperlink"/>
+          </w:rPr>
+          <w:t xml:space="preserve">4. haftadaki</w:t>
+        </w:r>
+      </w:hyperlink>
       <w:r>
         <w:t xml:space="preserve"> </w:t>
       </w:r>
@@ -6344,7 +6274,7 @@
         <w:pStyle w:val="Compact"/>
         <w:numPr>
           <w:ilvl w:val="0"/>
-          <w:numId w:val="1019"/>
+          <w:numId w:val="1007"/>
         </w:numPr>
       </w:pPr>
       <w:r>
@@ -6372,7 +6302,7 @@
         <w:pStyle w:val="Compact"/>
         <w:numPr>
           <w:ilvl w:val="0"/>
-          <w:numId w:val="1019"/>
+          <w:numId w:val="1007"/>
         </w:numPr>
       </w:pPr>
       <w:r>
@@ -6393,7 +6323,7 @@
         <w:pStyle w:val="Compact"/>
         <w:numPr>
           <w:ilvl w:val="0"/>
-          <w:numId w:val="1019"/>
+          <w:numId w:val="1007"/>
         </w:numPr>
       </w:pPr>
       <w:r>
@@ -6671,7 +6601,7 @@
       <w:r>
         <w:drawing>
           <wp:inline>
-            <wp:extent cx="5759999" cy="2786354"/>
+            <wp:extent cx="5759999" cy="4225888"/>
             <wp:effectExtent b="0" l="0" r="0" t="0"/>
             <wp:docPr descr="Hassas işlemi saran RASP katmanları" title="" id="52" name="Picture"/>
             <a:graphic>
@@ -6692,7 +6622,7 @@
                   <pic:spPr bwMode="auto">
                     <a:xfrm>
                       <a:off x="0" y="0"/>
-                      <a:ext cx="5759999" cy="2786354"/>
+                      <a:ext cx="5759999" cy="4225888"/>
                     </a:xfrm>
                     <a:prstGeom prst="rect">
                       <a:avLst/>
@@ -6829,7 +6759,7 @@
         <w:pStyle w:val="Compact"/>
         <w:numPr>
           <w:ilvl w:val="0"/>
-          <w:numId w:val="1020"/>
+          <w:numId w:val="1008"/>
         </w:numPr>
       </w:pPr>
       <w:r>
@@ -6878,7 +6808,7 @@
         <w:pStyle w:val="Compact"/>
         <w:numPr>
           <w:ilvl w:val="0"/>
-          <w:numId w:val="1020"/>
+          <w:numId w:val="1008"/>
         </w:numPr>
       </w:pPr>
       <w:r>
@@ -6934,7 +6864,7 @@
         <w:pStyle w:val="Compact"/>
         <w:numPr>
           <w:ilvl w:val="0"/>
-          <w:numId w:val="1020"/>
+          <w:numId w:val="1008"/>
         </w:numPr>
       </w:pPr>
       <w:r>
@@ -7091,7 +7021,7 @@
     </w:p>
     <w:bookmarkEnd w:id="55"/>
     <w:bookmarkEnd w:id="56"/>
-    <w:bookmarkStart w:id="62" w:name="Xdc65e3f7ce2994c8937df9f5d5ca02aab578ec7"/>
+    <w:bookmarkStart w:id="63" w:name="Xdc65e3f7ce2994c8937df9f5d5ca02aab578ec7"/>
     <w:p>
       <w:pPr>
         <w:pStyle w:val="Heading2"/>
@@ -7158,7 +7088,18 @@
         <w:t xml:space="preserve"> </w:t>
       </w:r>
       <w:r>
-        <w:t xml:space="preserve">(patching) korumayı atlatmaya çalışır (Hafta 4’te gördüğümüz</w:t>
+        <w:t xml:space="preserve">(patching) korumayı atlatmaya çalışır (</w:t>
+      </w:r>
+      <w:hyperlink r:id="rId22">
+        <w:r>
+          <w:rPr>
+            <w:rStyle w:val="Hyperlink"/>
+          </w:rPr>
+          <w:t xml:space="preserve">Hafta 4</w:t>
+        </w:r>
+      </w:hyperlink>
+      <w:r>
+        <w:t xml:space="preserve">’te gördüğümüz</w:t>
       </w:r>
       <w:r>
         <w:t xml:space="preserve"> </w:t>
@@ -7295,7 +7236,27 @@
         <w:t xml:space="preserve"> </w:t>
       </w:r>
       <w:r>
-        <w:t xml:space="preserve">ile güncelliyoruz (bkz. Hafta 3): doğru HMAC’i üretmek için gizli anahtar gerekir. Yazarın CRC</w:t>
+        <w:t xml:space="preserve">ile güncelliyoruz (bkz.</w:t>
+      </w:r>
+      <w:r>
+        <w:t xml:space="preserve"> </w:t>
+      </w:r>
+      <w:hyperlink r:id="rId27">
+        <w:r>
+          <w:rPr>
+            <w:rStyle w:val="Hyperlink"/>
+          </w:rPr>
+          <w:t xml:space="preserve">Hafta 3, §2.4</w:t>
+        </w:r>
+      </w:hyperlink>
+      <w:r>
+        <w:t xml:space="preserve">):</w:t>
+      </w:r>
+      <w:r>
+        <w:t xml:space="preserve"> </w:t>
+      </w:r>
+      <w:r>
+        <w:t xml:space="preserve">doğru HMAC’i üretmek için gizli anahtar gerekir. Yazarın CRC</w:t>
       </w:r>
       <w:r>
         <w:t xml:space="preserve"> </w:t>
@@ -7333,7 +7294,7 @@
       <w:r>
         <w:drawing>
           <wp:inline>
-            <wp:extent cx="5759999" cy="2283460"/>
+            <wp:extent cx="5759999" cy="3115102"/>
             <wp:effectExtent b="0" l="0" r="0" t="0"/>
             <wp:docPr descr="Self-hashing ile bütünlük denetimi akışı" title="" id="58" name="Picture"/>
             <a:graphic>
@@ -7354,7 +7315,7 @@
                   <pic:spPr bwMode="auto">
                     <a:xfrm>
                       <a:off x="0" y="0"/>
-                      <a:ext cx="5759999" cy="2283460"/>
+                      <a:ext cx="5759999" cy="3115102"/>
                     </a:xfrm>
                     <a:prstGeom prst="rect">
                       <a:avLst/>
@@ -7373,7 +7334,7 @@
         </w:drawing>
       </w:r>
     </w:p>
-    <w:bookmarkStart w:id="60" w:name="X78216623dfa40ab14b0d492d6918eb904161b2f"/>
+    <w:bookmarkStart w:id="61" w:name="X78216623dfa40ab14b0d492d6918eb904161b2f"/>
     <w:p>
       <w:pPr>
         <w:pStyle w:val="Heading3"/>
@@ -8324,7 +8285,24 @@
         <w:t xml:space="preserve"> </w:t>
       </w:r>
       <w:r>
-        <w:t xml:space="preserve">değil), çünkü Hafta 3’te gördüğümüz gibi düz</w:t>
+        <w:t xml:space="preserve">değil), çünkü</w:t>
+      </w:r>
+      <w:r>
+        <w:t xml:space="preserve"> </w:t>
+      </w:r>
+      <w:hyperlink r:id="rId60">
+        <w:r>
+          <w:rPr>
+            <w:rStyle w:val="Hyperlink"/>
+          </w:rPr>
+          <w:t xml:space="preserve">Hafta 3’te</w:t>
+        </w:r>
+      </w:hyperlink>
+      <w:r>
+        <w:t xml:space="preserve"> </w:t>
+      </w:r>
+      <w:r>
+        <w:t xml:space="preserve">gördüğümüz gibi düz</w:t>
       </w:r>
       <w:r>
         <w:t xml:space="preserve"> </w:t>
@@ -8342,8 +8320,8 @@
         <w:t xml:space="preserve">ilk farklı baytta durup zamanlama sızdırır.</w:t>
       </w:r>
     </w:p>
-    <w:bookmarkEnd w:id="60"/>
-    <w:bookmarkStart w:id="61" w:name="Xeb9a3760ab9047fe6212c81419f88370e89d701"/>
+    <w:bookmarkEnd w:id="61"/>
+    <w:bookmarkStart w:id="62" w:name="Xeb9a3760ab9047fe6212c81419f88370e89d701"/>
     <w:p>
       <w:pPr>
         <w:pStyle w:val="Heading3"/>
@@ -9467,7 +9445,7 @@
         <w:pStyle w:val="Compact"/>
         <w:numPr>
           <w:ilvl w:val="0"/>
-          <w:numId w:val="1021"/>
+          <w:numId w:val="1009"/>
         </w:numPr>
       </w:pPr>
       <w:r>
@@ -9495,7 +9473,7 @@
         <w:pStyle w:val="Compact"/>
         <w:numPr>
           <w:ilvl w:val="0"/>
-          <w:numId w:val="1022"/>
+          <w:numId w:val="1010"/>
         </w:numPr>
       </w:pPr>
       <w:r>
@@ -9523,7 +9501,7 @@
         <w:pStyle w:val="Compact"/>
         <w:numPr>
           <w:ilvl w:val="0"/>
-          <w:numId w:val="1023"/>
+          <w:numId w:val="1011"/>
         </w:numPr>
       </w:pPr>
       <w:r>
@@ -9551,7 +9529,7 @@
         <w:pStyle w:val="Compact"/>
         <w:numPr>
           <w:ilvl w:val="0"/>
-          <w:numId w:val="1024"/>
+          <w:numId w:val="1012"/>
         </w:numPr>
       </w:pPr>
       <w:r>
@@ -9578,7 +9556,7 @@
         <w:pStyle w:val="Compact"/>
         <w:numPr>
           <w:ilvl w:val="0"/>
-          <w:numId w:val="1025"/>
+          <w:numId w:val="1013"/>
         </w:numPr>
       </w:pPr>
       <w:r>
@@ -10032,9 +10010,9 @@
         </w:pict>
       </w:r>
     </w:p>
-    <w:bookmarkEnd w:id="61"/>
     <w:bookmarkEnd w:id="62"/>
-    <w:bookmarkStart w:id="72" w:name="hata-ayıklayıcı-debugger-algılama"/>
+    <w:bookmarkEnd w:id="63"/>
+    <w:bookmarkStart w:id="73" w:name="hata-ayıklayıcı-debugger-algılama"/>
     <w:p>
       <w:pPr>
         <w:pStyle w:val="Heading2"/>
@@ -10096,20 +10074,20 @@
       <w:r>
         <w:drawing>
           <wp:inline>
-            <wp:extent cx="5759999" cy="2283460"/>
+            <wp:extent cx="5759999" cy="1946147"/>
             <wp:effectExtent b="0" l="0" r="0" t="0"/>
-            <wp:docPr descr="Zamanlama tabanlı debugger sezme" title="" id="64" name="Picture"/>
+            <wp:docPr descr="Zamanlama tabanlı debugger sezme" title="" id="65" name="Picture"/>
             <a:graphic>
               <a:graphicData uri="http://schemas.openxmlformats.org/drawingml/2006/picture">
                 <pic:pic>
                   <pic:nvPicPr>
-                    <pic:cNvPr descr="h06-08-zamanlama.png" id="65" name="Picture"/>
+                    <pic:cNvPr descr="h06-08-zamanlama.png" id="66" name="Picture"/>
                     <pic:cNvPicPr>
                       <a:picLocks noChangeArrowheads="1" noChangeAspect="1"/>
                     </pic:cNvPicPr>
                   </pic:nvPicPr>
                   <pic:blipFill>
-                    <a:blip r:embed="rId63"/>
+                    <a:blip r:embed="rId64"/>
                     <a:stretch>
                       <a:fillRect/>
                     </a:stretch>
@@ -10117,7 +10095,7 @@
                   <pic:spPr bwMode="auto">
                     <a:xfrm>
                       <a:off x="0" y="0"/>
-                      <a:ext cx="5759999" cy="2283460"/>
+                      <a:ext cx="5759999" cy="1946147"/>
                     </a:xfrm>
                     <a:prstGeom prst="rect">
                       <a:avLst/>
@@ -10143,20 +10121,20 @@
       <w:r>
         <w:drawing>
           <wp:inline>
-            <wp:extent cx="5759999" cy="2585921"/>
+            <wp:extent cx="5759999" cy="3723963"/>
             <wp:effectExtent b="0" l="0" r="0" t="0"/>
-            <wp:docPr descr="Hata ayıklayıcı algılama yolları" title="" id="67" name="Picture"/>
+            <wp:docPr descr="Hata ayıklayıcı algılama yolları" title="" id="68" name="Picture"/>
             <a:graphic>
               <a:graphicData uri="http://schemas.openxmlformats.org/drawingml/2006/picture">
                 <pic:pic>
                   <pic:nvPicPr>
-                    <pic:cNvPr descr="h06-07-antidebug.png" id="68" name="Picture"/>
+                    <pic:cNvPr descr="h06-07-antidebug.png" id="69" name="Picture"/>
                     <pic:cNvPicPr>
                       <a:picLocks noChangeArrowheads="1" noChangeAspect="1"/>
                     </pic:cNvPicPr>
                   </pic:nvPicPr>
                   <pic:blipFill>
-                    <a:blip r:embed="rId66"/>
+                    <a:blip r:embed="rId67"/>
                     <a:stretch>
                       <a:fillRect/>
                     </a:stretch>
@@ -10164,7 +10142,7 @@
                   <pic:spPr bwMode="auto">
                     <a:xfrm>
                       <a:off x="0" y="0"/>
-                      <a:ext cx="5759999" cy="2585921"/>
+                      <a:ext cx="5759999" cy="3723963"/>
                     </a:xfrm>
                     <a:prstGeom prst="rect">
                       <a:avLst/>
@@ -10416,7 +10394,7 @@
         <w:pStyle w:val="Compact"/>
         <w:numPr>
           <w:ilvl w:val="0"/>
-          <w:numId w:val="1026"/>
+          <w:numId w:val="1014"/>
         </w:numPr>
       </w:pPr>
       <w:r>
@@ -10460,7 +10438,7 @@
         <w:pStyle w:val="Compact"/>
         <w:numPr>
           <w:ilvl w:val="0"/>
-          <w:numId w:val="1026"/>
+          <w:numId w:val="1014"/>
         </w:numPr>
       </w:pPr>
       <w:r>
@@ -10527,7 +10505,7 @@
         <w:pStyle w:val="Compact"/>
         <w:numPr>
           <w:ilvl w:val="0"/>
-          <w:numId w:val="1026"/>
+          <w:numId w:val="1014"/>
         </w:numPr>
       </w:pPr>
       <w:r>
@@ -10568,7 +10546,7 @@
         <w:t xml:space="preserve">çapraz kontrolü.</w:t>
       </w:r>
     </w:p>
-    <w:bookmarkStart w:id="69" w:name="X76acdb47dbdc0acd6ed24fa78fa3e51d321071d"/>
+    <w:bookmarkStart w:id="70" w:name="X76acdb47dbdc0acd6ed24fa78fa3e51d321071d"/>
     <w:p>
       <w:pPr>
         <w:pStyle w:val="Heading3"/>
@@ -11009,8 +10987,8 @@
         <w:t xml:space="preserve">olur.</w:t>
       </w:r>
     </w:p>
-    <w:bookmarkEnd w:id="69"/>
-    <w:bookmarkStart w:id="70" w:name="X1f5e93c73fe068fc244962a32ae7544e5c67202"/>
+    <w:bookmarkEnd w:id="70"/>
+    <w:bookmarkStart w:id="71" w:name="X1f5e93c73fe068fc244962a32ae7544e5c67202"/>
     <w:p>
       <w:pPr>
         <w:pStyle w:val="Heading3"/>
@@ -11088,7 +11066,18 @@
         <w:t xml:space="preserve"> </w:t>
       </w:r>
       <w:r>
-        <w:t xml:space="preserve">bir metin dosyasıdır (Hafta 1’de</w:t>
+        <w:t xml:space="preserve">bir metin dosyasıdır (</w:t>
+      </w:r>
+      <w:hyperlink r:id="rId20">
+        <w:r>
+          <w:rPr>
+            <w:rStyle w:val="Hyperlink"/>
+          </w:rPr>
+          <w:t xml:space="preserve">Hafta 1</w:t>
+        </w:r>
+      </w:hyperlink>
+      <w:r>
+        <w:t xml:space="preserve">’de</w:t>
       </w:r>
       <w:r>
         <w:t xml:space="preserve"> </w:t>
@@ -11863,17 +11852,17 @@
           <w:b/>
           <w:bCs/>
         </w:rPr>
-        <w:t xml:space="preserve">kütüphane fonksiyonunu</w:t>
-      </w:r>
-      <w:r>
-        <w:t xml:space="preserve"> </w:t>
-      </w:r>
-      <w:r>
-        <w:t xml:space="preserve">kancalamasıyla mümkündür, ki bu da tam olarak Bölüm 6’nın konusudur.</w:t>
-      </w:r>
-    </w:p>
-    <w:bookmarkEnd w:id="70"/>
-    <w:bookmarkStart w:id="71" w:name="Xba6855faa09e5c7e306a99ee173be44b54b5913"/>
+        <w:t xml:space="preserve">kütüphane fonksiyonuna</w:t>
+      </w:r>
+      <w:r>
+        <w:t xml:space="preserve"> </w:t>
+      </w:r>
+      <w:r>
+        <w:t xml:space="preserve">kanca takmasıyla (hooking) mümkündür, ki bu da tam olarak Bölüm 6’nın konusudur.</w:t>
+      </w:r>
+    </w:p>
+    <w:bookmarkEnd w:id="71"/>
+    <w:bookmarkStart w:id="72" w:name="Xba6855faa09e5c7e306a99ee173be44b54b5913"/>
     <w:p>
       <w:pPr>
         <w:pStyle w:val="Heading3"/>
@@ -12460,7 +12449,7 @@
         <w:pStyle w:val="Compact"/>
         <w:numPr>
           <w:ilvl w:val="0"/>
-          <w:numId w:val="1027"/>
+          <w:numId w:val="1015"/>
         </w:numPr>
       </w:pPr>
       <w:r>
@@ -12472,7 +12461,7 @@
         <w:pStyle w:val="Compact"/>
         <w:numPr>
           <w:ilvl w:val="0"/>
-          <w:numId w:val="1028"/>
+          <w:numId w:val="1016"/>
         </w:numPr>
       </w:pPr>
       <w:r>
@@ -12499,7 +12488,7 @@
         <w:pStyle w:val="Compact"/>
         <w:numPr>
           <w:ilvl w:val="0"/>
-          <w:numId w:val="1029"/>
+          <w:numId w:val="1017"/>
         </w:numPr>
       </w:pPr>
       <w:r>
@@ -12545,7 +12534,7 @@
         <w:pStyle w:val="Compact"/>
         <w:numPr>
           <w:ilvl w:val="0"/>
-          <w:numId w:val="1030"/>
+          <w:numId w:val="1018"/>
         </w:numPr>
       </w:pPr>
       <w:r>
@@ -12559,9 +12548,9 @@
         </w:pict>
       </w:r>
     </w:p>
-    <w:bookmarkEnd w:id="71"/>
     <w:bookmarkEnd w:id="72"/>
-    <w:bookmarkStart w:id="78" w:name="ortam-algılama-sanal-makine-ve-emülatör"/>
+    <w:bookmarkEnd w:id="73"/>
+    <w:bookmarkStart w:id="79" w:name="ortam-algılama-sanal-makine-ve-emülatör"/>
     <w:p>
       <w:pPr>
         <w:pStyle w:val="Heading2"/>
@@ -12597,7 +12586,58 @@
         <w:t xml:space="preserve"> </w:t>
       </w:r>
       <w:r>
-        <w:t xml:space="preserve">(sandbox) — çalıştırır. RASP bunu ortam ipuçlarından sezmeye çalışır.</w:t>
+        <w:t xml:space="preserve">(sandbox) — çalıştırır.</w:t>
+      </w:r>
+      <w:r>
+        <w:t xml:space="preserve"> </w:t>
+      </w:r>
+      <w:r>
+        <w:rPr>
+          <w:b/>
+          <w:bCs/>
+        </w:rPr>
+        <w:t xml:space="preserve">Emülatör</w:t>
+      </w:r>
+      <w:r>
+        <w:t xml:space="preserve">, bir cihazı yazılımla</w:t>
+      </w:r>
+      <w:r>
+        <w:t xml:space="preserve"> </w:t>
+      </w:r>
+      <w:r>
+        <w:rPr>
+          <w:b/>
+          <w:bCs/>
+        </w:rPr>
+        <w:t xml:space="preserve">taklit eden</w:t>
+      </w:r>
+      <w:r>
+        <w:t xml:space="preserve"> </w:t>
+      </w:r>
+      <w:r>
+        <w:t xml:space="preserve">ortamdır (Android emülatörü, QEMU);</w:t>
+      </w:r>
+      <w:r>
+        <w:t xml:space="preserve"> </w:t>
+      </w:r>
+      <w:r>
+        <w:rPr>
+          <w:b/>
+          <w:bCs/>
+        </w:rPr>
+        <w:t xml:space="preserve">sanal makine (VM)</w:t>
+      </w:r>
+      <w:r>
+        <w:t xml:space="preserve"> </w:t>
+      </w:r>
+      <w:r>
+        <w:t xml:space="preserve">ise gerçek donanımı soyutlayıp üzerinde başka bir işletim sistemi çalıştırır. Saldırgan</w:t>
+      </w:r>
+      <w:r>
+        <w:t xml:space="preserve"> </w:t>
+      </w:r>
+      <w:r>
+        <w:t xml:space="preserve">analizini gerçek cihaz yerine burada yapar, çünkü orada daha kolaydır. RASP bunu ortam ipuçlarından sezmeye çalışır.</w:t>
       </w:r>
     </w:p>
     <w:p>
@@ -12607,20 +12647,20 @@
       <w:r>
         <w:drawing>
           <wp:inline>
-            <wp:extent cx="5759999" cy="2470728"/>
+            <wp:extent cx="5759999" cy="2566179"/>
             <wp:effectExtent b="0" l="0" r="0" t="0"/>
-            <wp:docPr descr="Emülatör algılamada yanlış pozitif riski" title="" id="74" name="Picture"/>
+            <wp:docPr descr="Emülatör algılamada yanlış pozitif riski" title="" id="75" name="Picture"/>
             <a:graphic>
               <a:graphicData uri="http://schemas.openxmlformats.org/drawingml/2006/picture">
                 <pic:pic>
                   <pic:nvPicPr>
-                    <pic:cNvPr descr="h06-09-emulator.png" id="75" name="Picture"/>
+                    <pic:cNvPr descr="h06-09-emulator.png" id="76" name="Picture"/>
                     <pic:cNvPicPr>
                       <a:picLocks noChangeArrowheads="1" noChangeAspect="1"/>
                     </pic:cNvPicPr>
                   </pic:nvPicPr>
                   <pic:blipFill>
-                    <a:blip r:embed="rId73"/>
+                    <a:blip r:embed="rId74"/>
                     <a:stretch>
                       <a:fillRect/>
                     </a:stretch>
@@ -12628,7 +12668,7 @@
                   <pic:spPr bwMode="auto">
                     <a:xfrm>
                       <a:off x="0" y="0"/>
-                      <a:ext cx="5759999" cy="2470728"/>
+                      <a:ext cx="5759999" cy="2566179"/>
                     </a:xfrm>
                     <a:prstGeom prst="rect">
                       <a:avLst/>
@@ -12887,7 +12927,7 @@
         </w:tc>
       </w:tr>
     </w:tbl>
-    <w:bookmarkStart w:id="76" w:name="Xa854e67afdb1e792bd1ac6e36af38300657c9ab"/>
+    <w:bookmarkStart w:id="77" w:name="Xa854e67afdb1e792bd1ac6e36af38300657c9ab"/>
     <w:p>
       <w:pPr>
         <w:pStyle w:val="Heading3"/>
@@ -13307,8 +13347,8 @@
         <w:t xml:space="preserve">tipik IMEI/seri değerleri). Yine aynı ilke: sinyal, kanıt değil; kombinasyon ve sunucu tarafı denetim.</w:t>
       </w:r>
     </w:p>
-    <w:bookmarkEnd w:id="76"/>
-    <w:bookmarkStart w:id="77" w:name="X68906cacbb81b806297b738e313b57327bad12a"/>
+    <w:bookmarkEnd w:id="77"/>
+    <w:bookmarkStart w:id="78" w:name="X68906cacbb81b806297b738e313b57327bad12a"/>
     <w:p>
       <w:pPr>
         <w:pStyle w:val="Heading3"/>
@@ -14308,9 +14348,9 @@
         </w:pict>
       </w:r>
     </w:p>
-    <w:bookmarkEnd w:id="77"/>
     <w:bookmarkEnd w:id="78"/>
-    <w:bookmarkStart w:id="84" w:name="Xc268f82038273e279bcd3e10d6f560c068b59bb"/>
+    <w:bookmarkEnd w:id="79"/>
+    <w:bookmarkStart w:id="85" w:name="Xc268f82038273e279bcd3e10d6f560c068b59bb"/>
     <w:p>
       <w:pPr>
         <w:pStyle w:val="Heading2"/>
@@ -14334,7 +14374,7 @@
           <w:b/>
           <w:bCs/>
         </w:rPr>
-        <w:t xml:space="preserve">fonksiyon kancalama (hooking)</w:t>
+        <w:t xml:space="preserve">fonksiyonlara kanca takma (hooking)</w:t>
       </w:r>
       <w:r>
         <w:t xml:space="preserve"> </w:t>
@@ -14353,7 +14393,32 @@
         <w:t xml:space="preserve">dinamik enstrümantasyon</w:t>
       </w:r>
       <w:r>
-        <w:t xml:space="preserve">. Saldırgan</w:t>
+        <w:t xml:space="preserve">. Kanca</w:t>
+      </w:r>
+      <w:r>
+        <w:t xml:space="preserve"> </w:t>
+      </w:r>
+      <w:r>
+        <w:t xml:space="preserve">(hook), bir fonksiyonun çağrısını araya girip değiştirmektir; enstrümantasyon ise çalışan bir programa kod enjekte</w:t>
+      </w:r>
+      <w:r>
+        <w:t xml:space="preserve"> </w:t>
+      </w:r>
+      <w:r>
+        <w:t xml:space="preserve">edip davranışını izleme ya da değiştirme tekniğidir (bunun en yaygın aracı</w:t>
+      </w:r>
+      <w:r>
+        <w:t xml:space="preserve"> </w:t>
+      </w:r>
+      <w:r>
+        <w:rPr>
+          <w:b/>
+          <w:bCs/>
+        </w:rPr>
+        <w:t xml:space="preserve">Frida</w:t>
+      </w:r>
+      <w:r>
+        <w:t xml:space="preserve">’dır). Saldırgan</w:t>
       </w:r>
       <w:r>
         <w:t xml:space="preserve"> </w:t>
@@ -14418,7 +14483,7 @@
         <w:pStyle w:val="Compact"/>
         <w:numPr>
           <w:ilvl w:val="0"/>
-          <w:numId w:val="1031"/>
+          <w:numId w:val="1019"/>
         </w:numPr>
       </w:pPr>
       <w:r>
@@ -14459,7 +14524,7 @@
         <w:pStyle w:val="Compact"/>
         <w:numPr>
           <w:ilvl w:val="0"/>
-          <w:numId w:val="1031"/>
+          <w:numId w:val="1019"/>
         </w:numPr>
       </w:pPr>
       <w:r>
@@ -14510,7 +14575,7 @@
         <w:t xml:space="preserve"> </w:t>
       </w:r>
       <w:r>
-        <w:t xml:space="preserve">derlenmiş) kancalama yöntemleri olarak yaygınlaştı.</w:t>
+        <w:t xml:space="preserve">derlenmiş) kanca takma yöntemleri olarak yaygınlaştı.</w:t>
       </w:r>
     </w:p>
     <w:p>
@@ -14518,7 +14583,7 @@
         <w:pStyle w:val="Compact"/>
         <w:numPr>
           <w:ilvl w:val="0"/>
-          <w:numId w:val="1031"/>
+          <w:numId w:val="1019"/>
         </w:numPr>
       </w:pPr>
       <w:r>
@@ -14586,7 +14651,7 @@
         <w:pStyle w:val="Compact"/>
         <w:numPr>
           <w:ilvl w:val="0"/>
-          <w:numId w:val="1031"/>
+          <w:numId w:val="1019"/>
         </w:numPr>
       </w:pPr>
       <w:r>
@@ -14689,20 +14754,20 @@
       <w:r>
         <w:drawing>
           <wp:inline>
-            <wp:extent cx="5759999" cy="2281967"/>
+            <wp:extent cx="5759999" cy="3023696"/>
             <wp:effectExtent b="0" l="0" r="0" t="0"/>
-            <wp:docPr descr="Kanca algılama: prolog baytlarının denetimi" title="" id="80" name="Picture"/>
+            <wp:docPr descr="Kanca algılama: prolog baytlarının denetimi" title="" id="81" name="Picture"/>
             <a:graphic>
               <a:graphicData uri="http://schemas.openxmlformats.org/drawingml/2006/picture">
                 <pic:pic>
                   <pic:nvPicPr>
-                    <pic:cNvPr descr="h06-10-hook.png" id="81" name="Picture"/>
+                    <pic:cNvPr descr="h06-10-hook.png" id="82" name="Picture"/>
                     <pic:cNvPicPr>
                       <a:picLocks noChangeArrowheads="1" noChangeAspect="1"/>
                     </pic:cNvPicPr>
                   </pic:nvPicPr>
                   <pic:blipFill>
-                    <a:blip r:embed="rId79"/>
+                    <a:blip r:embed="rId80"/>
                     <a:stretch>
                       <a:fillRect/>
                     </a:stretch>
@@ -14710,7 +14775,7 @@
                   <pic:spPr bwMode="auto">
                     <a:xfrm>
                       <a:off x="0" y="0"/>
-                      <a:ext cx="5759999" cy="2281967"/>
+                      <a:ext cx="5759999" cy="3023696"/>
                     </a:xfrm>
                     <a:prstGeom prst="rect">
                       <a:avLst/>
@@ -14976,7 +15041,7 @@
         <w:pStyle w:val="Compact"/>
         <w:numPr>
           <w:ilvl w:val="0"/>
-          <w:numId w:val="1032"/>
+          <w:numId w:val="1020"/>
         </w:numPr>
       </w:pPr>
       <w:r>
@@ -15034,7 +15099,7 @@
         <w:pStyle w:val="Compact"/>
         <w:numPr>
           <w:ilvl w:val="0"/>
-          <w:numId w:val="1032"/>
+          <w:numId w:val="1020"/>
         </w:numPr>
       </w:pPr>
       <w:r>
@@ -15150,7 +15215,7 @@
         <w:pStyle w:val="Compact"/>
         <w:numPr>
           <w:ilvl w:val="0"/>
-          <w:numId w:val="1032"/>
+          <w:numId w:val="1020"/>
         </w:numPr>
       </w:pPr>
       <w:r>
@@ -15163,7 +15228,7 @@
         <w:t xml:space="preserve">’te beklenmeyen yürütülebilir bölgeler, bilinen çerçeve göstergeleri.</w:t>
       </w:r>
     </w:p>
-    <w:bookmarkStart w:id="82" w:name="X86f9447203841ebef2bb3e4b42143cae99e1803"/>
+    <w:bookmarkStart w:id="83" w:name="X86f9447203841ebef2bb3e4b42143cae99e1803"/>
     <w:p>
       <w:pPr>
         <w:pStyle w:val="Heading3"/>
@@ -15838,8 +15903,8 @@
         <w:t xml:space="preserve">dersidir.</w:t>
       </w:r>
     </w:p>
-    <w:bookmarkEnd w:id="82"/>
-    <w:bookmarkStart w:id="83" w:name="X8abf6ef525c2e969c0789e622049e9513542cea"/>
+    <w:bookmarkEnd w:id="83"/>
+    <w:bookmarkStart w:id="84" w:name="X8abf6ef525c2e969c0789e622049e9513542cea"/>
     <w:p>
       <w:pPr>
         <w:pStyle w:val="Heading3"/>
@@ -17075,9 +17140,9 @@
         </w:pict>
       </w:r>
     </w:p>
-    <w:bookmarkEnd w:id="83"/>
     <w:bookmarkEnd w:id="84"/>
-    <w:bookmarkStart w:id="94" w:name="Xfb9086626eb6c5af92e43aaab6b83836e8dbdf5"/>
+    <w:bookmarkEnd w:id="85"/>
+    <w:bookmarkStart w:id="98" w:name="Xfb9086626eb6c5af92e43aaab6b83836e8dbdf5"/>
     <w:p>
       <w:pPr>
         <w:pStyle w:val="Heading2"/>
@@ -17110,19 +17175,53 @@
         <w:t xml:space="preserve"> </w:t>
       </w:r>
       <w:r>
-        <w:t xml:space="preserve">verinin okunmasına ve değiştirilmesine karşı alınan önlemler. 1. haftada sırları bellekten silmeyi ve takasa düşmesini</w:t>
-      </w:r>
-      <w:r>
-        <w:t xml:space="preserve"> </w:t>
-      </w:r>
-      <w:r>
-        <w:t xml:space="preserve">önlemeyi, 3. haftada</w:t>
-      </w:r>
-      <w:r>
-        <w:t xml:space="preserve"> </w:t>
-      </w:r>
-      <w:r>
-        <w:t xml:space="preserve">“kullanımda veri”</w:t>
+        <w:t xml:space="preserve">verinin okunmasına ve değiştirilmesine karşı alınan önlemler.</w:t>
+      </w:r>
+      <w:r>
+        <w:t xml:space="preserve"> </w:t>
+      </w:r>
+      <w:hyperlink r:id="rId86">
+        <w:r>
+          <w:rPr>
+            <w:rStyle w:val="Hyperlink"/>
+          </w:rPr>
+          <w:t xml:space="preserve">1. haftada</w:t>
+        </w:r>
+      </w:hyperlink>
+      <w:r>
+        <w:t xml:space="preserve"> </w:t>
+      </w:r>
+      <w:r>
+        <w:t xml:space="preserve">sırları bellekten silmeyi ve takasa</w:t>
+      </w:r>
+      <w:r>
+        <w:t xml:space="preserve"> </w:t>
+      </w:r>
+      <w:r>
+        <w:t xml:space="preserve">düşmesini önlemeyi,</w:t>
+      </w:r>
+      <w:r>
+        <w:t xml:space="preserve"> </w:t>
+      </w:r>
+      <w:hyperlink r:id="rId87">
+        <w:r>
+          <w:rPr>
+            <w:rStyle w:val="Hyperlink"/>
+          </w:rPr>
+          <w:t xml:space="preserve">3. haftada</w:t>
+        </w:r>
+      </w:hyperlink>
+      <w:r>
+        <w:t xml:space="preserve"> </w:t>
+      </w:r>
+      <w:r>
+        <w:t xml:space="preserve">“kullanımda</w:t>
+      </w:r>
+      <w:r>
+        <w:t xml:space="preserve"> </w:t>
+      </w:r>
+      <w:r>
+        <w:t xml:space="preserve">veri”</w:t>
       </w:r>
       <w:r>
         <w:t xml:space="preserve"> </w:t>
@@ -17176,20 +17275,20 @@
       <w:r>
         <w:drawing>
           <wp:inline>
-            <wp:extent cx="5759999" cy="2766688"/>
+            <wp:extent cx="5759999" cy="4258271"/>
             <wp:effectExtent b="0" l="0" r="0" t="0"/>
-            <wp:docPr descr="Dinamik bellek korumasının katmanları" title="" id="86" name="Picture"/>
+            <wp:docPr descr="Dinamik bellek korumasının katmanları" title="" id="89" name="Picture"/>
             <a:graphic>
               <a:graphicData uri="http://schemas.openxmlformats.org/drawingml/2006/picture">
                 <pic:pic>
                   <pic:nvPicPr>
-                    <pic:cNvPr descr="h06-13-bellek-koruma-katmanlari.png" id="87" name="Picture"/>
+                    <pic:cNvPr descr="h06-13-bellek-koruma-katmanlari.png" id="90" name="Picture"/>
                     <pic:cNvPicPr>
                       <a:picLocks noChangeArrowheads="1" noChangeAspect="1"/>
                     </pic:cNvPicPr>
                   </pic:nvPicPr>
                   <pic:blipFill>
-                    <a:blip r:embed="rId85"/>
+                    <a:blip r:embed="rId88"/>
                     <a:stretch>
                       <a:fillRect/>
                     </a:stretch>
@@ -17197,7 +17296,7 @@
                   <pic:spPr bwMode="auto">
                     <a:xfrm>
                       <a:off x="0" y="0"/>
-                      <a:ext cx="5759999" cy="2766688"/>
+                      <a:ext cx="5759999" cy="4258271"/>
                     </a:xfrm>
                     <a:prstGeom prst="rect">
                       <a:avLst/>
@@ -17216,7 +17315,7 @@
         </w:drawing>
       </w:r>
     </w:p>
-    <w:bookmarkStart w:id="88" w:name="saldırgan-bellekle-ne-yapar"/>
+    <w:bookmarkStart w:id="91" w:name="saldırgan-bellekle-ne-yapar"/>
     <w:p>
       <w:pPr>
         <w:pStyle w:val="Heading3"/>
@@ -17441,8 +17540,8 @@
         <w:t xml:space="preserve">bölümlerdeki hata ayıklayıcı ve kanca algılamayla birlikte düşünülür.</w:t>
       </w:r>
     </w:p>
-    <w:bookmarkEnd w:id="88"/>
-    <w:bookmarkStart w:id="89" w:name="önlem-1-bellekte-az-kısa-ve-dağınık-tut"/>
+    <w:bookmarkEnd w:id="91"/>
+    <w:bookmarkStart w:id="92" w:name="önlem-1-bellekte-az-kısa-ve-dağınık-tut"/>
     <w:p>
       <w:pPr>
         <w:pStyle w:val="Heading3"/>
@@ -17477,7 +17576,7 @@
         <w:pStyle w:val="Compact"/>
         <w:numPr>
           <w:ilvl w:val="0"/>
-          <w:numId w:val="1033"/>
+          <w:numId w:val="1021"/>
         </w:numPr>
       </w:pPr>
       <w:r>
@@ -17505,7 +17604,7 @@
         <w:pStyle w:val="Compact"/>
         <w:numPr>
           <w:ilvl w:val="0"/>
-          <w:numId w:val="1033"/>
+          <w:numId w:val="1021"/>
         </w:numPr>
       </w:pPr>
       <w:r>
@@ -17533,7 +17632,7 @@
         <w:pStyle w:val="Compact"/>
         <w:numPr>
           <w:ilvl w:val="0"/>
-          <w:numId w:val="1033"/>
+          <w:numId w:val="1021"/>
         </w:numPr>
       </w:pPr>
       <w:r>
@@ -17573,7 +17672,7 @@
         <w:pStyle w:val="Compact"/>
         <w:numPr>
           <w:ilvl w:val="0"/>
-          <w:numId w:val="1033"/>
+          <w:numId w:val="1021"/>
         </w:numPr>
       </w:pPr>
       <w:r>
@@ -17587,7 +17686,18 @@
         <w:t xml:space="preserve"> </w:t>
       </w:r>
       <w:r>
-        <w:t xml:space="preserve">Whitebox kriptografide anahtar hiçbir anda açık halde bellekte bulunmaz (11. hafta). Sahadaki</w:t>
+        <w:t xml:space="preserve">Whitebox kriptografide anahtar hiçbir anda açık halde bellekte bulunmaz (</w:t>
+      </w:r>
+      <w:hyperlink r:id="rId41">
+        <w:r>
+          <w:rPr>
+            <w:rStyle w:val="Hyperlink"/>
+          </w:rPr>
+          <w:t xml:space="preserve">11. hafta</w:t>
+        </w:r>
+      </w:hyperlink>
+      <w:r>
+        <w:t xml:space="preserve">). Sahadaki</w:t>
       </w:r>
       <w:r>
         <w:t xml:space="preserve"> </w:t>
@@ -17596,8 +17706,8 @@
         <w:t xml:space="preserve">kabuk matrisinde ödeme sırasında native tarafta kalan tek kabuk budur (3. hafta).</w:t>
       </w:r>
     </w:p>
-    <w:bookmarkEnd w:id="89"/>
-    <w:bookmarkStart w:id="90" w:name="Xd0b03073afd5f3671ddb7d0872c482aa2746d68"/>
+    <w:bookmarkEnd w:id="92"/>
+    <w:bookmarkStart w:id="93" w:name="Xd0b03073afd5f3671ddb7d0872c482aa2746d68"/>
     <w:p>
       <w:pPr>
         <w:pStyle w:val="Heading3"/>
@@ -18383,8 +18493,8 @@
         <w:t xml:space="preserve">Bölüm 8’deki kök göstergesiyle birlikte değerlendirilmelidir.</w:t>
       </w:r>
     </w:p>
-    <w:bookmarkEnd w:id="90"/>
-    <w:bookmarkStart w:id="91" w:name="önlem-3-değiştirilen-veriyi-fark-et"/>
+    <w:bookmarkEnd w:id="93"/>
+    <w:bookmarkStart w:id="95" w:name="önlem-3-değiştirilen-veriyi-fark-et"/>
     <w:p>
       <w:pPr>
         <w:pStyle w:val="Heading3"/>
@@ -19129,8 +19239,19 @@
         <w:t xml:space="preserve"> </w:t>
       </w:r>
       <w:r>
-        <w:t xml:space="preserve">değiştirmek için maskeyi ve özet anahtarını da bulması gerekir; bu da işin maliyetini artırır. Aynı fikir, 5. haftadaki</w:t>
-      </w:r>
+        <w:t xml:space="preserve">değiştirmek için maskeyi ve özet anahtarını da bulması gerekir; bu da işin maliyetini artırır. Aynı fikir,</w:t>
+      </w:r>
+      <w:r>
+        <w:t xml:space="preserve"> </w:t>
+      </w:r>
+      <w:hyperlink r:id="rId47">
+        <w:r>
+          <w:rPr>
+            <w:rStyle w:val="Hyperlink"/>
+          </w:rPr>
+          <w:t xml:space="preserve">5. haftadaki</w:t>
+        </w:r>
+      </w:hyperlink>
       <w:r>
         <w:t xml:space="preserve"> </w:t>
       </w:r>
@@ -19151,17 +19272,28 @@
         <w:t xml:space="preserve"> </w:t>
       </w:r>
       <w:r>
-        <w:t xml:space="preserve">saklanmasında ve 2. haftadaki kurcalamaya dayanıklı günlükte</w:t>
-      </w:r>
-      <w:r>
-        <w:t xml:space="preserve"> </w:t>
-      </w:r>
-      <w:r>
-        <w:t xml:space="preserve">de vardır.</w:t>
-      </w:r>
-    </w:p>
-    <w:bookmarkEnd w:id="91"/>
-    <w:bookmarkStart w:id="92" w:name="X5f7ee1ba0bc55c91d08e46a6fcdd3732c52a73b"/>
+        <w:t xml:space="preserve">saklanmasında ve</w:t>
+      </w:r>
+      <w:r>
+        <w:t xml:space="preserve"> </w:t>
+      </w:r>
+      <w:hyperlink r:id="rId94">
+        <w:r>
+          <w:rPr>
+            <w:rStyle w:val="Hyperlink"/>
+          </w:rPr>
+          <w:t xml:space="preserve">2. haftadaki</w:t>
+        </w:r>
+      </w:hyperlink>
+      <w:r>
+        <w:t xml:space="preserve"> </w:t>
+      </w:r>
+      <w:r>
+        <w:t xml:space="preserve">kurcalamaya dayanıklı günlükte de vardır.</w:t>
+      </w:r>
+    </w:p>
+    <w:bookmarkEnd w:id="95"/>
+    <w:bookmarkStart w:id="96" w:name="X5f7ee1ba0bc55c91d08e46a6fcdd3732c52a73b"/>
     <w:p>
       <w:pPr>
         <w:pStyle w:val="Heading3"/>
@@ -19832,8 +19964,8 @@
         <w:t xml:space="preserve">bütünlük denetiminin kapsamına alınır.</w:t>
       </w:r>
     </w:p>
-    <w:bookmarkEnd w:id="92"/>
-    <w:bookmarkStart w:id="93" w:name="önlem-4-izlendiğini-fark-et"/>
+    <w:bookmarkEnd w:id="96"/>
+    <w:bookmarkStart w:id="97" w:name="önlem-4-izlendiğini-fark-et"/>
     <w:p>
       <w:pPr>
         <w:pStyle w:val="Heading3"/>
@@ -19867,7 +19999,7 @@
         <w:pStyle w:val="Compact"/>
         <w:numPr>
           <w:ilvl w:val="0"/>
-          <w:numId w:val="1034"/>
+          <w:numId w:val="1022"/>
         </w:numPr>
       </w:pPr>
       <w:r>
@@ -19895,7 +20027,7 @@
         <w:pStyle w:val="Compact"/>
         <w:numPr>
           <w:ilvl w:val="0"/>
-          <w:numId w:val="1034"/>
+          <w:numId w:val="1022"/>
         </w:numPr>
       </w:pPr>
       <w:r>
@@ -19917,7 +20049,7 @@
         <w:pStyle w:val="Compact"/>
         <w:numPr>
           <w:ilvl w:val="0"/>
-          <w:numId w:val="1034"/>
+          <w:numId w:val="1022"/>
         </w:numPr>
       </w:pPr>
       <w:r>
@@ -20027,9 +20159,9 @@
         </w:pict>
       </w:r>
     </w:p>
-    <w:bookmarkEnd w:id="93"/>
-    <w:bookmarkEnd w:id="94"/>
-    <w:bookmarkStart w:id="104" w:name="Xa8060624ff13efdb3ccbae944aae678302849af"/>
+    <w:bookmarkEnd w:id="97"/>
+    <w:bookmarkEnd w:id="98"/>
+    <w:bookmarkStart w:id="109" w:name="Xa8060624ff13efdb3ccbae944aae678302849af"/>
     <w:p>
       <w:pPr>
         <w:pStyle w:val="Heading2"/>
@@ -20045,20 +20177,20 @@
       <w:r>
         <w:drawing>
           <wp:inline>
-            <wp:extent cx="5759999" cy="2283460"/>
+            <wp:extent cx="5759999" cy="2014615"/>
             <wp:effectExtent b="0" l="0" r="0" t="0"/>
-            <wp:docPr descr="Kök göstergesinden derecelendirilmiş tepkiye" title="" id="96" name="Picture"/>
+            <wp:docPr descr="Kök göstergesinden derecelendirilmiş tepkiye" title="" id="100" name="Picture"/>
             <a:graphic>
               <a:graphicData uri="http://schemas.openxmlformats.org/drawingml/2006/picture">
                 <pic:pic>
                   <pic:nvPicPr>
-                    <pic:cNvPr descr="h06-14-kok-gosterge-karar.png" id="97" name="Picture"/>
+                    <pic:cNvPr descr="h06-14-kok-gosterge-karar.png" id="101" name="Picture"/>
                     <pic:cNvPicPr>
                       <a:picLocks noChangeArrowheads="1" noChangeAspect="1"/>
                     </pic:cNvPicPr>
                   </pic:nvPicPr>
                   <pic:blipFill>
-                    <a:blip r:embed="rId95"/>
+                    <a:blip r:embed="rId99"/>
                     <a:stretch>
                       <a:fillRect/>
                     </a:stretch>
@@ -20066,7 +20198,7 @@
                   <pic:spPr bwMode="auto">
                     <a:xfrm>
                       <a:off x="0" y="0"/>
-                      <a:ext cx="5759999" cy="2283460"/>
+                      <a:ext cx="5759999" cy="2014615"/>
                     </a:xfrm>
                     <a:prstGeom prst="rect">
                       <a:avLst/>
@@ -20085,7 +20217,7 @@
         </w:drawing>
       </w:r>
     </w:p>
-    <w:bookmarkStart w:id="98" w:name="kök-root-ayrıcalıklı-ortam-göstergesi"/>
+    <w:bookmarkStart w:id="102" w:name="kök-root-ayrıcalıklı-ortam-göstergesi"/>
     <w:p>
       <w:pPr>
         <w:pStyle w:val="Heading3"/>
@@ -20099,13 +20231,42 @@
         <w:pStyle w:val="FirstParagraph"/>
       </w:pPr>
       <w:r>
-        <w:t xml:space="preserve">Root’lu (ya da jailbreak’li) bir cihazda uygulamanın güvenlik varsayımları çöker: her süreç belleği okuyabilir, dosya</w:t>
-      </w:r>
-      <w:r>
-        <w:t xml:space="preserve"> </w:t>
-      </w:r>
-      <w:r>
-        <w:t xml:space="preserve">sistemi korumaları aşılır. RASP root göstergelerine bakar (Katalog K4/K5):</w:t>
+        <w:rPr>
+          <w:b/>
+          <w:bCs/>
+        </w:rPr>
+        <w:t xml:space="preserve">Kök (root)</w:t>
+      </w:r>
+      <w:r>
+        <w:t xml:space="preserve">, bir cihaz üzerinde normalde kısıtlı olan tam yetkidir;</w:t>
+      </w:r>
+      <w:r>
+        <w:t xml:space="preserve"> </w:t>
+      </w:r>
+      <w:r>
+        <w:rPr>
+          <w:b/>
+          <w:bCs/>
+        </w:rPr>
+        <w:t xml:space="preserve">jailbreak</w:t>
+      </w:r>
+      <w:r>
+        <w:t xml:space="preserve"> </w:t>
+      </w:r>
+      <w:r>
+        <w:t xml:space="preserve">aynı yetkiyi iOS gibi kapalı</w:t>
+      </w:r>
+      <w:r>
+        <w:t xml:space="preserve"> </w:t>
+      </w:r>
+      <w:r>
+        <w:t xml:space="preserve">sistemlerde zorla açmanın adıdır. Root’lu (ya da jailbreak’li) bir cihazda uygulamanın güvenlik varsayımları çöker:</w:t>
+      </w:r>
+      <w:r>
+        <w:t xml:space="preserve"> </w:t>
+      </w:r>
+      <w:r>
+        <w:t xml:space="preserve">her süreç belleği okuyabilir, dosya sistemi korumaları aşılır. RASP root göstergelerine bakar (Katalog K4/K5):</w:t>
       </w:r>
       <w:r>
         <w:t xml:space="preserve"> </w:t>
@@ -20460,8 +20621,8 @@
         <w:t xml:space="preserve">karar vermek yerine Bölüm 8.1.1’deki risk skoruna eklenmelidir.</w:t>
       </w:r>
     </w:p>
-    <w:bookmarkEnd w:id="98"/>
-    <w:bookmarkStart w:id="99" w:name="Xa4c1c47a20f2d3b1732f4199b6349f30fd33758"/>
+    <w:bookmarkEnd w:id="102"/>
+    <w:bookmarkStart w:id="103" w:name="Xa4c1c47a20f2d3b1732f4199b6349f30fd33758"/>
     <w:p>
       <w:pPr>
         <w:pStyle w:val="Heading3"/>
@@ -20745,8 +20906,8 @@
         <w:t xml:space="preserve">güvenmemek.</w:t>
       </w:r>
     </w:p>
-    <w:bookmarkEnd w:id="99"/>
-    <w:bookmarkStart w:id="100" w:name="Xa046a7fa655ec36be1f19e80a7d4bf5df3e6c02"/>
+    <w:bookmarkEnd w:id="103"/>
+    <w:bookmarkStart w:id="104" w:name="Xa046a7fa655ec36be1f19e80a7d4bf5df3e6c02"/>
     <w:p>
       <w:pPr>
         <w:pStyle w:val="Heading3"/>
@@ -21192,8 +21353,8 @@
         <w:t xml:space="preserve">tutarlıları kabul et) düşün.</w:t>
       </w:r>
     </w:p>
-    <w:bookmarkEnd w:id="100"/>
-    <w:bookmarkStart w:id="101" w:name="X2fdce367518b1fb6f43e539e2b019e2de1242de"/>
+    <w:bookmarkEnd w:id="104"/>
+    <w:bookmarkStart w:id="105" w:name="X2fdce367518b1fb6f43e539e2b019e2de1242de"/>
     <w:p>
       <w:pPr>
         <w:pStyle w:val="Heading3"/>
@@ -21272,8 +21433,8 @@
         <w:t xml:space="preserve">hâlidir (Katalog K2/K3/K6).</w:t>
       </w:r>
     </w:p>
-    <w:bookmarkEnd w:id="101"/>
-    <w:bookmarkStart w:id="102" w:name="X0e2e12bbde150a1fbda36bc13211b892fd8cacc"/>
+    <w:bookmarkEnd w:id="105"/>
+    <w:bookmarkStart w:id="107" w:name="X0e2e12bbde150a1fbda36bc13211b892fd8cacc"/>
     <w:p>
       <w:pPr>
         <w:pStyle w:val="Heading3"/>
@@ -21457,7 +21618,24 @@
         <w:t xml:space="preserve"> </w:t>
       </w:r>
       <w:r>
-        <w:t xml:space="preserve">imza kullanır (bkz. Hafta 3’teki dijital imza): doğrulayanın imzalama</w:t>
+        <w:t xml:space="preserve">imza kullanır (bkz.</w:t>
+      </w:r>
+      <w:r>
+        <w:t xml:space="preserve"> </w:t>
+      </w:r>
+      <w:hyperlink r:id="rId27">
+        <w:r>
+          <w:rPr>
+            <w:rStyle w:val="Hyperlink"/>
+          </w:rPr>
+          <w:t xml:space="preserve">Hafta 3’teki</w:t>
+        </w:r>
+      </w:hyperlink>
+      <w:r>
+        <w:t xml:space="preserve"> </w:t>
+      </w:r>
+      <w:r>
+        <w:t xml:space="preserve">dijital imza): doğrulayanın imzalama</w:t>
       </w:r>
       <w:r>
         <w:t xml:space="preserve"> </w:t>
@@ -21512,15 +21690,25 @@
       <w:r>
         <w:t xml:space="preserve"> </w:t>
       </w:r>
-      <w:r>
-        <w:rPr>
-          <w:b/>
-          <w:bCs/>
-        </w:rPr>
-        <w:t xml:space="preserve">Hafta 10</w:t>
-      </w:r>
-      <w:r>
-        <w:t xml:space="preserve">’da işleyeceğiz. İlke aynı: yüklemeden önce</w:t>
+      <w:hyperlink r:id="rId106">
+        <w:r>
+          <w:rPr>
+            <w:rStyle w:val="Hyperlink"/>
+          </w:rPr>
+          <w:t xml:space="preserve">Hafta 10’da</w:t>
+        </w:r>
+      </w:hyperlink>
+      <w:r>
+        <w:t xml:space="preserve"> </w:t>
+      </w:r>
+      <w:r>
+        <w:t xml:space="preserve">işleyeceğiz.</w:t>
+      </w:r>
+      <w:r>
+        <w:t xml:space="preserve"> </w:t>
+      </w:r>
+      <w:r>
+        <w:t xml:space="preserve">İlke aynı: yüklemeden önce</w:t>
       </w:r>
       <w:r>
         <w:t xml:space="preserve"> </w:t>
@@ -21539,8 +21727,8 @@
         <w:t xml:space="preserve">doğrulaması.</w:t>
       </w:r>
     </w:p>
-    <w:bookmarkEnd w:id="102"/>
-    <w:bookmarkStart w:id="103" w:name="X37d1f34e21e5c92117ad894750eb783f10d5b75"/>
+    <w:bookmarkEnd w:id="107"/>
+    <w:bookmarkStart w:id="108" w:name="X37d1f34e21e5c92117ad894750eb783f10d5b75"/>
     <w:p>
       <w:pPr>
         <w:pStyle w:val="Heading3"/>
@@ -22052,9 +22240,9 @@
         </w:pict>
       </w:r>
     </w:p>
-    <w:bookmarkEnd w:id="103"/>
-    <w:bookmarkEnd w:id="104"/>
-    <w:bookmarkStart w:id="110" w:name="X1845e91933a5232a404bcbdc773941025ec6654"/>
+    <w:bookmarkEnd w:id="108"/>
+    <w:bookmarkEnd w:id="109"/>
+    <w:bookmarkStart w:id="115" w:name="X1845e91933a5232a404bcbdc773941025ec6654"/>
     <w:p>
       <w:pPr>
         <w:pStyle w:val="Heading2"/>
@@ -22261,20 +22449,20 @@
       <w:r>
         <w:drawing>
           <wp:inline>
-            <wp:extent cx="5759999" cy="2283460"/>
+            <wp:extent cx="5759999" cy="2984953"/>
             <wp:effectExtent b="0" l="0" r="0" t="0"/>
-            <wp:docPr descr="Kontrol akışı sayacı ile denetim atlamanın yakalanması" title="" id="106" name="Picture"/>
+            <wp:docPr descr="Kontrol akışı sayacı ile denetim atlamanın yakalanması" title="" id="111" name="Picture"/>
             <a:graphic>
               <a:graphicData uri="http://schemas.openxmlformats.org/drawingml/2006/picture">
                 <pic:pic>
                   <pic:nvPicPr>
-                    <pic:cNvPr descr="h06-04-akis-sayaci.png" id="107" name="Picture"/>
+                    <pic:cNvPr descr="h06-04-akis-sayaci.png" id="112" name="Picture"/>
                     <pic:cNvPicPr>
                       <a:picLocks noChangeArrowheads="1" noChangeAspect="1"/>
                     </pic:cNvPicPr>
                   </pic:nvPicPr>
                   <pic:blipFill>
-                    <a:blip r:embed="rId105"/>
+                    <a:blip r:embed="rId110"/>
                     <a:stretch>
                       <a:fillRect/>
                     </a:stretch>
@@ -22282,7 +22470,7 @@
                   <pic:spPr bwMode="auto">
                     <a:xfrm>
                       <a:off x="0" y="0"/>
-                      <a:ext cx="5759999" cy="2283460"/>
+                      <a:ext cx="5759999" cy="2984953"/>
                     </a:xfrm>
                     <a:prstGeom prst="rect">
                       <a:avLst/>
@@ -22362,7 +22550,7 @@
         <w:t xml:space="preserve">yaması işe yaramaz.</w:t>
       </w:r>
     </w:p>
-    <w:bookmarkStart w:id="108" w:name="Xedc44c65def3f658f42c15fcc15f3f724256413"/>
+    <w:bookmarkStart w:id="113" w:name="Xedc44c65def3f658f42c15fcc15f3f724256413"/>
     <w:p>
       <w:pPr>
         <w:pStyle w:val="Heading3"/>
@@ -22986,8 +23174,8 @@
         <w:t xml:space="preserve">değiştiremez.</w:t>
       </w:r>
     </w:p>
-    <w:bookmarkEnd w:id="108"/>
-    <w:bookmarkStart w:id="109" w:name="X1dc48bea11d8a3288687964710cdab834ddca88"/>
+    <w:bookmarkEnd w:id="113"/>
+    <w:bookmarkStart w:id="114" w:name="X1dc48bea11d8a3288687964710cdab834ddca88"/>
     <w:p>
       <w:pPr>
         <w:pStyle w:val="Heading3"/>
@@ -24569,7 +24757,7 @@
         <w:pStyle w:val="Compact"/>
         <w:numPr>
           <w:ilvl w:val="0"/>
-          <w:numId w:val="1035"/>
+          <w:numId w:val="1023"/>
         </w:numPr>
       </w:pPr>
       <w:r>
@@ -24593,7 +24781,7 @@
         <w:pStyle w:val="Compact"/>
         <w:numPr>
           <w:ilvl w:val="0"/>
-          <w:numId w:val="1036"/>
+          <w:numId w:val="1024"/>
         </w:numPr>
       </w:pPr>
       <w:r>
@@ -24621,7 +24809,7 @@
         <w:pStyle w:val="Compact"/>
         <w:numPr>
           <w:ilvl w:val="0"/>
-          <w:numId w:val="1037"/>
+          <w:numId w:val="1025"/>
         </w:numPr>
       </w:pPr>
       <w:r>
@@ -24633,7 +24821,7 @@
         <w:pStyle w:val="Compact"/>
         <w:numPr>
           <w:ilvl w:val="0"/>
-          <w:numId w:val="1038"/>
+          <w:numId w:val="1026"/>
         </w:numPr>
       </w:pPr>
       <w:r>
@@ -24663,9 +24851,9 @@
         </w:pict>
       </w:r>
     </w:p>
-    <w:bookmarkEnd w:id="109"/>
-    <w:bookmarkEnd w:id="110"/>
-    <w:bookmarkStart w:id="123" w:name="X08c29de2a3b7de15bb78a4729d18809acf4747e"/>
+    <w:bookmarkEnd w:id="114"/>
+    <w:bookmarkEnd w:id="115"/>
+    <w:bookmarkStart w:id="128" w:name="X08c29de2a3b7de15bb78a4729d18809acf4747e"/>
     <w:p>
       <w:pPr>
         <w:pStyle w:val="Heading2"/>
@@ -24749,20 +24937,20 @@
       <w:r>
         <w:drawing>
           <wp:inline>
-            <wp:extent cx="5759999" cy="2283460"/>
+            <wp:extent cx="5759999" cy="1944751"/>
             <wp:effectExtent b="0" l="0" r="0" t="0"/>
-            <wp:docPr descr="Cihaz bağlama ile kopyalamanın engellenmesi" title="" id="112" name="Picture"/>
+            <wp:docPr descr="Cihaz bağlama ile kopyalamanın engellenmesi" title="" id="117" name="Picture"/>
             <a:graphic>
               <a:graphicData uri="http://schemas.openxmlformats.org/drawingml/2006/picture">
                 <pic:pic>
                   <pic:nvPicPr>
-                    <pic:cNvPr descr="h06-12-cihaz-baglama.png" id="113" name="Picture"/>
+                    <pic:cNvPr descr="h06-12-cihaz-baglama.png" id="118" name="Picture"/>
                     <pic:cNvPicPr>
                       <a:picLocks noChangeArrowheads="1" noChangeAspect="1"/>
                     </pic:cNvPicPr>
                   </pic:nvPicPr>
                   <pic:blipFill>
-                    <a:blip r:embed="rId111"/>
+                    <a:blip r:embed="rId116"/>
                     <a:stretch>
                       <a:fillRect/>
                     </a:stretch>
@@ -24770,7 +24958,7 @@
                   <pic:spPr bwMode="auto">
                     <a:xfrm>
                       <a:off x="0" y="0"/>
-                      <a:ext cx="5759999" cy="2283460"/>
+                      <a:ext cx="5759999" cy="1944751"/>
                     </a:xfrm>
                     <a:prstGeom prst="rect">
                       <a:avLst/>
@@ -24796,20 +24984,20 @@
       <w:r>
         <w:drawing>
           <wp:inline>
-            <wp:extent cx="5759999" cy="2585921"/>
+            <wp:extent cx="5759999" cy="3723963"/>
             <wp:effectExtent b="0" l="0" r="0" t="0"/>
-            <wp:docPr descr="Tepki politikası seçenekleri" title="" id="115" name="Picture"/>
+            <wp:docPr descr="Tepki politikası seçenekleri" title="" id="120" name="Picture"/>
             <a:graphic>
               <a:graphicData uri="http://schemas.openxmlformats.org/drawingml/2006/picture">
                 <pic:pic>
                   <pic:nvPicPr>
-                    <pic:cNvPr descr="h06-11-tepki.png" id="116" name="Picture"/>
+                    <pic:cNvPr descr="h06-11-tepki.png" id="121" name="Picture"/>
                     <pic:cNvPicPr>
                       <a:picLocks noChangeArrowheads="1" noChangeAspect="1"/>
                     </pic:cNvPicPr>
                   </pic:nvPicPr>
                   <pic:blipFill>
-                    <a:blip r:embed="rId114"/>
+                    <a:blip r:embed="rId119"/>
                     <a:stretch>
                       <a:fillRect/>
                     </a:stretch>
@@ -24817,7 +25005,7 @@
                   <pic:spPr bwMode="auto">
                     <a:xfrm>
                       <a:off x="0" y="0"/>
-                      <a:ext cx="5759999" cy="2585921"/>
+                      <a:ext cx="5759999" cy="3723963"/>
                     </a:xfrm>
                     <a:prstGeom prst="rect">
                       <a:avLst/>
@@ -25145,13 +25333,24 @@
         <w:t xml:space="preserve"> </w:t>
       </w:r>
       <w:r>
-        <w:t xml:space="preserve">(Hafta 3 Demo 9’un en iç kabuğu) burada RASP’in bir parçası olur: değerli sır, cihaz parmak izinden ve</w:t>
-      </w:r>
-      <w:r>
-        <w:t xml:space="preserve"> </w:t>
-      </w:r>
-      <w:r>
-        <w:t xml:space="preserve">sürüm dizesinden</w:t>
+        <w:t xml:space="preserve">(</w:t>
+      </w:r>
+      <w:hyperlink r:id="rId29">
+        <w:r>
+          <w:rPr>
+            <w:rStyle w:val="Hyperlink"/>
+          </w:rPr>
+          <w:t xml:space="preserve">Hafta 3, §13.1</w:t>
+        </w:r>
+      </w:hyperlink>
+      <w:r>
+        <w:t xml:space="preserve">’in, Demo 9’un en iç kabuğu) burada</w:t>
+      </w:r>
+      <w:r>
+        <w:t xml:space="preserve"> </w:t>
+      </w:r>
+      <w:r>
+        <w:t xml:space="preserve">RASP’in bir parçası olur: değerli sır, cihaz parmak izinden ve sürüm dizesinden</w:t>
       </w:r>
       <w:r>
         <w:t xml:space="preserve"> </w:t>
@@ -25167,13 +25366,13 @@
         <w:t xml:space="preserve"> </w:t>
       </w:r>
       <w:r>
-        <w:t xml:space="preserve">ile türetilen bir anahtarla sarılır. Telefon klonlansa, dosyalar başka cihaza kopyalansa bile</w:t>
-      </w:r>
-      <w:r>
-        <w:t xml:space="preserve"> </w:t>
-      </w:r>
-      <w:r>
-        <w:t xml:space="preserve">anahtar farklı çıkar ve sır</w:t>
+        <w:t xml:space="preserve">ile türetilen bir anahtarla</w:t>
+      </w:r>
+      <w:r>
+        <w:t xml:space="preserve"> </w:t>
+      </w:r>
+      <w:r>
+        <w:t xml:space="preserve">sarılır. Telefon klonlansa, dosyalar başka cihaza kopyalansa bile anahtar farklı çıkar ve sır</w:t>
       </w:r>
       <w:r>
         <w:t xml:space="preserve"> </w:t>
@@ -25189,7 +25388,7 @@
         <w:t xml:space="preserve">.</w:t>
       </w:r>
     </w:p>
-    <w:bookmarkStart w:id="117" w:name="X16de65045afffbd21c3c390d192c50e38b3b25a"/>
+    <w:bookmarkStart w:id="122" w:name="X16de65045afffbd21c3c390d192c50e38b3b25a"/>
     <w:p>
       <w:pPr>
         <w:pStyle w:val="Heading3"/>
@@ -25243,8 +25442,19 @@
         <w:t xml:space="preserve">kripto_hkdf_sha256</w:t>
       </w:r>
       <w:r>
-        <w:t xml:space="preserve">, Hafta 3’te</w:t>
-      </w:r>
+        <w:t xml:space="preserve">,</w:t>
+      </w:r>
+      <w:r>
+        <w:t xml:space="preserve"> </w:t>
+      </w:r>
+      <w:hyperlink r:id="rId28">
+        <w:r>
+          <w:rPr>
+            <w:rStyle w:val="Hyperlink"/>
+          </w:rPr>
+          <w:t xml:space="preserve">Hafta 3’te</w:t>
+        </w:r>
+      </w:hyperlink>
       <w:r>
         <w:t xml:space="preserve"> </w:t>
       </w:r>
@@ -26239,8 +26449,8 @@
         <w:t xml:space="preserve">, dosyalar başka cihaza kopyalansa bile.</w:t>
       </w:r>
     </w:p>
-    <w:bookmarkEnd w:id="117"/>
-    <w:bookmarkStart w:id="118" w:name="X307b23ce5990af5b28a9f6806acb179bdc4083e"/>
+    <w:bookmarkEnd w:id="122"/>
+    <w:bookmarkStart w:id="123" w:name="X307b23ce5990af5b28a9f6806acb179bdc4083e"/>
     <w:p>
       <w:pPr>
         <w:pStyle w:val="Heading3"/>
@@ -26510,8 +26720,8 @@
         <w:t xml:space="preserve">birleşmiş hâlidir.</w:t>
       </w:r>
     </w:p>
-    <w:bookmarkEnd w:id="118"/>
-    <w:bookmarkStart w:id="122" w:name="Xcececfa48f31db9953d7d2c8abb26a03eda80d5"/>
+    <w:bookmarkEnd w:id="123"/>
+    <w:bookmarkStart w:id="127" w:name="Xcececfa48f31db9953d7d2c8abb26a03eda80d5"/>
     <w:p>
       <w:pPr>
         <w:pStyle w:val="Heading3"/>
@@ -27074,20 +27284,20 @@
       <w:r>
         <w:drawing>
           <wp:inline>
-            <wp:extent cx="5759999" cy="2377094"/>
+            <wp:extent cx="5759999" cy="2529146"/>
             <wp:effectExtent b="0" l="0" r="0" t="0"/>
-            <wp:docPr descr="RASP motorunun her kritik işlemdeki karar akışı" title="" id="120" name="Picture"/>
+            <wp:docPr descr="RASP motorunun her kritik işlemdeki karar akışı" title="" id="125" name="Picture"/>
             <a:graphic>
               <a:graphicData uri="http://schemas.openxmlformats.org/drawingml/2006/picture">
                 <pic:pic>
                   <pic:nvPicPr>
-                    <pic:cNvPr descr="h06-05-rasp-motoru.png" id="121" name="Picture"/>
+                    <pic:cNvPr descr="h06-05-rasp-motoru.png" id="126" name="Picture"/>
                     <pic:cNvPicPr>
                       <a:picLocks noChangeArrowheads="1" noChangeAspect="1"/>
                     </pic:cNvPicPr>
                   </pic:nvPicPr>
                   <pic:blipFill>
-                    <a:blip r:embed="rId119"/>
+                    <a:blip r:embed="rId124"/>
                     <a:stretch>
                       <a:fillRect/>
                     </a:stretch>
@@ -27095,7 +27305,7 @@
                   <pic:spPr bwMode="auto">
                     <a:xfrm>
                       <a:off x="0" y="0"/>
-                      <a:ext cx="5759999" cy="2377094"/>
+                      <a:ext cx="5759999" cy="2529146"/>
                     </a:xfrm>
                     <a:prstGeom prst="rect">
                       <a:avLst/>
@@ -27315,9 +27525,9 @@
         </w:pict>
       </w:r>
     </w:p>
-    <w:bookmarkEnd w:id="122"/>
-    <w:bookmarkEnd w:id="123"/>
-    <w:bookmarkStart w:id="127" w:name="raspin-sınırları-ve-etik"/>
+    <w:bookmarkEnd w:id="127"/>
+    <w:bookmarkEnd w:id="128"/>
+    <w:bookmarkStart w:id="132" w:name="raspin-sınırları-ve-etik"/>
     <w:p>
       <w:pPr>
         <w:pStyle w:val="Heading2"/>
@@ -27333,20 +27543,20 @@
       <w:r>
         <w:drawing>
           <wp:inline>
-            <wp:extent cx="5759999" cy="2574688"/>
+            <wp:extent cx="5759999" cy="2447006"/>
             <wp:effectExtent b="0" l="0" r="0" t="0"/>
-            <wp:docPr descr="RASP ne vaat eder, ne etmez" title="" id="125" name="Picture"/>
+            <wp:docPr descr="RASP ne vaat eder, ne etmez" title="" id="130" name="Picture"/>
             <a:graphic>
               <a:graphicData uri="http://schemas.openxmlformats.org/drawingml/2006/picture">
                 <pic:pic>
                   <pic:nvPicPr>
-                    <pic:cNvPr descr="h06-15-rasp-sinirlari.png" id="126" name="Picture"/>
+                    <pic:cNvPr descr="h06-15-rasp-sinirlari.png" id="131" name="Picture"/>
                     <pic:cNvPicPr>
                       <a:picLocks noChangeArrowheads="1" noChangeAspect="1"/>
                     </pic:cNvPicPr>
                   </pic:nvPicPr>
                   <pic:blipFill>
-                    <a:blip r:embed="rId124"/>
+                    <a:blip r:embed="rId129"/>
                     <a:stretch>
                       <a:fillRect/>
                     </a:stretch>
@@ -27354,7 +27564,7 @@
                   <pic:spPr bwMode="auto">
                     <a:xfrm>
                       <a:off x="0" y="0"/>
-                      <a:ext cx="5759999" cy="2574688"/>
+                      <a:ext cx="5759999" cy="2447006"/>
                     </a:xfrm>
                     <a:prstGeom prst="rect">
                       <a:avLst/>
@@ -27625,7 +27835,21 @@
         <w:t xml:space="preserve"> </w:t>
       </w:r>
       <w:r>
-        <w:t xml:space="preserve">ölçekleyin: her fonksiyona değil, kritik işlemlere (ödeme, anahtar kullanımı) koyun. Bu, Hafta 1’deki</w:t>
+        <w:t xml:space="preserve">ölçekleyin: her fonksiyona değil, kritik işlemlere (ödeme, anahtar kullanımı) koyun. Bu,</w:t>
+      </w:r>
+      <w:r>
+        <w:t xml:space="preserve"> </w:t>
+      </w:r>
+      <w:hyperlink r:id="rId20">
+        <w:r>
+          <w:rPr>
+            <w:rStyle w:val="Hyperlink"/>
+          </w:rPr>
+          <w:t xml:space="preserve">Hafta 1</w:t>
+        </w:r>
+      </w:hyperlink>
+      <w:r>
+        <w:t xml:space="preserve">’deki</w:t>
       </w:r>
       <w:r>
         <w:t xml:space="preserve"> </w:t>
@@ -27719,8 +27943,8 @@
         </w:pict>
       </w:r>
     </w:p>
-    <w:bookmarkEnd w:id="127"/>
-    <w:bookmarkStart w:id="128" w:name="dönem-projesi-bu-hafta"/>
+    <w:bookmarkEnd w:id="132"/>
+    <w:bookmarkStart w:id="135" w:name="dönem-projesi-bu-hafta"/>
     <w:p>
       <w:pPr>
         <w:pStyle w:val="Heading2"/>
@@ -27772,7 +27996,18 @@
         <w:t xml:space="preserve"> </w:t>
       </w:r>
       <w:r>
-        <w:t xml:space="preserve">(Hafta 7) ve</w:t>
+        <w:t xml:space="preserve">(</w:t>
+      </w:r>
+      <w:hyperlink r:id="rId133">
+        <w:r>
+          <w:rPr>
+            <w:rStyle w:val="Hyperlink"/>
+          </w:rPr>
+          <w:t xml:space="preserve">Hafta 7</w:t>
+        </w:r>
+      </w:hyperlink>
+      <w:r>
+        <w:t xml:space="preserve">) ve</w:t>
       </w:r>
       <w:r>
         <w:t xml:space="preserve"> </w:t>
@@ -27788,7 +28023,18 @@
         <w:t xml:space="preserve"> </w:t>
       </w:r>
       <w:r>
-        <w:t xml:space="preserve">(Hafta 8, 1–6. haftalar) doğrudan konusudur;</w:t>
+        <w:t xml:space="preserve">(</w:t>
+      </w:r>
+      <w:hyperlink r:id="rId134">
+        <w:r>
+          <w:rPr>
+            <w:rStyle w:val="Hyperlink"/>
+          </w:rPr>
+          <w:t xml:space="preserve">Hafta 8</w:t>
+        </w:r>
+      </w:hyperlink>
+      <w:r>
+        <w:t xml:space="preserve">, 1–6. haftalar) doğrudan konusudur;</w:t>
       </w:r>
       <w:r>
         <w:t xml:space="preserve"> </w:t>
@@ -27845,7 +28091,7 @@
         <w:pStyle w:val="Compact"/>
         <w:numPr>
           <w:ilvl w:val="0"/>
-          <w:numId w:val="1039"/>
+          <w:numId w:val="1027"/>
         </w:numPr>
       </w:pPr>
       <w:r>
@@ -27905,7 +28151,7 @@
         <w:pStyle w:val="Compact"/>
         <w:numPr>
           <w:ilvl w:val="0"/>
-          <w:numId w:val="1040"/>
+          <w:numId w:val="1028"/>
         </w:numPr>
       </w:pPr>
       <w:r>
@@ -28571,8 +28817,8 @@
         </w:pict>
       </w:r>
     </w:p>
-    <w:bookmarkEnd w:id="128"/>
-    <w:bookmarkStart w:id="129" w:name="sınıf-etkinlikleri"/>
+    <w:bookmarkEnd w:id="135"/>
+    <w:bookmarkStart w:id="136" w:name="sınıf-etkinlikleri"/>
     <w:p>
       <w:pPr>
         <w:pStyle w:val="Heading2"/>
@@ -28868,8 +29114,8 @@
         </w:pict>
       </w:r>
     </w:p>
-    <w:bookmarkEnd w:id="129"/>
-    <w:bookmarkStart w:id="130" w:name="kod-okuma-alıştırmaları"/>
+    <w:bookmarkEnd w:id="136"/>
+    <w:bookmarkStart w:id="137" w:name="kod-okuma-alıştırmaları"/>
     <w:p>
       <w:pPr>
         <w:pStyle w:val="Heading2"/>
@@ -29859,8 +30105,8 @@
         </w:pict>
       </w:r>
     </w:p>
-    <w:bookmarkEnd w:id="130"/>
-    <w:bookmarkStart w:id="131" w:name="kendi-başına-çalış"/>
+    <w:bookmarkEnd w:id="137"/>
+    <w:bookmarkStart w:id="138" w:name="kendi-başına-çalış"/>
     <w:p>
       <w:pPr>
         <w:pStyle w:val="Heading2"/>
@@ -30453,8 +30699,8 @@
         </w:pict>
       </w:r>
     </w:p>
-    <w:bookmarkEnd w:id="131"/>
-    <w:bookmarkStart w:id="132" w:name="kendini-sınama"/>
+    <w:bookmarkEnd w:id="138"/>
+    <w:bookmarkStart w:id="139" w:name="kendini-sınama"/>
     <w:p>
       <w:pPr>
         <w:pStyle w:val="Heading2"/>
@@ -30573,7 +30819,18 @@
         <w:t xml:space="preserve"> </w:t>
       </w:r>
       <w:r>
-        <w:t xml:space="preserve">hata ayıklayıcı bağlayabilir. Beyaz kutu (Hafta 11) ile aynı varsayım.</w:t>
+        <w:t xml:space="preserve">hata ayıklayıcı bağlayabilir. Beyaz kutu (</w:t>
+      </w:r>
+      <w:hyperlink r:id="rId41">
+        <w:r>
+          <w:rPr>
+            <w:rStyle w:val="Hyperlink"/>
+          </w:rPr>
+          <w:t xml:space="preserve">Hafta 11</w:t>
+        </w:r>
+      </w:hyperlink>
+      <w:r>
+        <w:t xml:space="preserve">) ile aynı varsayım.</w:t>
       </w:r>
     </w:p>
     <w:p>
@@ -30991,7 +31248,24 @@
         <w:t xml:space="preserve"> </w:t>
       </w:r>
       <w:r>
-        <w:t xml:space="preserve">kurulur; Hafta 3 güvenlik kabuğunun en iç katmanı.</w:t>
+        <w:t xml:space="preserve">kurulur;</w:t>
+      </w:r>
+      <w:r>
+        <w:t xml:space="preserve"> </w:t>
+      </w:r>
+      <w:hyperlink r:id="rId21">
+        <w:r>
+          <w:rPr>
+            <w:rStyle w:val="Hyperlink"/>
+          </w:rPr>
+          <w:t xml:space="preserve">Hafta 3</w:t>
+        </w:r>
+      </w:hyperlink>
+      <w:r>
+        <w:t xml:space="preserve"> </w:t>
+      </w:r>
+      <w:r>
+        <w:t xml:space="preserve">güvenlik kabuğunun en iç katmanı.</w:t>
       </w:r>
     </w:p>
     <w:p>
@@ -31801,8 +32075,8 @@
         </w:pict>
       </w:r>
     </w:p>
-    <w:bookmarkEnd w:id="132"/>
-    <w:bookmarkStart w:id="133" w:name="quiz-1-tarzı-örnek-sorular"/>
+    <w:bookmarkEnd w:id="139"/>
+    <w:bookmarkStart w:id="140" w:name="quiz-1-tarzı-örnek-sorular"/>
     <w:p>
       <w:pPr>
         <w:pStyle w:val="Heading2"/>
@@ -31828,7 +32102,7 @@
         <w:pStyle w:val="Compact"/>
         <w:numPr>
           <w:ilvl w:val="0"/>
-          <w:numId w:val="1041"/>
+          <w:numId w:val="1029"/>
         </w:numPr>
       </w:pPr>
       <w:r>
@@ -31856,7 +32130,7 @@
         <w:pStyle w:val="Compact"/>
         <w:numPr>
           <w:ilvl w:val="1"/>
-          <w:numId w:val="1042"/>
+          <w:numId w:val="1030"/>
         </w:numPr>
       </w:pPr>
       <w:r>
@@ -31884,7 +32158,7 @@
         <w:pStyle w:val="Compact"/>
         <w:numPr>
           <w:ilvl w:val="0"/>
-          <w:numId w:val="1041"/>
+          <w:numId w:val="1029"/>
         </w:numPr>
       </w:pPr>
       <w:r>
@@ -31930,7 +32204,7 @@
         <w:pStyle w:val="Compact"/>
         <w:numPr>
           <w:ilvl w:val="0"/>
-          <w:numId w:val="1041"/>
+          <w:numId w:val="1029"/>
         </w:numPr>
       </w:pPr>
       <w:r>
@@ -31975,7 +32249,7 @@
         <w:pStyle w:val="Compact"/>
         <w:numPr>
           <w:ilvl w:val="0"/>
-          <w:numId w:val="1041"/>
+          <w:numId w:val="1029"/>
         </w:numPr>
       </w:pPr>
       <w:r>
@@ -32047,7 +32321,7 @@
         <w:pStyle w:val="Compact"/>
         <w:numPr>
           <w:ilvl w:val="0"/>
-          <w:numId w:val="1041"/>
+          <w:numId w:val="1029"/>
         </w:numPr>
       </w:pPr>
       <w:r>
@@ -32065,7 +32339,7 @@
         <w:pStyle w:val="Compact"/>
         <w:numPr>
           <w:ilvl w:val="0"/>
-          <w:numId w:val="1041"/>
+          <w:numId w:val="1029"/>
         </w:numPr>
       </w:pPr>
       <w:r>
@@ -32111,7 +32385,7 @@
         <w:pStyle w:val="Compact"/>
         <w:numPr>
           <w:ilvl w:val="0"/>
-          <w:numId w:val="1041"/>
+          <w:numId w:val="1029"/>
         </w:numPr>
       </w:pPr>
       <w:r>
@@ -32148,7 +32422,7 @@
         <w:pStyle w:val="Compact"/>
         <w:numPr>
           <w:ilvl w:val="0"/>
-          <w:numId w:val="1041"/>
+          <w:numId w:val="1029"/>
         </w:numPr>
       </w:pPr>
       <w:r>
@@ -32216,8 +32490,8 @@
         </w:pict>
       </w:r>
     </w:p>
-    <w:bookmarkEnd w:id="133"/>
-    <w:bookmarkStart w:id="134" w:name="kaynaklar-ve-ileri-okuma"/>
+    <w:bookmarkEnd w:id="140"/>
+    <w:bookmarkStart w:id="142" w:name="kaynaklar-ve-ileri-okuma"/>
     <w:p>
       <w:pPr>
         <w:pStyle w:val="Heading2"/>
@@ -32262,7 +32536,7 @@
         <w:pStyle w:val="Compact"/>
         <w:numPr>
           <w:ilvl w:val="0"/>
-          <w:numId w:val="1043"/>
+          <w:numId w:val="1031"/>
         </w:numPr>
       </w:pPr>
       <w:r>
@@ -32274,7 +32548,7 @@
         <w:pStyle w:val="Compact"/>
         <w:numPr>
           <w:ilvl w:val="0"/>
-          <w:numId w:val="1043"/>
+          <w:numId w:val="1031"/>
         </w:numPr>
       </w:pPr>
       <w:r>
@@ -32286,11 +32560,25 @@
         <w:pStyle w:val="Compact"/>
         <w:numPr>
           <w:ilvl w:val="0"/>
-          <w:numId w:val="1043"/>
+          <w:numId w:val="1031"/>
         </w:numPr>
       </w:pPr>
       <w:r>
-        <w:t xml:space="preserve">Bölüm 12 (Anti-Tampering) genel olarak bu haftanın ve Hafta 9’un çekirdeğidir.</w:t>
+        <w:t xml:space="preserve">Bölüm 12 (Anti-Tampering) genel olarak bu haftanın ve</w:t>
+      </w:r>
+      <w:r>
+        <w:t xml:space="preserve"> </w:t>
+      </w:r>
+      <w:hyperlink r:id="rId141">
+        <w:r>
+          <w:rPr>
+            <w:rStyle w:val="Hyperlink"/>
+          </w:rPr>
+          <w:t xml:space="preserve">Hafta 9</w:t>
+        </w:r>
+      </w:hyperlink>
+      <w:r>
+        <w:t xml:space="preserve">’un çekirdeğidir.</w:t>
       </w:r>
     </w:p>
     <w:p>
@@ -32310,7 +32598,7 @@
         <w:pStyle w:val="Compact"/>
         <w:numPr>
           <w:ilvl w:val="0"/>
-          <w:numId w:val="1044"/>
+          <w:numId w:val="1032"/>
         </w:numPr>
       </w:pPr>
       <w:r>
@@ -32322,7 +32610,7 @@
         <w:pStyle w:val="Compact"/>
         <w:numPr>
           <w:ilvl w:val="0"/>
-          <w:numId w:val="1044"/>
+          <w:numId w:val="1032"/>
         </w:numPr>
       </w:pPr>
       <w:r>
@@ -32334,7 +32622,7 @@
         <w:pStyle w:val="Compact"/>
         <w:numPr>
           <w:ilvl w:val="0"/>
-          <w:numId w:val="1044"/>
+          <w:numId w:val="1032"/>
         </w:numPr>
       </w:pPr>
       <w:r>
@@ -32346,7 +32634,7 @@
         <w:pStyle w:val="Compact"/>
         <w:numPr>
           <w:ilvl w:val="0"/>
-          <w:numId w:val="1044"/>
+          <w:numId w:val="1032"/>
         </w:numPr>
       </w:pPr>
       <w:r>
@@ -32539,7 +32827,7 @@
               <w:pStyle w:val="Compact"/>
             </w:pPr>
             <w:r>
-              <w:t xml:space="preserve">Öz özetleme</w:t>
+              <w:t xml:space="preserve">Kendi kodunun özetini denetleme</w:t>
             </w:r>
           </w:p>
         </w:tc>
@@ -32729,7 +33017,7 @@
               <w:pStyle w:val="Compact"/>
             </w:pPr>
             <w:r>
-              <w:t xml:space="preserve">Kancalama</w:t>
+              <w:t xml:space="preserve">Kanca takma</w:t>
             </w:r>
           </w:p>
         </w:tc>
@@ -32869,7 +33157,7 @@
               <w:pStyle w:val="Compact"/>
             </w:pPr>
             <w:r>
-              <w:t xml:space="preserve">Doğrulama tanıklığı</w:t>
+              <w:t xml:space="preserve">Platform doğrulaması</w:t>
             </w:r>
           </w:p>
         </w:tc>
@@ -33079,7 +33367,7 @@
               <w:pStyle w:val="Compact"/>
             </w:pPr>
             <w:r>
-              <w:t xml:space="preserve">Kapalı kalma</w:t>
+              <w:t xml:space="preserve">Hata durumunda reddetme</w:t>
             </w:r>
           </w:p>
         </w:tc>
@@ -33433,8 +33721,127 @@
         </w:tc>
       </w:tr>
     </w:tbl>
-    <w:bookmarkEnd w:id="134"/>
-    <w:bookmarkEnd w:id="135"/>
+    <w:p>
+      <w:pPr>
+        <w:pStyle w:val="BlockText"/>
+      </w:pPr>
+      <w:r>
+        <w:rPr>
+          <w:b/>
+          <w:bCs/>
+        </w:rPr>
+        <w:t xml:space="preserve">Bir sonraki hafta</w:t>
+      </w:r>
+    </w:p>
+    <w:p>
+      <w:pPr>
+        <w:pStyle w:val="BlockText"/>
+      </w:pPr>
+      <w:hyperlink r:id="rId133">
+        <w:r>
+          <w:rPr>
+            <w:rStyle w:val="Hyperlink"/>
+            <w:b/>
+            <w:bCs/>
+          </w:rPr>
+          <w:t xml:space="preserve">7. hafta</w:t>
+        </w:r>
+      </w:hyperlink>
+      <w:r>
+        <w:rPr>
+          <w:b/>
+          <w:bCs/>
+        </w:rPr>
+        <w:t xml:space="preserve"> </w:t>
+      </w:r>
+      <w:r>
+        <w:rPr>
+          <w:b/>
+          <w:bCs/>
+        </w:rPr>
+        <w:t xml:space="preserve">— Ara proje gösterimleri.</w:t>
+      </w:r>
+      <w:r>
+        <w:t xml:space="preserve"> </w:t>
+      </w:r>
+      <w:r>
+        <w:t xml:space="preserve">Bu haftaki RASP kontrollerinizi (bütünlük denetimi, hata ayıklayıcı/ortam/kanca</w:t>
+      </w:r>
+      <w:r>
+        <w:t xml:space="preserve"> </w:t>
+      </w:r>
+      <w:r>
+        <w:t xml:space="preserve">algılama, kontrol akışı sayacı, tepki politikası) projenizde canlı göstereceksiniz.</w:t>
+      </w:r>
+      <w:r>
+        <w:t xml:space="preserve"> </w:t>
+      </w:r>
+      <w:hyperlink r:id="rId134">
+        <w:r>
+          <w:rPr>
+            <w:rStyle w:val="Hyperlink"/>
+            <w:b/>
+            <w:bCs/>
+          </w:rPr>
+          <w:t xml:space="preserve">8. hafta</w:t>
+        </w:r>
+      </w:hyperlink>
+      <w:r>
+        <w:t xml:space="preserve">, 1–6. haftaları</w:t>
+      </w:r>
+      <w:r>
+        <w:t xml:space="preserve"> </w:t>
+      </w:r>
+      <w:r>
+        <w:t xml:space="preserve">kapsayan</w:t>
+      </w:r>
+      <w:r>
+        <w:t xml:space="preserve"> </w:t>
+      </w:r>
+      <w:r>
+        <w:rPr>
+          <w:b/>
+          <w:bCs/>
+        </w:rPr>
+        <w:t xml:space="preserve">Quiz-1</w:t>
+      </w:r>
+      <w:r>
+        <w:t xml:space="preserve">’dir. Ardından</w:t>
+      </w:r>
+      <w:r>
+        <w:t xml:space="preserve"> </w:t>
+      </w:r>
+      <w:r>
+        <w:rPr>
+          <w:b/>
+          <w:bCs/>
+        </w:rPr>
+        <w:t xml:space="preserve">9. hafta — Gelişmiş gizleme ve çeşitlendirme</w:t>
+      </w:r>
+      <w:r>
+        <w:t xml:space="preserve">, bu haftanın hata ayıklayıcı/ortam</w:t>
+      </w:r>
+      <w:r>
+        <w:t xml:space="preserve"> </w:t>
+      </w:r>
+      <w:r>
+        <w:t xml:space="preserve">algılama ve</w:t>
+      </w:r>
+      <w:r>
+        <w:t xml:space="preserve"> </w:t>
+      </w:r>
+      <w:r>
+        <w:t xml:space="preserve">“gizleme/caydırma kırılmazlık değildir”</w:t>
+      </w:r>
+      <w:r>
+        <w:t xml:space="preserve"> </w:t>
+      </w:r>
+      <w:r>
+        <w:t xml:space="preserve">fikirlerini kod gizleme tarafında derinleştirerek sürer.</w:t>
+      </w:r>
+    </w:p>
+    <w:bookmarkEnd w:id="142"/>
+    <w:bookmarkEnd w:id="143"/>
     <w:sectPr>
       <w:headerReference r:id="rId9" w:type="default"/>
       <w:footerReference r:id="rId10" w:type="default"/>
@@ -34044,42 +34451,6 @@
     <w:abstractNumId w:val="991"/>
   </w:num>
   <w:num w:numId="1005">
-    <w:abstractNumId w:val="991"/>
-  </w:num>
-  <w:num w:numId="1006">
-    <w:abstractNumId w:val="991"/>
-  </w:num>
-  <w:num w:numId="1007">
-    <w:abstractNumId w:val="991"/>
-  </w:num>
-  <w:num w:numId="1008">
-    <w:abstractNumId w:val="991"/>
-  </w:num>
-  <w:num w:numId="1009">
-    <w:abstractNumId w:val="991"/>
-  </w:num>
-  <w:num w:numId="1010">
-    <w:abstractNumId w:val="991"/>
-  </w:num>
-  <w:num w:numId="1011">
-    <w:abstractNumId w:val="991"/>
-  </w:num>
-  <w:num w:numId="1012">
-    <w:abstractNumId w:val="991"/>
-  </w:num>
-  <w:num w:numId="1013">
-    <w:abstractNumId w:val="991"/>
-  </w:num>
-  <w:num w:numId="1014">
-    <w:abstractNumId w:val="991"/>
-  </w:num>
-  <w:num w:numId="1015">
-    <w:abstractNumId w:val="991"/>
-  </w:num>
-  <w:num w:numId="1016">
-    <w:abstractNumId w:val="991"/>
-  </w:num>
-  <w:num w:numId="1017">
     <w:abstractNumId w:val="99411"/>
     <w:lvlOverride w:ilvl="0">
       <w:startOverride w:val="1"/>
@@ -34109,13 +34480,13 @@
       <w:startOverride w:val="1"/>
     </w:lvlOverride>
   </w:num>
-  <w:num w:numId="1018">
+  <w:num w:numId="1006">
     <w:abstractNumId w:val="991"/>
   </w:num>
-  <w:num w:numId="1019">
+  <w:num w:numId="1007">
     <w:abstractNumId w:val="991"/>
   </w:num>
-  <w:num w:numId="1020">
+  <w:num w:numId="1008">
     <w:abstractNumId w:val="99411"/>
     <w:lvlOverride w:ilvl="0">
       <w:startOverride w:val="1"/>
@@ -34145,43 +34516,43 @@
       <w:startOverride w:val="1"/>
     </w:lvlOverride>
   </w:num>
-  <w:num w:numId="1021">
+  <w:num w:numId="1009">
     <w:abstractNumId w:val="992"/>
   </w:num>
-  <w:num w:numId="1022">
+  <w:num w:numId="1010">
     <w:abstractNumId w:val="992"/>
   </w:num>
-  <w:num w:numId="1023">
+  <w:num w:numId="1011">
     <w:abstractNumId w:val="992"/>
   </w:num>
-  <w:num w:numId="1024">
+  <w:num w:numId="1012">
     <w:abstractNumId w:val="992"/>
   </w:num>
-  <w:num w:numId="1025">
+  <w:num w:numId="1013">
     <w:abstractNumId w:val="992"/>
   </w:num>
-  <w:num w:numId="1026">
+  <w:num w:numId="1014">
     <w:abstractNumId w:val="991"/>
   </w:num>
-  <w:num w:numId="1027">
+  <w:num w:numId="1015">
     <w:abstractNumId w:val="992"/>
   </w:num>
-  <w:num w:numId="1028">
+  <w:num w:numId="1016">
     <w:abstractNumId w:val="992"/>
   </w:num>
-  <w:num w:numId="1029">
+  <w:num w:numId="1017">
     <w:abstractNumId w:val="992"/>
   </w:num>
-  <w:num w:numId="1030">
+  <w:num w:numId="1018">
     <w:abstractNumId w:val="992"/>
   </w:num>
-  <w:num w:numId="1031">
+  <w:num w:numId="1019">
     <w:abstractNumId w:val="991"/>
   </w:num>
-  <w:num w:numId="1032">
+  <w:num w:numId="1020">
     <w:abstractNumId w:val="991"/>
   </w:num>
-  <w:num w:numId="1033">
+  <w:num w:numId="1021">
     <w:abstractNumId w:val="99411"/>
     <w:lvlOverride w:ilvl="0">
       <w:startOverride w:val="1"/>
@@ -34211,28 +34582,28 @@
       <w:startOverride w:val="1"/>
     </w:lvlOverride>
   </w:num>
-  <w:num w:numId="1034">
+  <w:num w:numId="1022">
     <w:abstractNumId w:val="991"/>
   </w:num>
-  <w:num w:numId="1035">
+  <w:num w:numId="1023">
     <w:abstractNumId w:val="992"/>
   </w:num>
-  <w:num w:numId="1036">
+  <w:num w:numId="1024">
     <w:abstractNumId w:val="992"/>
   </w:num>
-  <w:num w:numId="1037">
+  <w:num w:numId="1025">
     <w:abstractNumId w:val="992"/>
   </w:num>
-  <w:num w:numId="1038">
+  <w:num w:numId="1026">
     <w:abstractNumId w:val="992"/>
   </w:num>
-  <w:num w:numId="1039">
+  <w:num w:numId="1027">
     <w:abstractNumId w:val="992"/>
   </w:num>
-  <w:num w:numId="1040">
+  <w:num w:numId="1028">
     <w:abstractNumId w:val="992"/>
   </w:num>
-  <w:num w:numId="1041">
+  <w:num w:numId="1029">
     <w:abstractNumId w:val="99411"/>
     <w:lvlOverride w:ilvl="0">
       <w:startOverride w:val="1"/>
@@ -34262,7 +34633,7 @@
       <w:startOverride w:val="1"/>
     </w:lvlOverride>
   </w:num>
-  <w:num w:numId="1042">
+  <w:num w:numId="1030">
     <w:abstractNumId w:val="99721"/>
     <w:lvlOverride w:ilvl="0">
       <w:startOverride w:val="1"/>
@@ -34292,10 +34663,10 @@
       <w:startOverride w:val="1"/>
     </w:lvlOverride>
   </w:num>
-  <w:num w:numId="1043">
+  <w:num w:numId="1031">
     <w:abstractNumId w:val="991"/>
   </w:num>
-  <w:num w:numId="1044">
+  <w:num w:numId="1032">
     <w:abstractNumId w:val="991"/>
   </w:num>
 </w:numbering>
